--- a/docs/中国古生物学会网站系统-需求交付说明（客户版）.docx
+++ b/docs/中国古生物学会网站系统-需求交付说明（客户版）.docx
@@ -4,64 +4,48 @@
   <w:body>
     <w:p>
       <w:pPr>
-        <w:pStyle w:val="3"/>
+        <w:pStyle w:val="4"/>
         <w:rPr>
+          <w:rFonts w:hint="eastAsia" w:ascii="宋体" w:hAnsi="宋体" w:eastAsia="宋体" w:cs="宋体"/>
           <w:color w:val="auto"/>
+          <w:sz w:val="24"/>
+          <w:szCs w:val="24"/>
         </w:rPr>
       </w:pPr>
       <w:r>
         <w:rPr>
-          <w:rFonts w:ascii="微软雅黑" w:hAnsi="微软雅黑" w:eastAsia="微软雅黑"/>
+          <w:rFonts w:hint="eastAsia" w:ascii="宋体" w:hAnsi="宋体" w:eastAsia="宋体" w:cs="宋体"/>
           <w:color w:val="auto"/>
+          <w:sz w:val="24"/>
+          <w:szCs w:val="24"/>
+          <w:lang w:val="en-US" w:eastAsia="zh-CN"/>
         </w:rPr>
-        <w:t>一、本次交付概览</w:t>
+        <w:t>一、</w:t>
+      </w:r>
+      <w:r>
+        <w:rPr>
+          <w:rFonts w:hint="eastAsia" w:ascii="宋体" w:hAnsi="宋体" w:eastAsia="宋体" w:cs="宋体"/>
+          <w:color w:val="auto"/>
+          <w:sz w:val="24"/>
+          <w:szCs w:val="24"/>
+        </w:rPr>
+        <w:t>新增需求清单</w:t>
       </w:r>
       <w:bookmarkStart w:id="0" w:name="_GoBack"/>
       <w:bookmarkEnd w:id="0"/>
     </w:p>
-    <w:p>
-      <w:pPr>
-        <w:rPr>
-          <w:color w:val="auto"/>
-        </w:rPr>
-      </w:pPr>
-      <w:r>
-        <w:rPr>
-          <w:rFonts w:ascii="微软雅黑" w:hAnsi="微软雅黑" w:eastAsia="微软雅黑"/>
-          <w:b w:val="0"/>
-          <w:color w:val="auto"/>
-          <w:sz w:val="21"/>
-        </w:rPr>
-        <w:t>本次共完成客户提出的 5 项新增需求及 4 项演示流程 Bug 修复，全部在演示原型中实现并验证通过。</w:t>
-      </w:r>
-    </w:p>
-    <w:p>
-      <w:pPr>
-        <w:pStyle w:val="4"/>
-        <w:rPr>
-          <w:color w:val="auto"/>
-        </w:rPr>
-      </w:pPr>
-      <w:r>
-        <w:rPr>
-          <w:rFonts w:ascii="微软雅黑" w:hAnsi="微软雅黑" w:eastAsia="微软雅黑"/>
-          <w:color w:val="auto"/>
-        </w:rPr>
-        <w:t>新增需求清单</w:t>
-      </w:r>
-    </w:p>
     <w:tbl>
       <w:tblPr>
         <w:tblStyle w:val="49"/>
-        <w:tblW w:w="0" w:type="auto"/>
+        <w:tblW w:w="9405" w:type="dxa"/>
         <w:jc w:val="center"/>
         <w:tblBorders>
-          <w:top w:val="single" w:color="4F81BD" w:themeColor="accent1" w:sz="8" w:space="0"/>
-          <w:left w:val="single" w:color="4F81BD" w:themeColor="accent1" w:sz="8" w:space="0"/>
-          <w:bottom w:val="single" w:color="4F81BD" w:themeColor="accent1" w:sz="8" w:space="0"/>
-          <w:right w:val="single" w:color="4F81BD" w:themeColor="accent1" w:sz="8" w:space="0"/>
-          <w:insideH w:val="single" w:color="4F81BD" w:themeColor="accent1" w:sz="8" w:space="0"/>
-          <w:insideV w:val="single" w:color="4F81BD" w:themeColor="accent1" w:sz="8" w:space="0"/>
+          <w:top w:val="single" w:color="auto" w:sz="8" w:space="0"/>
+          <w:left w:val="single" w:color="auto" w:sz="8" w:space="0"/>
+          <w:bottom w:val="single" w:color="auto" w:sz="8" w:space="0"/>
+          <w:right w:val="single" w:color="auto" w:sz="8" w:space="0"/>
+          <w:insideH w:val="single" w:color="auto" w:sz="8" w:space="0"/>
+          <w:insideV w:val="single" w:color="auto" w:sz="8" w:space="0"/>
         </w:tblBorders>
         <w:tblLayout w:type="autofit"/>
         <w:tblCellMar>
@@ -72,19 +56,19 @@
         </w:tblCellMar>
       </w:tblPr>
       <w:tblGrid>
-        <w:gridCol w:w="3135"/>
-        <w:gridCol w:w="3135"/>
-        <w:gridCol w:w="3135"/>
+        <w:gridCol w:w="619"/>
+        <w:gridCol w:w="3219"/>
+        <w:gridCol w:w="5567"/>
       </w:tblGrid>
       <w:tr>
         <w:tblPrEx>
           <w:tblBorders>
-            <w:top w:val="single" w:color="4F81BD" w:themeColor="accent1" w:sz="8" w:space="0"/>
-            <w:left w:val="single" w:color="4F81BD" w:themeColor="accent1" w:sz="8" w:space="0"/>
-            <w:bottom w:val="single" w:color="4F81BD" w:themeColor="accent1" w:sz="8" w:space="0"/>
-            <w:right w:val="single" w:color="4F81BD" w:themeColor="accent1" w:sz="8" w:space="0"/>
-            <w:insideH w:val="single" w:color="4F81BD" w:themeColor="accent1" w:sz="8" w:space="0"/>
-            <w:insideV w:val="single" w:color="4F81BD" w:themeColor="accent1" w:sz="8" w:space="0"/>
+            <w:top w:val="single" w:color="auto" w:sz="8" w:space="0"/>
+            <w:left w:val="single" w:color="auto" w:sz="8" w:space="0"/>
+            <w:bottom w:val="single" w:color="auto" w:sz="8" w:space="0"/>
+            <w:right w:val="single" w:color="auto" w:sz="8" w:space="0"/>
+            <w:insideH w:val="single" w:color="auto" w:sz="8" w:space="0"/>
+            <w:insideV w:val="single" w:color="auto" w:sz="8" w:space="0"/>
           </w:tblBorders>
           <w:tblCellMar>
             <w:top w:w="0" w:type="dxa"/>
@@ -94,25 +78,40 @@
           </w:tblCellMar>
         </w:tblPrEx>
         <w:trPr>
+          <w:trHeight w:val="0" w:hRule="atLeast"/>
+          <w:tblHeader/>
           <w:jc w:val="center"/>
         </w:trPr>
         <w:tc>
           <w:tcPr>
-            <w:tcW w:w="3135" w:type="dxa"/>
+            <w:tcW w:w="0" w:type="auto"/>
+            <w:tcBorders>
+              <w:tl2br w:val="nil"/>
+              <w:tr2bl w:val="nil"/>
+            </w:tcBorders>
+            <w:vAlign w:val="center"/>
           </w:tcPr>
           <w:p>
             <w:pPr>
+              <w:snapToGrid w:val="0"/>
               <w:spacing w:after="0" w:line="240" w:lineRule="auto"/>
+              <w:ind w:left="0" w:leftChars="0" w:right="0" w:rightChars="0" w:firstLine="0" w:firstLineChars="0"/>
+              <w:jc w:val="center"/>
               <w:rPr>
+                <w:rFonts w:hint="eastAsia" w:ascii="宋体" w:hAnsi="宋体" w:eastAsia="宋体" w:cs="宋体"/>
+                <w:b/>
                 <w:color w:val="auto"/>
+                <w:sz w:val="24"/>
+                <w:szCs w:val="24"/>
               </w:rPr>
             </w:pPr>
             <w:r>
               <w:rPr>
-                <w:rFonts w:ascii="微软雅黑" w:hAnsi="微软雅黑" w:eastAsia="微软雅黑"/>
+                <w:rFonts w:hint="eastAsia" w:ascii="宋体" w:hAnsi="宋体" w:eastAsia="宋体" w:cs="宋体"/>
                 <w:b/>
                 <w:color w:val="auto"/>
-                <w:sz w:val="19"/>
+                <w:sz w:val="24"/>
+                <w:szCs w:val="24"/>
               </w:rPr>
               <w:t>序号</w:t>
             </w:r>
@@ -120,21 +119,34 @@
         </w:tc>
         <w:tc>
           <w:tcPr>
-            <w:tcW w:w="3135" w:type="dxa"/>
+            <w:tcW w:w="3219" w:type="dxa"/>
+            <w:tcBorders>
+              <w:tl2br w:val="nil"/>
+              <w:tr2bl w:val="nil"/>
+            </w:tcBorders>
+            <w:vAlign w:val="center"/>
           </w:tcPr>
           <w:p>
             <w:pPr>
+              <w:snapToGrid w:val="0"/>
               <w:spacing w:after="0" w:line="240" w:lineRule="auto"/>
+              <w:ind w:left="0" w:leftChars="0" w:right="0" w:rightChars="0" w:firstLine="0" w:firstLineChars="0"/>
+              <w:jc w:val="center"/>
               <w:rPr>
+                <w:rFonts w:hint="eastAsia" w:ascii="宋体" w:hAnsi="宋体" w:eastAsia="宋体" w:cs="宋体"/>
+                <w:b/>
                 <w:color w:val="auto"/>
+                <w:sz w:val="24"/>
+                <w:szCs w:val="24"/>
               </w:rPr>
             </w:pPr>
             <w:r>
               <w:rPr>
-                <w:rFonts w:ascii="微软雅黑" w:hAnsi="微软雅黑" w:eastAsia="微软雅黑"/>
+                <w:rFonts w:hint="eastAsia" w:ascii="宋体" w:hAnsi="宋体" w:eastAsia="宋体" w:cs="宋体"/>
                 <w:b/>
                 <w:color w:val="auto"/>
-                <w:sz w:val="19"/>
+                <w:sz w:val="24"/>
+                <w:szCs w:val="24"/>
               </w:rPr>
               <w:t>需求名称</w:t>
             </w:r>
@@ -142,21 +154,34 @@
         </w:tc>
         <w:tc>
           <w:tcPr>
-            <w:tcW w:w="3135" w:type="dxa"/>
+            <w:tcW w:w="5567" w:type="dxa"/>
+            <w:tcBorders>
+              <w:tl2br w:val="nil"/>
+              <w:tr2bl w:val="nil"/>
+            </w:tcBorders>
+            <w:vAlign w:val="center"/>
           </w:tcPr>
           <w:p>
             <w:pPr>
+              <w:snapToGrid w:val="0"/>
               <w:spacing w:after="0" w:line="240" w:lineRule="auto"/>
+              <w:ind w:left="0" w:leftChars="0" w:right="0" w:rightChars="0" w:firstLine="0" w:firstLineChars="0"/>
+              <w:jc w:val="center"/>
               <w:rPr>
+                <w:rFonts w:hint="eastAsia" w:ascii="宋体" w:hAnsi="宋体" w:eastAsia="宋体" w:cs="宋体"/>
+                <w:b/>
                 <w:color w:val="auto"/>
+                <w:sz w:val="24"/>
+                <w:szCs w:val="24"/>
               </w:rPr>
             </w:pPr>
             <w:r>
               <w:rPr>
-                <w:rFonts w:ascii="微软雅黑" w:hAnsi="微软雅黑" w:eastAsia="微软雅黑"/>
+                <w:rFonts w:hint="eastAsia" w:ascii="宋体" w:hAnsi="宋体" w:eastAsia="宋体" w:cs="宋体"/>
                 <w:b/>
                 <w:color w:val="auto"/>
-                <w:sz w:val="19"/>
+                <w:sz w:val="24"/>
+                <w:szCs w:val="24"/>
               </w:rPr>
               <w:t>说明</w:t>
             </w:r>
@@ -166,12 +191,12 @@
       <w:tr>
         <w:tblPrEx>
           <w:tblBorders>
-            <w:top w:val="single" w:color="4F81BD" w:themeColor="accent1" w:sz="8" w:space="0"/>
-            <w:left w:val="single" w:color="4F81BD" w:themeColor="accent1" w:sz="8" w:space="0"/>
-            <w:bottom w:val="single" w:color="4F81BD" w:themeColor="accent1" w:sz="8" w:space="0"/>
-            <w:right w:val="single" w:color="4F81BD" w:themeColor="accent1" w:sz="8" w:space="0"/>
-            <w:insideH w:val="single" w:color="4F81BD" w:themeColor="accent1" w:sz="8" w:space="0"/>
-            <w:insideV w:val="single" w:color="4F81BD" w:themeColor="accent1" w:sz="8" w:space="0"/>
+            <w:top w:val="single" w:color="auto" w:sz="8" w:space="0"/>
+            <w:left w:val="single" w:color="auto" w:sz="8" w:space="0"/>
+            <w:bottom w:val="single" w:color="auto" w:sz="8" w:space="0"/>
+            <w:right w:val="single" w:color="auto" w:sz="8" w:space="0"/>
+            <w:insideH w:val="single" w:color="auto" w:sz="8" w:space="0"/>
+            <w:insideV w:val="single" w:color="auto" w:sz="8" w:space="0"/>
           </w:tblBorders>
           <w:tblCellMar>
             <w:top w:w="0" w:type="dxa"/>
@@ -181,24 +206,37 @@
           </w:tblCellMar>
         </w:tblPrEx>
         <w:trPr>
+          <w:trHeight w:val="0" w:hRule="atLeast"/>
           <w:jc w:val="center"/>
         </w:trPr>
         <w:tc>
           <w:tcPr>
-            <w:tcW w:w="3135" w:type="dxa"/>
+            <w:tcW w:w="0" w:type="auto"/>
+            <w:tcBorders>
+              <w:tl2br w:val="nil"/>
+              <w:tr2bl w:val="nil"/>
+            </w:tcBorders>
+            <w:vAlign w:val="center"/>
           </w:tcPr>
           <w:p>
             <w:pPr>
+              <w:snapToGrid w:val="0"/>
               <w:spacing w:after="0" w:line="240" w:lineRule="auto"/>
+              <w:ind w:left="0" w:leftChars="0" w:right="0" w:rightChars="0" w:firstLine="0" w:firstLineChars="0"/>
+              <w:jc w:val="center"/>
               <w:rPr>
+                <w:rFonts w:hint="eastAsia" w:ascii="宋体" w:hAnsi="宋体" w:eastAsia="宋体" w:cs="宋体"/>
                 <w:color w:val="auto"/>
+                <w:sz w:val="24"/>
+                <w:szCs w:val="24"/>
               </w:rPr>
             </w:pPr>
             <w:r>
               <w:rPr>
-                <w:rFonts w:ascii="微软雅黑" w:hAnsi="微软雅黑" w:eastAsia="微软雅黑"/>
+                <w:rFonts w:hint="eastAsia" w:ascii="宋体" w:hAnsi="宋体" w:eastAsia="宋体" w:cs="宋体"/>
                 <w:color w:val="auto"/>
-                <w:sz w:val="19"/>
+                <w:sz w:val="24"/>
+                <w:szCs w:val="24"/>
               </w:rPr>
               <w:t>1</w:t>
             </w:r>
@@ -206,20 +244,32 @@
         </w:tc>
         <w:tc>
           <w:tcPr>
-            <w:tcW w:w="3135" w:type="dxa"/>
+            <w:tcW w:w="3219" w:type="dxa"/>
+            <w:tcBorders>
+              <w:tl2br w:val="nil"/>
+              <w:tr2bl w:val="nil"/>
+            </w:tcBorders>
+            <w:vAlign w:val="center"/>
           </w:tcPr>
           <w:p>
             <w:pPr>
+              <w:snapToGrid w:val="0"/>
               <w:spacing w:after="0" w:line="240" w:lineRule="auto"/>
+              <w:ind w:left="0" w:leftChars="0" w:right="0" w:rightChars="0" w:firstLine="0" w:firstLineChars="0"/>
+              <w:jc w:val="left"/>
               <w:rPr>
+                <w:rFonts w:hint="eastAsia" w:ascii="宋体" w:hAnsi="宋体" w:eastAsia="宋体" w:cs="宋体"/>
                 <w:color w:val="auto"/>
+                <w:sz w:val="24"/>
+                <w:szCs w:val="24"/>
               </w:rPr>
             </w:pPr>
             <w:r>
               <w:rPr>
-                <w:rFonts w:ascii="微软雅黑" w:hAnsi="微软雅黑" w:eastAsia="微软雅黑"/>
+                <w:rFonts w:hint="eastAsia" w:ascii="宋体" w:hAnsi="宋体" w:eastAsia="宋体" w:cs="宋体"/>
                 <w:color w:val="auto"/>
-                <w:sz w:val="19"/>
+                <w:sz w:val="24"/>
+                <w:szCs w:val="24"/>
               </w:rPr>
               <w:t>数据统计 — 总学会选项拆分</w:t>
             </w:r>
@@ -227,20 +277,32 @@
         </w:tc>
         <w:tc>
           <w:tcPr>
-            <w:tcW w:w="3135" w:type="dxa"/>
+            <w:tcW w:w="5567" w:type="dxa"/>
+            <w:tcBorders>
+              <w:tl2br w:val="nil"/>
+              <w:tr2bl w:val="nil"/>
+            </w:tcBorders>
+            <w:vAlign w:val="center"/>
           </w:tcPr>
           <w:p>
             <w:pPr>
+              <w:snapToGrid w:val="0"/>
               <w:spacing w:after="0" w:line="240" w:lineRule="auto"/>
+              <w:ind w:left="0" w:leftChars="0" w:right="0" w:rightChars="0" w:firstLine="0" w:firstLineChars="0"/>
+              <w:jc w:val="center"/>
               <w:rPr>
+                <w:rFonts w:hint="eastAsia" w:ascii="宋体" w:hAnsi="宋体" w:eastAsia="宋体" w:cs="宋体"/>
                 <w:color w:val="auto"/>
+                <w:sz w:val="24"/>
+                <w:szCs w:val="24"/>
               </w:rPr>
             </w:pPr>
             <w:r>
               <w:rPr>
-                <w:rFonts w:ascii="微软雅黑" w:hAnsi="微软雅黑" w:eastAsia="微软雅黑"/>
+                <w:rFonts w:hint="eastAsia" w:ascii="宋体" w:hAnsi="宋体" w:eastAsia="宋体" w:cs="宋体"/>
                 <w:color w:val="auto"/>
-                <w:sz w:val="19"/>
+                <w:sz w:val="24"/>
+                <w:szCs w:val="24"/>
               </w:rPr>
               <w:t>将"总学会"与"全平台汇总"分离，总学会可独立统计收支</w:t>
             </w:r>
@@ -250,12 +312,12 @@
       <w:tr>
         <w:tblPrEx>
           <w:tblBorders>
-            <w:top w:val="single" w:color="4F81BD" w:themeColor="accent1" w:sz="8" w:space="0"/>
-            <w:left w:val="single" w:color="4F81BD" w:themeColor="accent1" w:sz="8" w:space="0"/>
-            <w:bottom w:val="single" w:color="4F81BD" w:themeColor="accent1" w:sz="8" w:space="0"/>
-            <w:right w:val="single" w:color="4F81BD" w:themeColor="accent1" w:sz="8" w:space="0"/>
-            <w:insideH w:val="single" w:color="4F81BD" w:themeColor="accent1" w:sz="8" w:space="0"/>
-            <w:insideV w:val="single" w:color="4F81BD" w:themeColor="accent1" w:sz="8" w:space="0"/>
+            <w:top w:val="single" w:color="auto" w:sz="8" w:space="0"/>
+            <w:left w:val="single" w:color="auto" w:sz="8" w:space="0"/>
+            <w:bottom w:val="single" w:color="auto" w:sz="8" w:space="0"/>
+            <w:right w:val="single" w:color="auto" w:sz="8" w:space="0"/>
+            <w:insideH w:val="single" w:color="auto" w:sz="8" w:space="0"/>
+            <w:insideV w:val="single" w:color="auto" w:sz="8" w:space="0"/>
           </w:tblBorders>
           <w:tblCellMar>
             <w:top w:w="0" w:type="dxa"/>
@@ -265,24 +327,37 @@
           </w:tblCellMar>
         </w:tblPrEx>
         <w:trPr>
+          <w:trHeight w:val="0" w:hRule="atLeast"/>
           <w:jc w:val="center"/>
         </w:trPr>
         <w:tc>
           <w:tcPr>
-            <w:tcW w:w="3135" w:type="dxa"/>
+            <w:tcW w:w="0" w:type="auto"/>
+            <w:tcBorders>
+              <w:tl2br w:val="nil"/>
+              <w:tr2bl w:val="nil"/>
+            </w:tcBorders>
+            <w:vAlign w:val="center"/>
           </w:tcPr>
           <w:p>
             <w:pPr>
+              <w:snapToGrid w:val="0"/>
               <w:spacing w:after="0" w:line="240" w:lineRule="auto"/>
+              <w:ind w:left="0" w:leftChars="0" w:right="0" w:rightChars="0" w:firstLine="0" w:firstLineChars="0"/>
+              <w:jc w:val="center"/>
               <w:rPr>
+                <w:rFonts w:hint="eastAsia" w:ascii="宋体" w:hAnsi="宋体" w:eastAsia="宋体" w:cs="宋体"/>
                 <w:color w:val="auto"/>
+                <w:sz w:val="24"/>
+                <w:szCs w:val="24"/>
               </w:rPr>
             </w:pPr>
             <w:r>
               <w:rPr>
-                <w:rFonts w:ascii="微软雅黑" w:hAnsi="微软雅黑" w:eastAsia="微软雅黑"/>
+                <w:rFonts w:hint="eastAsia" w:ascii="宋体" w:hAnsi="宋体" w:eastAsia="宋体" w:cs="宋体"/>
                 <w:color w:val="auto"/>
-                <w:sz w:val="19"/>
+                <w:sz w:val="24"/>
+                <w:szCs w:val="24"/>
               </w:rPr>
               <w:t>2</w:t>
             </w:r>
@@ -290,20 +365,32 @@
         </w:tc>
         <w:tc>
           <w:tcPr>
-            <w:tcW w:w="3135" w:type="dxa"/>
+            <w:tcW w:w="3219" w:type="dxa"/>
+            <w:tcBorders>
+              <w:tl2br w:val="nil"/>
+              <w:tr2bl w:val="nil"/>
+            </w:tcBorders>
+            <w:vAlign w:val="center"/>
           </w:tcPr>
           <w:p>
             <w:pPr>
+              <w:snapToGrid w:val="0"/>
               <w:spacing w:after="0" w:line="240" w:lineRule="auto"/>
+              <w:ind w:left="0" w:leftChars="0" w:right="0" w:rightChars="0" w:firstLine="0" w:firstLineChars="0"/>
+              <w:jc w:val="left"/>
               <w:rPr>
+                <w:rFonts w:hint="eastAsia" w:ascii="宋体" w:hAnsi="宋体" w:eastAsia="宋体" w:cs="宋体"/>
                 <w:color w:val="auto"/>
+                <w:sz w:val="24"/>
+                <w:szCs w:val="24"/>
               </w:rPr>
             </w:pPr>
             <w:r>
               <w:rPr>
-                <w:rFonts w:ascii="微软雅黑" w:hAnsi="微软雅黑" w:eastAsia="微软雅黑"/>
+                <w:rFonts w:hint="eastAsia" w:ascii="宋体" w:hAnsi="宋体" w:eastAsia="宋体" w:cs="宋体"/>
                 <w:color w:val="auto"/>
-                <w:sz w:val="19"/>
+                <w:sz w:val="24"/>
+                <w:szCs w:val="24"/>
               </w:rPr>
               <w:t>退会后再入会流程修复</w:t>
             </w:r>
@@ -311,20 +398,32 @@
         </w:tc>
         <w:tc>
           <w:tcPr>
-            <w:tcW w:w="3135" w:type="dxa"/>
+            <w:tcW w:w="5567" w:type="dxa"/>
+            <w:tcBorders>
+              <w:tl2br w:val="nil"/>
+              <w:tr2bl w:val="nil"/>
+            </w:tcBorders>
+            <w:vAlign w:val="center"/>
           </w:tcPr>
           <w:p>
             <w:pPr>
+              <w:snapToGrid w:val="0"/>
               <w:spacing w:after="0" w:line="240" w:lineRule="auto"/>
+              <w:ind w:left="0" w:leftChars="0" w:right="0" w:rightChars="0" w:firstLine="0" w:firstLineChars="0"/>
+              <w:jc w:val="center"/>
               <w:rPr>
+                <w:rFonts w:hint="eastAsia" w:ascii="宋体" w:hAnsi="宋体" w:eastAsia="宋体" w:cs="宋体"/>
                 <w:color w:val="auto"/>
+                <w:sz w:val="24"/>
+                <w:szCs w:val="24"/>
               </w:rPr>
             </w:pPr>
             <w:r>
               <w:rPr>
-                <w:rFonts w:ascii="微软雅黑" w:hAnsi="微软雅黑" w:eastAsia="微软雅黑"/>
+                <w:rFonts w:hint="eastAsia" w:ascii="宋体" w:hAnsi="宋体" w:eastAsia="宋体" w:cs="宋体"/>
                 <w:color w:val="auto"/>
-                <w:sz w:val="19"/>
+                <w:sz w:val="24"/>
+                <w:szCs w:val="24"/>
               </w:rPr>
               <w:t>用户退会后可通过按钮重新申请入会，无需联系管理员</w:t>
             </w:r>
@@ -334,12 +433,12 @@
       <w:tr>
         <w:tblPrEx>
           <w:tblBorders>
-            <w:top w:val="single" w:color="4F81BD" w:themeColor="accent1" w:sz="8" w:space="0"/>
-            <w:left w:val="single" w:color="4F81BD" w:themeColor="accent1" w:sz="8" w:space="0"/>
-            <w:bottom w:val="single" w:color="4F81BD" w:themeColor="accent1" w:sz="8" w:space="0"/>
-            <w:right w:val="single" w:color="4F81BD" w:themeColor="accent1" w:sz="8" w:space="0"/>
-            <w:insideH w:val="single" w:color="4F81BD" w:themeColor="accent1" w:sz="8" w:space="0"/>
-            <w:insideV w:val="single" w:color="4F81BD" w:themeColor="accent1" w:sz="8" w:space="0"/>
+            <w:top w:val="single" w:color="auto" w:sz="8" w:space="0"/>
+            <w:left w:val="single" w:color="auto" w:sz="8" w:space="0"/>
+            <w:bottom w:val="single" w:color="auto" w:sz="8" w:space="0"/>
+            <w:right w:val="single" w:color="auto" w:sz="8" w:space="0"/>
+            <w:insideH w:val="single" w:color="auto" w:sz="8" w:space="0"/>
+            <w:insideV w:val="single" w:color="auto" w:sz="8" w:space="0"/>
           </w:tblBorders>
           <w:tblCellMar>
             <w:top w:w="0" w:type="dxa"/>
@@ -349,24 +448,37 @@
           </w:tblCellMar>
         </w:tblPrEx>
         <w:trPr>
+          <w:trHeight w:val="0" w:hRule="atLeast"/>
           <w:jc w:val="center"/>
         </w:trPr>
         <w:tc>
           <w:tcPr>
-            <w:tcW w:w="3135" w:type="dxa"/>
+            <w:tcW w:w="0" w:type="auto"/>
+            <w:tcBorders>
+              <w:tl2br w:val="nil"/>
+              <w:tr2bl w:val="nil"/>
+            </w:tcBorders>
+            <w:vAlign w:val="center"/>
           </w:tcPr>
           <w:p>
             <w:pPr>
+              <w:snapToGrid w:val="0"/>
               <w:spacing w:after="0" w:line="240" w:lineRule="auto"/>
+              <w:ind w:left="0" w:leftChars="0" w:right="0" w:rightChars="0" w:firstLine="0" w:firstLineChars="0"/>
+              <w:jc w:val="center"/>
               <w:rPr>
+                <w:rFonts w:hint="eastAsia" w:ascii="宋体" w:hAnsi="宋体" w:eastAsia="宋体" w:cs="宋体"/>
                 <w:color w:val="auto"/>
+                <w:sz w:val="24"/>
+                <w:szCs w:val="24"/>
               </w:rPr>
             </w:pPr>
             <w:r>
               <w:rPr>
-                <w:rFonts w:ascii="微软雅黑" w:hAnsi="微软雅黑" w:eastAsia="微软雅黑"/>
+                <w:rFonts w:hint="eastAsia" w:ascii="宋体" w:hAnsi="宋体" w:eastAsia="宋体" w:cs="宋体"/>
                 <w:color w:val="auto"/>
-                <w:sz w:val="19"/>
+                <w:sz w:val="24"/>
+                <w:szCs w:val="24"/>
               </w:rPr>
               <w:t>3</w:t>
             </w:r>
@@ -374,20 +486,32 @@
         </w:tc>
         <w:tc>
           <w:tcPr>
-            <w:tcW w:w="3135" w:type="dxa"/>
+            <w:tcW w:w="3219" w:type="dxa"/>
+            <w:tcBorders>
+              <w:tl2br w:val="nil"/>
+              <w:tr2bl w:val="nil"/>
+            </w:tcBorders>
+            <w:vAlign w:val="center"/>
           </w:tcPr>
           <w:p>
             <w:pPr>
+              <w:snapToGrid w:val="0"/>
               <w:spacing w:after="0" w:line="240" w:lineRule="auto"/>
+              <w:ind w:left="0" w:leftChars="0" w:right="0" w:rightChars="0" w:firstLine="0" w:firstLineChars="0"/>
+              <w:jc w:val="left"/>
               <w:rPr>
+                <w:rFonts w:hint="eastAsia" w:ascii="宋体" w:hAnsi="宋体" w:eastAsia="宋体" w:cs="宋体"/>
                 <w:color w:val="auto"/>
+                <w:sz w:val="24"/>
+                <w:szCs w:val="24"/>
               </w:rPr>
             </w:pPr>
             <w:r>
               <w:rPr>
-                <w:rFonts w:ascii="微软雅黑" w:hAnsi="微软雅黑" w:eastAsia="微软雅黑"/>
+                <w:rFonts w:hint="eastAsia" w:ascii="宋体" w:hAnsi="宋体" w:eastAsia="宋体" w:cs="宋体"/>
                 <w:color w:val="auto"/>
-                <w:sz w:val="19"/>
+                <w:sz w:val="24"/>
+                <w:szCs w:val="24"/>
               </w:rPr>
               <w:t>学会/分会管理 — 总学会独立管理</w:t>
             </w:r>
@@ -395,20 +519,32 @@
         </w:tc>
         <w:tc>
           <w:tcPr>
-            <w:tcW w:w="3135" w:type="dxa"/>
+            <w:tcW w:w="5567" w:type="dxa"/>
+            <w:tcBorders>
+              <w:tl2br w:val="nil"/>
+              <w:tr2bl w:val="nil"/>
+            </w:tcBorders>
+            <w:vAlign w:val="center"/>
           </w:tcPr>
           <w:p>
             <w:pPr>
+              <w:snapToGrid w:val="0"/>
               <w:spacing w:after="0" w:line="240" w:lineRule="auto"/>
+              <w:ind w:left="0" w:leftChars="0" w:right="0" w:rightChars="0" w:firstLine="0" w:firstLineChars="0"/>
+              <w:jc w:val="center"/>
               <w:rPr>
+                <w:rFonts w:hint="eastAsia" w:ascii="宋体" w:hAnsi="宋体" w:eastAsia="宋体" w:cs="宋体"/>
                 <w:color w:val="auto"/>
+                <w:sz w:val="24"/>
+                <w:szCs w:val="24"/>
               </w:rPr>
             </w:pPr>
             <w:r>
               <w:rPr>
-                <w:rFonts w:ascii="微软雅黑" w:hAnsi="微软雅黑" w:eastAsia="微软雅黑"/>
+                <w:rFonts w:hint="eastAsia" w:ascii="宋体" w:hAnsi="宋体" w:eastAsia="宋体" w:cs="宋体"/>
                 <w:color w:val="auto"/>
-                <w:sz w:val="19"/>
+                <w:sz w:val="24"/>
+                <w:szCs w:val="24"/>
               </w:rPr>
               <w:t>总学会卡片独立显示，与分会一样支持编辑/禁用操作</w:t>
             </w:r>
@@ -418,12 +554,12 @@
       <w:tr>
         <w:tblPrEx>
           <w:tblBorders>
-            <w:top w:val="single" w:color="4F81BD" w:themeColor="accent1" w:sz="8" w:space="0"/>
-            <w:left w:val="single" w:color="4F81BD" w:themeColor="accent1" w:sz="8" w:space="0"/>
-            <w:bottom w:val="single" w:color="4F81BD" w:themeColor="accent1" w:sz="8" w:space="0"/>
-            <w:right w:val="single" w:color="4F81BD" w:themeColor="accent1" w:sz="8" w:space="0"/>
-            <w:insideH w:val="single" w:color="4F81BD" w:themeColor="accent1" w:sz="8" w:space="0"/>
-            <w:insideV w:val="single" w:color="4F81BD" w:themeColor="accent1" w:sz="8" w:space="0"/>
+            <w:top w:val="single" w:color="auto" w:sz="8" w:space="0"/>
+            <w:left w:val="single" w:color="auto" w:sz="8" w:space="0"/>
+            <w:bottom w:val="single" w:color="auto" w:sz="8" w:space="0"/>
+            <w:right w:val="single" w:color="auto" w:sz="8" w:space="0"/>
+            <w:insideH w:val="single" w:color="auto" w:sz="8" w:space="0"/>
+            <w:insideV w:val="single" w:color="auto" w:sz="8" w:space="0"/>
           </w:tblBorders>
           <w:tblCellMar>
             <w:top w:w="0" w:type="dxa"/>
@@ -433,24 +569,37 @@
           </w:tblCellMar>
         </w:tblPrEx>
         <w:trPr>
+          <w:trHeight w:val="0" w:hRule="atLeast"/>
           <w:jc w:val="center"/>
         </w:trPr>
         <w:tc>
           <w:tcPr>
-            <w:tcW w:w="3135" w:type="dxa"/>
+            <w:tcW w:w="0" w:type="auto"/>
+            <w:tcBorders>
+              <w:tl2br w:val="nil"/>
+              <w:tr2bl w:val="nil"/>
+            </w:tcBorders>
+            <w:vAlign w:val="center"/>
           </w:tcPr>
           <w:p>
             <w:pPr>
+              <w:snapToGrid w:val="0"/>
               <w:spacing w:after="0" w:line="240" w:lineRule="auto"/>
+              <w:ind w:left="0" w:leftChars="0" w:right="0" w:rightChars="0" w:firstLine="0" w:firstLineChars="0"/>
+              <w:jc w:val="center"/>
               <w:rPr>
+                <w:rFonts w:hint="eastAsia" w:ascii="宋体" w:hAnsi="宋体" w:eastAsia="宋体" w:cs="宋体"/>
                 <w:color w:val="auto"/>
+                <w:sz w:val="24"/>
+                <w:szCs w:val="24"/>
               </w:rPr>
             </w:pPr>
             <w:r>
               <w:rPr>
-                <w:rFonts w:ascii="微软雅黑" w:hAnsi="微软雅黑" w:eastAsia="微软雅黑"/>
+                <w:rFonts w:hint="eastAsia" w:ascii="宋体" w:hAnsi="宋体" w:eastAsia="宋体" w:cs="宋体"/>
                 <w:color w:val="auto"/>
-                <w:sz w:val="19"/>
+                <w:sz w:val="24"/>
+                <w:szCs w:val="24"/>
               </w:rPr>
               <w:t>4</w:t>
             </w:r>
@@ -458,20 +607,32 @@
         </w:tc>
         <w:tc>
           <w:tcPr>
-            <w:tcW w:w="3135" w:type="dxa"/>
+            <w:tcW w:w="3219" w:type="dxa"/>
+            <w:tcBorders>
+              <w:tl2br w:val="nil"/>
+              <w:tr2bl w:val="nil"/>
+            </w:tcBorders>
+            <w:vAlign w:val="center"/>
           </w:tcPr>
           <w:p>
             <w:pPr>
+              <w:snapToGrid w:val="0"/>
               <w:spacing w:after="0" w:line="240" w:lineRule="auto"/>
+              <w:ind w:left="0" w:leftChars="0" w:right="0" w:rightChars="0" w:firstLine="0" w:firstLineChars="0"/>
+              <w:jc w:val="left"/>
               <w:rPr>
+                <w:rFonts w:hint="eastAsia" w:ascii="宋体" w:hAnsi="宋体" w:eastAsia="宋体" w:cs="宋体"/>
                 <w:color w:val="auto"/>
+                <w:sz w:val="24"/>
+                <w:szCs w:val="24"/>
               </w:rPr>
             </w:pPr>
             <w:r>
               <w:rPr>
-                <w:rFonts w:ascii="微软雅黑" w:hAnsi="微软雅黑" w:eastAsia="微软雅黑"/>
+                <w:rFonts w:hint="eastAsia" w:ascii="宋体" w:hAnsi="宋体" w:eastAsia="宋体" w:cs="宋体"/>
                 <w:color w:val="auto"/>
-                <w:sz w:val="19"/>
+                <w:sz w:val="24"/>
+                <w:szCs w:val="24"/>
               </w:rPr>
               <w:t>新闻发布功能</w:t>
             </w:r>
@@ -479,20 +640,32 @@
         </w:tc>
         <w:tc>
           <w:tcPr>
-            <w:tcW w:w="3135" w:type="dxa"/>
+            <w:tcW w:w="5567" w:type="dxa"/>
+            <w:tcBorders>
+              <w:tl2br w:val="nil"/>
+              <w:tr2bl w:val="nil"/>
+            </w:tcBorders>
+            <w:vAlign w:val="center"/>
           </w:tcPr>
           <w:p>
             <w:pPr>
+              <w:snapToGrid w:val="0"/>
               <w:spacing w:after="0" w:line="240" w:lineRule="auto"/>
+              <w:ind w:left="0" w:leftChars="0" w:right="0" w:rightChars="0" w:firstLine="0" w:firstLineChars="0"/>
+              <w:jc w:val="center"/>
               <w:rPr>
+                <w:rFonts w:hint="eastAsia" w:ascii="宋体" w:hAnsi="宋体" w:eastAsia="宋体" w:cs="宋体"/>
                 <w:color w:val="auto"/>
+                <w:sz w:val="24"/>
+                <w:szCs w:val="24"/>
               </w:rPr>
             </w:pPr>
             <w:r>
               <w:rPr>
-                <w:rFonts w:ascii="微软雅黑" w:hAnsi="微软雅黑" w:eastAsia="微软雅黑"/>
+                <w:rFonts w:hint="eastAsia" w:ascii="宋体" w:hAnsi="宋体" w:eastAsia="宋体" w:cs="宋体"/>
                 <w:color w:val="auto"/>
-                <w:sz w:val="19"/>
+                <w:sz w:val="24"/>
+                <w:szCs w:val="24"/>
               </w:rPr>
               <w:t>新增会议通知、党务公开、重要新闻三个板块的内容发布与管理</w:t>
             </w:r>
@@ -502,12 +675,12 @@
       <w:tr>
         <w:tblPrEx>
           <w:tblBorders>
-            <w:top w:val="single" w:color="4F81BD" w:themeColor="accent1" w:sz="8" w:space="0"/>
-            <w:left w:val="single" w:color="4F81BD" w:themeColor="accent1" w:sz="8" w:space="0"/>
-            <w:bottom w:val="single" w:color="4F81BD" w:themeColor="accent1" w:sz="8" w:space="0"/>
-            <w:right w:val="single" w:color="4F81BD" w:themeColor="accent1" w:sz="8" w:space="0"/>
-            <w:insideH w:val="single" w:color="4F81BD" w:themeColor="accent1" w:sz="8" w:space="0"/>
-            <w:insideV w:val="single" w:color="4F81BD" w:themeColor="accent1" w:sz="8" w:space="0"/>
+            <w:top w:val="single" w:color="auto" w:sz="8" w:space="0"/>
+            <w:left w:val="single" w:color="auto" w:sz="8" w:space="0"/>
+            <w:bottom w:val="single" w:color="auto" w:sz="8" w:space="0"/>
+            <w:right w:val="single" w:color="auto" w:sz="8" w:space="0"/>
+            <w:insideH w:val="single" w:color="auto" w:sz="8" w:space="0"/>
+            <w:insideV w:val="single" w:color="auto" w:sz="8" w:space="0"/>
           </w:tblBorders>
           <w:tblCellMar>
             <w:top w:w="0" w:type="dxa"/>
@@ -517,24 +690,37 @@
           </w:tblCellMar>
         </w:tblPrEx>
         <w:trPr>
+          <w:trHeight w:val="0" w:hRule="atLeast"/>
           <w:jc w:val="center"/>
         </w:trPr>
         <w:tc>
           <w:tcPr>
-            <w:tcW w:w="3135" w:type="dxa"/>
+            <w:tcW w:w="619" w:type="dxa"/>
+            <w:tcBorders>
+              <w:tl2br w:val="nil"/>
+              <w:tr2bl w:val="nil"/>
+            </w:tcBorders>
+            <w:vAlign w:val="center"/>
           </w:tcPr>
           <w:p>
             <w:pPr>
+              <w:snapToGrid w:val="0"/>
               <w:spacing w:after="0" w:line="240" w:lineRule="auto"/>
+              <w:ind w:left="0" w:leftChars="0" w:right="0" w:rightChars="0" w:firstLine="0" w:firstLineChars="0"/>
+              <w:jc w:val="center"/>
               <w:rPr>
+                <w:rFonts w:hint="eastAsia" w:ascii="宋体" w:hAnsi="宋体" w:eastAsia="宋体" w:cs="宋体"/>
                 <w:color w:val="auto"/>
+                <w:sz w:val="24"/>
+                <w:szCs w:val="24"/>
               </w:rPr>
             </w:pPr>
             <w:r>
               <w:rPr>
-                <w:rFonts w:ascii="微软雅黑" w:hAnsi="微软雅黑" w:eastAsia="微软雅黑"/>
+                <w:rFonts w:hint="eastAsia" w:ascii="宋体" w:hAnsi="宋体" w:eastAsia="宋体" w:cs="宋体"/>
                 <w:color w:val="auto"/>
-                <w:sz w:val="19"/>
+                <w:sz w:val="24"/>
+                <w:szCs w:val="24"/>
               </w:rPr>
               <w:t>5</w:t>
             </w:r>
@@ -542,20 +728,32 @@
         </w:tc>
         <w:tc>
           <w:tcPr>
-            <w:tcW w:w="3135" w:type="dxa"/>
+            <w:tcW w:w="3219" w:type="dxa"/>
+            <w:tcBorders>
+              <w:tl2br w:val="nil"/>
+              <w:tr2bl w:val="nil"/>
+            </w:tcBorders>
+            <w:vAlign w:val="center"/>
           </w:tcPr>
           <w:p>
             <w:pPr>
+              <w:snapToGrid w:val="0"/>
               <w:spacing w:after="0" w:line="240" w:lineRule="auto"/>
+              <w:ind w:left="0" w:leftChars="0" w:right="0" w:rightChars="0" w:firstLine="0" w:firstLineChars="0"/>
+              <w:jc w:val="left"/>
               <w:rPr>
+                <w:rFonts w:hint="eastAsia" w:ascii="宋体" w:hAnsi="宋体" w:eastAsia="宋体" w:cs="宋体"/>
                 <w:color w:val="auto"/>
+                <w:sz w:val="24"/>
+                <w:szCs w:val="24"/>
               </w:rPr>
             </w:pPr>
             <w:r>
               <w:rPr>
-                <w:rFonts w:ascii="微软雅黑" w:hAnsi="微软雅黑" w:eastAsia="微软雅黑"/>
+                <w:rFonts w:hint="eastAsia" w:ascii="宋体" w:hAnsi="宋体" w:eastAsia="宋体" w:cs="宋体"/>
                 <w:color w:val="auto"/>
-                <w:sz w:val="19"/>
+                <w:sz w:val="24"/>
+                <w:szCs w:val="24"/>
               </w:rPr>
               <w:t>公开文件下载区</w:t>
             </w:r>
@@ -563,20 +761,32 @@
         </w:tc>
         <w:tc>
           <w:tcPr>
-            <w:tcW w:w="3135" w:type="dxa"/>
+            <w:tcW w:w="5567" w:type="dxa"/>
+            <w:tcBorders>
+              <w:tl2br w:val="nil"/>
+              <w:tr2bl w:val="nil"/>
+            </w:tcBorders>
+            <w:vAlign w:val="center"/>
           </w:tcPr>
           <w:p>
             <w:pPr>
+              <w:snapToGrid w:val="0"/>
               <w:spacing w:after="0" w:line="240" w:lineRule="auto"/>
+              <w:ind w:left="0" w:leftChars="0" w:right="0" w:rightChars="0" w:firstLine="0" w:firstLineChars="0"/>
+              <w:jc w:val="center"/>
               <w:rPr>
+                <w:rFonts w:hint="eastAsia" w:ascii="宋体" w:hAnsi="宋体" w:eastAsia="宋体" w:cs="宋体"/>
                 <w:color w:val="auto"/>
+                <w:sz w:val="24"/>
+                <w:szCs w:val="24"/>
               </w:rPr>
             </w:pPr>
             <w:r>
               <w:rPr>
-                <w:rFonts w:ascii="微软雅黑" w:hAnsi="微软雅黑" w:eastAsia="微软雅黑"/>
+                <w:rFonts w:hint="eastAsia" w:ascii="宋体" w:hAnsi="宋体" w:eastAsia="宋体" w:cs="宋体"/>
                 <w:color w:val="auto"/>
-                <w:sz w:val="19"/>
+                <w:sz w:val="24"/>
+                <w:szCs w:val="24"/>
               </w:rPr>
               <w:t>独立的公开文件下载区，支持文档/音频/视频/照片四类格式</w:t>
             </w:r>
@@ -586,8 +796,204 @@
     </w:tbl>
     <w:p>
       <w:pPr>
+        <w:pStyle w:val="3"/>
         <w:rPr>
+          <w:rFonts w:hint="eastAsia" w:ascii="宋体" w:hAnsi="宋体" w:eastAsia="宋体" w:cs="宋体"/>
           <w:color w:val="auto"/>
+          <w:sz w:val="24"/>
+          <w:szCs w:val="24"/>
+        </w:rPr>
+      </w:pPr>
+      <w:r>
+        <w:rPr>
+          <w:rFonts w:hint="eastAsia" w:ascii="宋体" w:hAnsi="宋体" w:eastAsia="宋体" w:cs="宋体"/>
+          <w:color w:val="auto"/>
+          <w:sz w:val="24"/>
+          <w:szCs w:val="24"/>
+          <w:lang w:val="en-US" w:eastAsia="zh-CN"/>
+        </w:rPr>
+        <w:t>二、</w:t>
+      </w:r>
+      <w:r>
+        <w:rPr>
+          <w:rFonts w:hint="eastAsia" w:ascii="宋体" w:hAnsi="宋体" w:eastAsia="宋体" w:cs="宋体"/>
+          <w:color w:val="auto"/>
+          <w:sz w:val="24"/>
+          <w:szCs w:val="24"/>
+        </w:rPr>
+        <w:t>各项需求说明</w:t>
+      </w:r>
+    </w:p>
+    <w:p>
+      <w:pPr>
+        <w:pStyle w:val="4"/>
+        <w:rPr>
+          <w:rFonts w:hint="eastAsia" w:ascii="宋体" w:hAnsi="宋体" w:eastAsia="宋体" w:cs="宋体"/>
+          <w:color w:val="auto"/>
+          <w:sz w:val="24"/>
+          <w:szCs w:val="24"/>
+        </w:rPr>
+      </w:pPr>
+      <w:r>
+        <w:rPr>
+          <w:rFonts w:hint="eastAsia" w:ascii="宋体" w:hAnsi="宋体" w:eastAsia="宋体" w:cs="宋体"/>
+          <w:color w:val="auto"/>
+          <w:sz w:val="24"/>
+          <w:szCs w:val="24"/>
+        </w:rPr>
+        <w:t>需求 1：数据统计 — 总学会选项拆分</w:t>
+      </w:r>
+    </w:p>
+    <w:p>
+      <w:pPr>
+        <w:rPr>
+          <w:rFonts w:hint="eastAsia" w:ascii="宋体" w:hAnsi="宋体" w:eastAsia="宋体" w:cs="宋体"/>
+          <w:b w:val="0"/>
+          <w:color w:val="auto"/>
+          <w:sz w:val="24"/>
+          <w:szCs w:val="24"/>
+        </w:rPr>
+      </w:pPr>
+      <w:r>
+        <w:rPr>
+          <w:rFonts w:hint="eastAsia" w:ascii="宋体" w:hAnsi="宋体" w:eastAsia="宋体" w:cs="宋体"/>
+          <w:b w:val="0"/>
+          <w:color w:val="auto"/>
+          <w:sz w:val="24"/>
+          <w:szCs w:val="24"/>
+        </w:rPr>
+        <w:t>后台"数据统计 → 按学会查看"的下拉选项中，"中国古生物学会（总学会）"此前同时承担全平台汇总职责，导致无法单独查看总学会自身的收支。修改后</w:t>
+      </w:r>
+    </w:p>
+    <w:p>
+      <w:pPr>
+        <w:rPr>
+          <w:rFonts w:hint="eastAsia" w:ascii="宋体" w:hAnsi="宋体" w:eastAsia="宋体" w:cs="宋体"/>
+          <w:b w:val="0"/>
+          <w:color w:val="auto"/>
+          <w:sz w:val="24"/>
+          <w:szCs w:val="24"/>
+        </w:rPr>
+      </w:pPr>
+      <w:r>
+        <w:rPr>
+          <w:rFonts w:hint="eastAsia" w:ascii="宋体" w:hAnsi="宋体" w:eastAsia="宋体" w:cs="宋体"/>
+          <w:b w:val="0"/>
+          <w:color w:val="auto"/>
+          <w:sz w:val="24"/>
+          <w:szCs w:val="24"/>
+        </w:rPr>
+        <w:t>效果：总学会召开学术年会、重大论坛等活动的会议费收入与支出，可在"中国古生物学会（总学会）"独立统计中单独查看，不再与分会混用。</w:t>
+      </w:r>
+    </w:p>
+    <w:p>
+      <w:pPr>
+        <w:rPr>
+          <w:rFonts w:hint="eastAsia" w:ascii="宋体" w:hAnsi="宋体" w:eastAsia="宋体" w:cs="宋体"/>
+          <w:b w:val="0"/>
+          <w:color w:val="auto"/>
+          <w:sz w:val="24"/>
+          <w:szCs w:val="24"/>
+        </w:rPr>
+      </w:pPr>
+      <w:r>
+        <w:rPr>
+          <w:rFonts w:hint="eastAsia" w:ascii="宋体" w:hAnsi="宋体" w:eastAsia="宋体" w:cs="宋体"/>
+          <w:sz w:val="24"/>
+          <w:szCs w:val="24"/>
+        </w:rPr>
+        <w:drawing>
+          <wp:inline distT="0" distB="0" distL="114300" distR="114300">
+            <wp:extent cx="5970270" cy="3538220"/>
+            <wp:effectExtent l="0" t="0" r="11430" b="5080"/>
+            <wp:docPr id="1" name="图片 1"/>
+            <wp:cNvGraphicFramePr>
+              <a:graphicFrameLocks xmlns:a="http://schemas.openxmlformats.org/drawingml/2006/main" noChangeAspect="1"/>
+            </wp:cNvGraphicFramePr>
+            <a:graphic xmlns:a="http://schemas.openxmlformats.org/drawingml/2006/main">
+              <a:graphicData uri="http://schemas.openxmlformats.org/drawingml/2006/picture">
+                <pic:pic xmlns:pic="http://schemas.openxmlformats.org/drawingml/2006/picture">
+                  <pic:nvPicPr>
+                    <pic:cNvPr id="1" name="图片 1"/>
+                    <pic:cNvPicPr>
+                      <a:picLocks noChangeAspect="1"/>
+                    </pic:cNvPicPr>
+                  </pic:nvPicPr>
+                  <pic:blipFill>
+                    <a:blip r:embed="rId6"/>
+                    <a:stretch>
+                      <a:fillRect/>
+                    </a:stretch>
+                  </pic:blipFill>
+                  <pic:spPr>
+                    <a:xfrm>
+                      <a:off x="0" y="0"/>
+                      <a:ext cx="5970270" cy="3538220"/>
+                    </a:xfrm>
+                    <a:prstGeom prst="rect">
+                      <a:avLst/>
+                    </a:prstGeom>
+                    <a:noFill/>
+                    <a:ln>
+                      <a:noFill/>
+                    </a:ln>
+                  </pic:spPr>
+                </pic:pic>
+              </a:graphicData>
+            </a:graphic>
+          </wp:inline>
+        </w:drawing>
+      </w:r>
+    </w:p>
+    <w:p>
+      <w:pPr>
+        <w:pStyle w:val="4"/>
+        <w:rPr>
+          <w:rFonts w:hint="eastAsia" w:ascii="宋体" w:hAnsi="宋体" w:eastAsia="宋体" w:cs="宋体"/>
+          <w:color w:val="auto"/>
+          <w:sz w:val="24"/>
+          <w:szCs w:val="24"/>
+        </w:rPr>
+      </w:pPr>
+      <w:r>
+        <w:rPr>
+          <w:rFonts w:hint="eastAsia" w:ascii="宋体" w:hAnsi="宋体" w:eastAsia="宋体" w:cs="宋体"/>
+          <w:color w:val="auto"/>
+          <w:sz w:val="24"/>
+          <w:szCs w:val="24"/>
+        </w:rPr>
+        <w:t>需求 2：退会后再入会流程修复</w:t>
+      </w:r>
+    </w:p>
+    <w:p>
+      <w:pPr>
+        <w:rPr>
+          <w:rFonts w:hint="eastAsia" w:ascii="宋体" w:hAnsi="宋体" w:eastAsia="宋体" w:cs="宋体"/>
+          <w:b w:val="0"/>
+          <w:color w:val="auto"/>
+          <w:sz w:val="24"/>
+          <w:szCs w:val="24"/>
+        </w:rPr>
+      </w:pPr>
+      <w:r>
+        <w:rPr>
+          <w:rFonts w:hint="eastAsia" w:ascii="宋体" w:hAnsi="宋体" w:eastAsia="宋体" w:cs="宋体"/>
+          <w:b w:val="0"/>
+          <w:color w:val="auto"/>
+          <w:sz w:val="24"/>
+          <w:szCs w:val="24"/>
+        </w:rPr>
+        <w:t>用户退会后，可通过"重新申请入会"按钮直接进入入会申请流程（下载申请书模板 → 上传申请书 → 管理员审核 → 缴费 → 激活），无需联系秘书处或管理员后台手动解锁。</w:t>
+      </w:r>
+    </w:p>
+    <w:p>
+      <w:pPr>
+        <w:rPr>
+          <w:rFonts w:hint="eastAsia" w:ascii="宋体" w:hAnsi="宋体" w:eastAsia="宋体" w:cs="宋体"/>
+          <w:b w:val="0"/>
+          <w:color w:val="auto"/>
+          <w:sz w:val="24"/>
+          <w:szCs w:val="24"/>
         </w:rPr>
       </w:pPr>
     </w:p>
@@ -595,29 +1001,214 @@
       <w:pPr>
         <w:pStyle w:val="4"/>
         <w:rPr>
+          <w:rFonts w:hint="eastAsia" w:ascii="宋体" w:hAnsi="宋体" w:eastAsia="宋体" w:cs="宋体"/>
           <w:color w:val="auto"/>
+          <w:sz w:val="24"/>
+          <w:szCs w:val="24"/>
         </w:rPr>
       </w:pPr>
       <w:r>
         <w:rPr>
-          <w:rFonts w:ascii="微软雅黑" w:hAnsi="微软雅黑" w:eastAsia="微软雅黑"/>
+          <w:rFonts w:hint="eastAsia" w:ascii="宋体" w:hAnsi="宋体" w:eastAsia="宋体" w:cs="宋体"/>
           <w:color w:val="auto"/>
+          <w:sz w:val="24"/>
+          <w:szCs w:val="24"/>
         </w:rPr>
-        <w:t>Bug 修复清单</w:t>
+        <w:t>需求 3：学会/分会管理 — 总学会独立管理</w:t>
+      </w:r>
+    </w:p>
+    <w:p>
+      <w:pPr>
+        <w:rPr>
+          <w:rFonts w:hint="eastAsia" w:ascii="宋体" w:hAnsi="宋体" w:eastAsia="宋体" w:cs="宋体"/>
+          <w:color w:val="auto"/>
+          <w:sz w:val="24"/>
+          <w:szCs w:val="24"/>
+        </w:rPr>
+      </w:pPr>
+      <w:r>
+        <w:rPr>
+          <w:rFonts w:hint="eastAsia" w:ascii="宋体" w:hAnsi="宋体" w:eastAsia="宋体" w:cs="宋体"/>
+          <w:b w:val="0"/>
+          <w:color w:val="auto"/>
+          <w:sz w:val="24"/>
+          <w:szCs w:val="24"/>
+        </w:rPr>
+        <w:t>后台"学会/分会管理"页面结构调整为两层：</w:t>
+      </w:r>
+    </w:p>
+    <w:p>
+      <w:pPr>
+        <w:rPr>
+          <w:rFonts w:hint="eastAsia" w:ascii="宋体" w:hAnsi="宋体" w:eastAsia="宋体" w:cs="宋体"/>
+          <w:color w:val="auto"/>
+          <w:sz w:val="24"/>
+          <w:szCs w:val="24"/>
+        </w:rPr>
+      </w:pPr>
+      <w:r>
+        <w:rPr>
+          <w:rFonts w:hint="eastAsia" w:ascii="宋体" w:hAnsi="宋体" w:eastAsia="宋体" w:cs="宋体"/>
+          <w:b w:val="0"/>
+          <w:color w:val="auto"/>
+          <w:sz w:val="24"/>
+          <w:szCs w:val="24"/>
+        </w:rPr>
+        <w:t>第一层（全平台汇总，只读）：展示全部 12 个学会整体运营数据，提供"管理全部会议""查看全部学会统计"快捷入口，无编辑/禁用按钮。</w:t>
+      </w:r>
+    </w:p>
+    <w:p>
+      <w:pPr>
+        <w:rPr>
+          <w:rFonts w:hint="eastAsia" w:ascii="宋体" w:hAnsi="宋体" w:eastAsia="宋体" w:cs="宋体"/>
+          <w:b w:val="0"/>
+          <w:color w:val="auto"/>
+          <w:sz w:val="24"/>
+          <w:szCs w:val="24"/>
+        </w:rPr>
+      </w:pPr>
+      <w:r>
+        <w:rPr>
+          <w:rFonts w:hint="eastAsia" w:ascii="宋体" w:hAnsi="宋体" w:eastAsia="宋体" w:cs="宋体"/>
+          <w:b w:val="0"/>
+          <w:color w:val="auto"/>
+          <w:sz w:val="24"/>
+          <w:szCs w:val="24"/>
+        </w:rPr>
+        <w:t>第二层（12 个可管理学会卡片）：总学会置顶显示（金色边框 + 星形图标），与 11 个专业分会均具备"编辑"和"禁用"按钮，操作逻辑完全一致。</w:t>
+      </w:r>
+    </w:p>
+    <w:p>
+      <w:pPr>
+        <w:rPr>
+          <w:rFonts w:hint="eastAsia" w:ascii="宋体" w:hAnsi="宋体" w:eastAsia="宋体" w:cs="宋体"/>
+          <w:b w:val="0"/>
+          <w:color w:val="auto"/>
+          <w:sz w:val="24"/>
+          <w:szCs w:val="24"/>
+        </w:rPr>
+      </w:pPr>
+      <w:r>
+        <w:rPr>
+          <w:rFonts w:hint="eastAsia" w:ascii="宋体" w:hAnsi="宋体" w:eastAsia="宋体" w:cs="宋体"/>
+          <w:sz w:val="24"/>
+          <w:szCs w:val="24"/>
+        </w:rPr>
+        <w:drawing>
+          <wp:inline distT="0" distB="0" distL="114300" distR="114300">
+            <wp:extent cx="5972175" cy="3321685"/>
+            <wp:effectExtent l="0" t="0" r="9525" b="5715"/>
+            <wp:docPr id="3" name="图片 3"/>
+            <wp:cNvGraphicFramePr>
+              <a:graphicFrameLocks xmlns:a="http://schemas.openxmlformats.org/drawingml/2006/main" noChangeAspect="1"/>
+            </wp:cNvGraphicFramePr>
+            <a:graphic xmlns:a="http://schemas.openxmlformats.org/drawingml/2006/main">
+              <a:graphicData uri="http://schemas.openxmlformats.org/drawingml/2006/picture">
+                <pic:pic xmlns:pic="http://schemas.openxmlformats.org/drawingml/2006/picture">
+                  <pic:nvPicPr>
+                    <pic:cNvPr id="3" name="图片 3"/>
+                    <pic:cNvPicPr>
+                      <a:picLocks noChangeAspect="1"/>
+                    </pic:cNvPicPr>
+                  </pic:nvPicPr>
+                  <pic:blipFill>
+                    <a:blip r:embed="rId7"/>
+                    <a:stretch>
+                      <a:fillRect/>
+                    </a:stretch>
+                  </pic:blipFill>
+                  <pic:spPr>
+                    <a:xfrm>
+                      <a:off x="0" y="0"/>
+                      <a:ext cx="5972175" cy="3321685"/>
+                    </a:xfrm>
+                    <a:prstGeom prst="rect">
+                      <a:avLst/>
+                    </a:prstGeom>
+                    <a:noFill/>
+                    <a:ln>
+                      <a:noFill/>
+                    </a:ln>
+                  </pic:spPr>
+                </pic:pic>
+              </a:graphicData>
+            </a:graphic>
+          </wp:inline>
+        </w:drawing>
+      </w:r>
+    </w:p>
+    <w:p>
+      <w:pPr>
+        <w:pStyle w:val="4"/>
+        <w:rPr>
+          <w:rFonts w:hint="eastAsia" w:ascii="宋体" w:hAnsi="宋体" w:eastAsia="宋体" w:cs="宋体"/>
+          <w:color w:val="auto"/>
+          <w:sz w:val="24"/>
+          <w:szCs w:val="24"/>
+        </w:rPr>
+      </w:pPr>
+      <w:r>
+        <w:rPr>
+          <w:rFonts w:hint="eastAsia" w:ascii="宋体" w:hAnsi="宋体" w:eastAsia="宋体" w:cs="宋体"/>
+          <w:color w:val="auto"/>
+          <w:sz w:val="24"/>
+          <w:szCs w:val="24"/>
+        </w:rPr>
+        <w:t>需求 4：新闻发布功能</w:t>
+      </w:r>
+    </w:p>
+    <w:p>
+      <w:pPr>
+        <w:rPr>
+          <w:rFonts w:hint="eastAsia" w:ascii="宋体" w:hAnsi="宋体" w:eastAsia="宋体" w:cs="宋体"/>
+          <w:color w:val="auto"/>
+          <w:sz w:val="24"/>
+          <w:szCs w:val="24"/>
+        </w:rPr>
+      </w:pPr>
+      <w:r>
+        <w:rPr>
+          <w:rFonts w:hint="eastAsia" w:ascii="宋体" w:hAnsi="宋体" w:eastAsia="宋体" w:cs="宋体"/>
+          <w:b w:val="0"/>
+          <w:color w:val="auto"/>
+          <w:sz w:val="24"/>
+          <w:szCs w:val="24"/>
+        </w:rPr>
+        <w:t>新增完整的新闻内容发布模块，覆盖"会议通知""党务公开""重要新闻"三个板块。</w:t>
+      </w:r>
+    </w:p>
+    <w:p>
+      <w:pPr>
+        <w:pStyle w:val="5"/>
+        <w:rPr>
+          <w:rFonts w:hint="eastAsia" w:ascii="宋体" w:hAnsi="宋体" w:eastAsia="宋体" w:cs="宋体"/>
+          <w:color w:val="auto"/>
+          <w:sz w:val="24"/>
+          <w:szCs w:val="24"/>
+        </w:rPr>
+      </w:pPr>
+      <w:r>
+        <w:rPr>
+          <w:rFonts w:hint="eastAsia" w:ascii="宋体" w:hAnsi="宋体" w:eastAsia="宋体" w:cs="宋体"/>
+          <w:color w:val="auto"/>
+          <w:sz w:val="24"/>
+          <w:szCs w:val="24"/>
+        </w:rPr>
+        <w:t>管理端功能</w:t>
       </w:r>
     </w:p>
     <w:tbl>
       <w:tblPr>
         <w:tblStyle w:val="49"/>
-        <w:tblW w:w="0" w:type="auto"/>
+        <w:tblW w:w="9405" w:type="dxa"/>
         <w:jc w:val="center"/>
         <w:tblBorders>
-          <w:top w:val="single" w:color="4F81BD" w:themeColor="accent1" w:sz="8" w:space="0"/>
-          <w:left w:val="single" w:color="4F81BD" w:themeColor="accent1" w:sz="8" w:space="0"/>
-          <w:bottom w:val="single" w:color="4F81BD" w:themeColor="accent1" w:sz="8" w:space="0"/>
-          <w:right w:val="single" w:color="4F81BD" w:themeColor="accent1" w:sz="8" w:space="0"/>
-          <w:insideH w:val="single" w:color="4F81BD" w:themeColor="accent1" w:sz="8" w:space="0"/>
-          <w:insideV w:val="single" w:color="4F81BD" w:themeColor="accent1" w:sz="8" w:space="0"/>
+          <w:top w:val="single" w:color="000000" w:themeColor="text1" w:sz="8" w:space="0"/>
+          <w:left w:val="single" w:color="000000" w:themeColor="text1" w:sz="8" w:space="0"/>
+          <w:bottom w:val="single" w:color="000000" w:themeColor="text1" w:sz="8" w:space="0"/>
+          <w:right w:val="single" w:color="000000" w:themeColor="text1" w:sz="8" w:space="0"/>
+          <w:insideH w:val="single" w:color="000000" w:themeColor="text1" w:sz="8" w:space="0"/>
+          <w:insideV w:val="single" w:color="000000" w:themeColor="text1" w:sz="8" w:space="0"/>
         </w:tblBorders>
         <w:tblLayout w:type="autofit"/>
         <w:tblCellMar>
@@ -628,19 +1219,18 @@
         </w:tblCellMar>
       </w:tblPr>
       <w:tblGrid>
-        <w:gridCol w:w="3135"/>
-        <w:gridCol w:w="3135"/>
-        <w:gridCol w:w="3135"/>
+        <w:gridCol w:w="1447"/>
+        <w:gridCol w:w="7958"/>
       </w:tblGrid>
       <w:tr>
         <w:tblPrEx>
           <w:tblBorders>
-            <w:top w:val="single" w:color="4F81BD" w:themeColor="accent1" w:sz="8" w:space="0"/>
-            <w:left w:val="single" w:color="4F81BD" w:themeColor="accent1" w:sz="8" w:space="0"/>
-            <w:bottom w:val="single" w:color="4F81BD" w:themeColor="accent1" w:sz="8" w:space="0"/>
-            <w:right w:val="single" w:color="4F81BD" w:themeColor="accent1" w:sz="8" w:space="0"/>
-            <w:insideH w:val="single" w:color="4F81BD" w:themeColor="accent1" w:sz="8" w:space="0"/>
-            <w:insideV w:val="single" w:color="4F81BD" w:themeColor="accent1" w:sz="8" w:space="0"/>
+            <w:top w:val="single" w:color="000000" w:themeColor="text1" w:sz="8" w:space="0"/>
+            <w:left w:val="single" w:color="000000" w:themeColor="text1" w:sz="8" w:space="0"/>
+            <w:bottom w:val="single" w:color="000000" w:themeColor="text1" w:sz="8" w:space="0"/>
+            <w:right w:val="single" w:color="000000" w:themeColor="text1" w:sz="8" w:space="0"/>
+            <w:insideH w:val="single" w:color="000000" w:themeColor="text1" w:sz="8" w:space="0"/>
+            <w:insideV w:val="single" w:color="000000" w:themeColor="text1" w:sz="8" w:space="0"/>
           </w:tblBorders>
           <w:tblCellMar>
             <w:top w:w="0" w:type="dxa"/>
@@ -650,71 +1240,77 @@
           </w:tblCellMar>
         </w:tblPrEx>
         <w:trPr>
+          <w:trHeight w:val="0" w:hRule="atLeast"/>
+          <w:tblHeader/>
           <w:jc w:val="center"/>
         </w:trPr>
         <w:tc>
           <w:tcPr>
-            <w:tcW w:w="3135" w:type="dxa"/>
+            <w:tcW w:w="1447" w:type="dxa"/>
+            <w:tcBorders>
+              <w:tl2br w:val="nil"/>
+              <w:tr2bl w:val="nil"/>
+            </w:tcBorders>
+            <w:vAlign w:val="center"/>
           </w:tcPr>
           <w:p>
             <w:pPr>
+              <w:snapToGrid w:val="0"/>
               <w:spacing w:after="0" w:line="240" w:lineRule="auto"/>
+              <w:ind w:left="0" w:leftChars="0" w:right="0" w:rightChars="0" w:firstLine="0" w:firstLineChars="0"/>
+              <w:jc w:val="center"/>
               <w:rPr>
+                <w:rFonts w:hint="eastAsia" w:ascii="宋体" w:hAnsi="宋体" w:eastAsia="宋体" w:cs="宋体"/>
+                <w:b/>
                 <w:color w:val="auto"/>
+                <w:sz w:val="24"/>
+                <w:szCs w:val="24"/>
               </w:rPr>
             </w:pPr>
             <w:r>
               <w:rPr>
-                <w:rFonts w:ascii="微软雅黑" w:hAnsi="微软雅黑" w:eastAsia="微软雅黑"/>
+                <w:rFonts w:hint="eastAsia" w:ascii="宋体" w:hAnsi="宋体" w:eastAsia="宋体" w:cs="宋体"/>
                 <w:b/>
                 <w:color w:val="auto"/>
-                <w:sz w:val="19"/>
+                <w:sz w:val="24"/>
+                <w:szCs w:val="24"/>
               </w:rPr>
-              <w:t>序号</w:t>
+              <w:t>功能</w:t>
             </w:r>
           </w:p>
         </w:tc>
         <w:tc>
           <w:tcPr>
-            <w:tcW w:w="3135" w:type="dxa"/>
+            <w:tcW w:w="7958" w:type="dxa"/>
+            <w:tcBorders>
+              <w:tl2br w:val="nil"/>
+              <w:tr2bl w:val="nil"/>
+            </w:tcBorders>
+            <w:vAlign w:val="center"/>
           </w:tcPr>
           <w:p>
             <w:pPr>
+              <w:snapToGrid w:val="0"/>
               <w:spacing w:after="0" w:line="240" w:lineRule="auto"/>
+              <w:ind w:left="0" w:leftChars="0" w:right="0" w:rightChars="0" w:firstLine="0" w:firstLineChars="0"/>
+              <w:jc w:val="center"/>
               <w:rPr>
+                <w:rFonts w:hint="eastAsia" w:ascii="宋体" w:hAnsi="宋体" w:eastAsia="宋体" w:cs="宋体"/>
+                <w:b/>
                 <w:color w:val="auto"/>
+                <w:sz w:val="24"/>
+                <w:szCs w:val="24"/>
               </w:rPr>
             </w:pPr>
             <w:r>
               <w:rPr>
-                <w:rFonts w:ascii="微软雅黑" w:hAnsi="微软雅黑" w:eastAsia="微软雅黑"/>
+                <w:rFonts w:hint="eastAsia" w:ascii="宋体" w:hAnsi="宋体" w:eastAsia="宋体" w:cs="宋体"/>
                 <w:b/>
                 <w:color w:val="auto"/>
-                <w:sz w:val="19"/>
+                <w:sz w:val="24"/>
+                <w:szCs w:val="24"/>
               </w:rPr>
-              <w:t>问题</w:t>
-            </w:r>
-          </w:p>
-        </w:tc>
-        <w:tc>
-          <w:tcPr>
-            <w:tcW w:w="3135" w:type="dxa"/>
-          </w:tcPr>
-          <w:p>
-            <w:pPr>
-              <w:spacing w:after="0" w:line="240" w:lineRule="auto"/>
-              <w:rPr>
-                <w:color w:val="auto"/>
-              </w:rPr>
-            </w:pPr>
-            <w:r>
-              <w:rPr>
-                <w:rFonts w:ascii="微软雅黑" w:hAnsi="微软雅黑" w:eastAsia="微软雅黑"/>
-                <w:b/>
-                <w:color w:val="auto"/>
-                <w:sz w:val="19"/>
-              </w:rPr>
-              <w:t>状态</w:t>
+              <w:t>说明</w:t>
             </w:r>
           </w:p>
         </w:tc>
@@ -722,12 +1318,12 @@
       <w:tr>
         <w:tblPrEx>
           <w:tblBorders>
-            <w:top w:val="single" w:color="4F81BD" w:themeColor="accent1" w:sz="8" w:space="0"/>
-            <w:left w:val="single" w:color="4F81BD" w:themeColor="accent1" w:sz="8" w:space="0"/>
-            <w:bottom w:val="single" w:color="4F81BD" w:themeColor="accent1" w:sz="8" w:space="0"/>
-            <w:right w:val="single" w:color="4F81BD" w:themeColor="accent1" w:sz="8" w:space="0"/>
-            <w:insideH w:val="single" w:color="4F81BD" w:themeColor="accent1" w:sz="8" w:space="0"/>
-            <w:insideV w:val="single" w:color="4F81BD" w:themeColor="accent1" w:sz="8" w:space="0"/>
+            <w:top w:val="single" w:color="000000" w:themeColor="text1" w:sz="8" w:space="0"/>
+            <w:left w:val="single" w:color="000000" w:themeColor="text1" w:sz="8" w:space="0"/>
+            <w:bottom w:val="single" w:color="000000" w:themeColor="text1" w:sz="8" w:space="0"/>
+            <w:right w:val="single" w:color="000000" w:themeColor="text1" w:sz="8" w:space="0"/>
+            <w:insideH w:val="single" w:color="000000" w:themeColor="text1" w:sz="8" w:space="0"/>
+            <w:insideV w:val="single" w:color="000000" w:themeColor="text1" w:sz="8" w:space="0"/>
           </w:tblBorders>
           <w:tblCellMar>
             <w:top w:w="0" w:type="dxa"/>
@@ -737,68 +1333,72 @@
           </w:tblCellMar>
         </w:tblPrEx>
         <w:trPr>
+          <w:trHeight w:val="0" w:hRule="atLeast"/>
           <w:jc w:val="center"/>
         </w:trPr>
         <w:tc>
           <w:tcPr>
-            <w:tcW w:w="3135" w:type="dxa"/>
+            <w:tcW w:w="1447" w:type="dxa"/>
+            <w:tcBorders>
+              <w:tl2br w:val="nil"/>
+              <w:tr2bl w:val="nil"/>
+            </w:tcBorders>
+            <w:vAlign w:val="center"/>
           </w:tcPr>
           <w:p>
             <w:pPr>
+              <w:snapToGrid w:val="0"/>
               <w:spacing w:after="0" w:line="240" w:lineRule="auto"/>
+              <w:ind w:left="0" w:leftChars="0" w:right="0" w:rightChars="0" w:firstLine="0" w:firstLineChars="0"/>
+              <w:jc w:val="left"/>
               <w:rPr>
+                <w:rFonts w:hint="eastAsia" w:ascii="宋体" w:hAnsi="宋体" w:eastAsia="宋体" w:cs="宋体"/>
                 <w:color w:val="auto"/>
+                <w:sz w:val="24"/>
+                <w:szCs w:val="24"/>
               </w:rPr>
             </w:pPr>
             <w:r>
               <w:rPr>
-                <w:rFonts w:ascii="微软雅黑" w:hAnsi="微软雅黑" w:eastAsia="微软雅黑"/>
+                <w:rFonts w:hint="eastAsia" w:ascii="宋体" w:hAnsi="宋体" w:eastAsia="宋体" w:cs="宋体"/>
                 <w:color w:val="auto"/>
-                <w:sz w:val="19"/>
+                <w:sz w:val="24"/>
+                <w:szCs w:val="24"/>
               </w:rPr>
-              <w:t>1</w:t>
+              <w:t>板块背景图</w:t>
             </w:r>
           </w:p>
         </w:tc>
         <w:tc>
           <w:tcPr>
-            <w:tcW w:w="3135" w:type="dxa"/>
+            <w:tcW w:w="7958" w:type="dxa"/>
+            <w:tcBorders>
+              <w:tl2br w:val="nil"/>
+              <w:tr2bl w:val="nil"/>
+            </w:tcBorders>
+            <w:vAlign w:val="center"/>
           </w:tcPr>
           <w:p>
             <w:pPr>
+              <w:snapToGrid w:val="0"/>
               <w:spacing w:after="0" w:line="240" w:lineRule="auto"/>
+              <w:ind w:left="0" w:leftChars="0" w:right="0" w:rightChars="0" w:firstLine="0" w:firstLineChars="0"/>
+              <w:jc w:val="left"/>
               <w:rPr>
+                <w:rFonts w:hint="eastAsia" w:ascii="宋体" w:hAnsi="宋体" w:eastAsia="宋体" w:cs="宋体"/>
                 <w:color w:val="auto"/>
+                <w:sz w:val="24"/>
+                <w:szCs w:val="24"/>
               </w:rPr>
             </w:pPr>
             <w:r>
               <w:rPr>
-                <w:rFonts w:ascii="微软雅黑" w:hAnsi="微软雅黑" w:eastAsia="微软雅黑"/>
+                <w:rFonts w:hint="eastAsia" w:ascii="宋体" w:hAnsi="宋体" w:eastAsia="宋体" w:cs="宋体"/>
                 <w:color w:val="auto"/>
-                <w:sz w:val="19"/>
+                <w:sz w:val="24"/>
+                <w:szCs w:val="24"/>
               </w:rPr>
-              <w:t>会员费发票上传后仍停留在上传界面</w:t>
-            </w:r>
-          </w:p>
-        </w:tc>
-        <w:tc>
-          <w:tcPr>
-            <w:tcW w:w="3135" w:type="dxa"/>
-          </w:tcPr>
-          <w:p>
-            <w:pPr>
-              <w:spacing w:after="0" w:line="240" w:lineRule="auto"/>
-              <w:rPr>
-                <w:color w:val="auto"/>
-              </w:rPr>
-            </w:pPr>
-            <w:r>
-              <w:rPr>
-                <w:rFonts w:ascii="微软雅黑" w:hAnsi="微软雅黑" w:eastAsia="微软雅黑"/>
-                <w:color w:val="auto"/>
-                <w:sz w:val="19"/>
-              </w:rPr>
-              <w:t>✅ 已修复</w:t>
+              <w:t>为三个板块分别上传对外展示背景图</w:t>
             </w:r>
           </w:p>
         </w:tc>
@@ -806,12 +1406,12 @@
       <w:tr>
         <w:tblPrEx>
           <w:tblBorders>
-            <w:top w:val="single" w:color="4F81BD" w:themeColor="accent1" w:sz="8" w:space="0"/>
-            <w:left w:val="single" w:color="4F81BD" w:themeColor="accent1" w:sz="8" w:space="0"/>
-            <w:bottom w:val="single" w:color="4F81BD" w:themeColor="accent1" w:sz="8" w:space="0"/>
-            <w:right w:val="single" w:color="4F81BD" w:themeColor="accent1" w:sz="8" w:space="0"/>
-            <w:insideH w:val="single" w:color="4F81BD" w:themeColor="accent1" w:sz="8" w:space="0"/>
-            <w:insideV w:val="single" w:color="4F81BD" w:themeColor="accent1" w:sz="8" w:space="0"/>
+            <w:top w:val="single" w:color="000000" w:themeColor="text1" w:sz="8" w:space="0"/>
+            <w:left w:val="single" w:color="000000" w:themeColor="text1" w:sz="8" w:space="0"/>
+            <w:bottom w:val="single" w:color="000000" w:themeColor="text1" w:sz="8" w:space="0"/>
+            <w:right w:val="single" w:color="000000" w:themeColor="text1" w:sz="8" w:space="0"/>
+            <w:insideH w:val="single" w:color="000000" w:themeColor="text1" w:sz="8" w:space="0"/>
+            <w:insideV w:val="single" w:color="000000" w:themeColor="text1" w:sz="8" w:space="0"/>
           </w:tblBorders>
           <w:tblCellMar>
             <w:top w:w="0" w:type="dxa"/>
@@ -821,68 +1421,72 @@
           </w:tblCellMar>
         </w:tblPrEx>
         <w:trPr>
+          <w:trHeight w:val="0" w:hRule="atLeast"/>
           <w:jc w:val="center"/>
         </w:trPr>
         <w:tc>
           <w:tcPr>
-            <w:tcW w:w="3135" w:type="dxa"/>
+            <w:tcW w:w="1447" w:type="dxa"/>
+            <w:tcBorders>
+              <w:tl2br w:val="nil"/>
+              <w:tr2bl w:val="nil"/>
+            </w:tcBorders>
+            <w:vAlign w:val="center"/>
           </w:tcPr>
           <w:p>
             <w:pPr>
+              <w:snapToGrid w:val="0"/>
               <w:spacing w:after="0" w:line="240" w:lineRule="auto"/>
+              <w:ind w:left="0" w:leftChars="0" w:right="0" w:rightChars="0" w:firstLine="0" w:firstLineChars="0"/>
+              <w:jc w:val="left"/>
               <w:rPr>
+                <w:rFonts w:hint="eastAsia" w:ascii="宋体" w:hAnsi="宋体" w:eastAsia="宋体" w:cs="宋体"/>
                 <w:color w:val="auto"/>
+                <w:sz w:val="24"/>
+                <w:szCs w:val="24"/>
               </w:rPr>
             </w:pPr>
             <w:r>
               <w:rPr>
-                <w:rFonts w:ascii="微软雅黑" w:hAnsi="微软雅黑" w:eastAsia="微软雅黑"/>
+                <w:rFonts w:hint="eastAsia" w:ascii="宋体" w:hAnsi="宋体" w:eastAsia="宋体" w:cs="宋体"/>
                 <w:color w:val="auto"/>
-                <w:sz w:val="19"/>
+                <w:sz w:val="24"/>
+                <w:szCs w:val="24"/>
               </w:rPr>
-              <w:t>2</w:t>
+              <w:t>内容管理</w:t>
             </w:r>
           </w:p>
         </w:tc>
         <w:tc>
           <w:tcPr>
-            <w:tcW w:w="3135" w:type="dxa"/>
+            <w:tcW w:w="7958" w:type="dxa"/>
+            <w:tcBorders>
+              <w:tl2br w:val="nil"/>
+              <w:tr2bl w:val="nil"/>
+            </w:tcBorders>
+            <w:vAlign w:val="center"/>
           </w:tcPr>
           <w:p>
             <w:pPr>
+              <w:snapToGrid w:val="0"/>
               <w:spacing w:after="0" w:line="240" w:lineRule="auto"/>
+              <w:ind w:left="0" w:leftChars="0" w:right="0" w:rightChars="0" w:firstLine="0" w:firstLineChars="0"/>
+              <w:jc w:val="left"/>
               <w:rPr>
+                <w:rFonts w:hint="eastAsia" w:ascii="宋体" w:hAnsi="宋体" w:eastAsia="宋体" w:cs="宋体"/>
                 <w:color w:val="auto"/>
+                <w:sz w:val="24"/>
+                <w:szCs w:val="24"/>
               </w:rPr>
             </w:pPr>
             <w:r>
               <w:rPr>
-                <w:rFonts w:ascii="微软雅黑" w:hAnsi="微软雅黑" w:eastAsia="微软雅黑"/>
+                <w:rFonts w:hint="eastAsia" w:ascii="宋体" w:hAnsi="宋体" w:eastAsia="宋体" w:cs="宋体"/>
                 <w:color w:val="auto"/>
-                <w:sz w:val="19"/>
+                <w:sz w:val="24"/>
+                <w:szCs w:val="24"/>
               </w:rPr>
-              <w:t>发票提交后会员状态未显示"发票终审中"</w:t>
-            </w:r>
-          </w:p>
-        </w:tc>
-        <w:tc>
-          <w:tcPr>
-            <w:tcW w:w="3135" w:type="dxa"/>
-          </w:tcPr>
-          <w:p>
-            <w:pPr>
-              <w:spacing w:after="0" w:line="240" w:lineRule="auto"/>
-              <w:rPr>
-                <w:color w:val="auto"/>
-              </w:rPr>
-            </w:pPr>
-            <w:r>
-              <w:rPr>
-                <w:rFonts w:ascii="微软雅黑" w:hAnsi="微软雅黑" w:eastAsia="微软雅黑"/>
-                <w:color w:val="auto"/>
-                <w:sz w:val="19"/>
-              </w:rPr>
-              <w:t>✅ 已修复</w:t>
+              <w:t>选择板块类型 → 填写标题、摘要、正文（富文本）、封面图</w:t>
             </w:r>
           </w:p>
         </w:tc>
@@ -890,12 +1494,12 @@
       <w:tr>
         <w:tblPrEx>
           <w:tblBorders>
-            <w:top w:val="single" w:color="4F81BD" w:themeColor="accent1" w:sz="8" w:space="0"/>
-            <w:left w:val="single" w:color="4F81BD" w:themeColor="accent1" w:sz="8" w:space="0"/>
-            <w:bottom w:val="single" w:color="4F81BD" w:themeColor="accent1" w:sz="8" w:space="0"/>
-            <w:right w:val="single" w:color="4F81BD" w:themeColor="accent1" w:sz="8" w:space="0"/>
-            <w:insideH w:val="single" w:color="4F81BD" w:themeColor="accent1" w:sz="8" w:space="0"/>
-            <w:insideV w:val="single" w:color="4F81BD" w:themeColor="accent1" w:sz="8" w:space="0"/>
+            <w:top w:val="single" w:color="000000" w:themeColor="text1" w:sz="8" w:space="0"/>
+            <w:left w:val="single" w:color="000000" w:themeColor="text1" w:sz="8" w:space="0"/>
+            <w:bottom w:val="single" w:color="000000" w:themeColor="text1" w:sz="8" w:space="0"/>
+            <w:right w:val="single" w:color="000000" w:themeColor="text1" w:sz="8" w:space="0"/>
+            <w:insideH w:val="single" w:color="000000" w:themeColor="text1" w:sz="8" w:space="0"/>
+            <w:insideV w:val="single" w:color="000000" w:themeColor="text1" w:sz="8" w:space="0"/>
           </w:tblBorders>
           <w:tblCellMar>
             <w:top w:w="0" w:type="dxa"/>
@@ -905,68 +1509,72 @@
           </w:tblCellMar>
         </w:tblPrEx>
         <w:trPr>
+          <w:trHeight w:val="0" w:hRule="atLeast"/>
           <w:jc w:val="center"/>
         </w:trPr>
         <w:tc>
           <w:tcPr>
-            <w:tcW w:w="3135" w:type="dxa"/>
+            <w:tcW w:w="1447" w:type="dxa"/>
+            <w:tcBorders>
+              <w:tl2br w:val="nil"/>
+              <w:tr2bl w:val="nil"/>
+            </w:tcBorders>
+            <w:vAlign w:val="center"/>
           </w:tcPr>
           <w:p>
             <w:pPr>
+              <w:snapToGrid w:val="0"/>
               <w:spacing w:after="0" w:line="240" w:lineRule="auto"/>
+              <w:ind w:left="0" w:leftChars="0" w:right="0" w:rightChars="0" w:firstLine="0" w:firstLineChars="0"/>
+              <w:jc w:val="left"/>
               <w:rPr>
+                <w:rFonts w:hint="eastAsia" w:ascii="宋体" w:hAnsi="宋体" w:eastAsia="宋体" w:cs="宋体"/>
                 <w:color w:val="auto"/>
+                <w:sz w:val="24"/>
+                <w:szCs w:val="24"/>
               </w:rPr>
             </w:pPr>
             <w:r>
               <w:rPr>
-                <w:rFonts w:ascii="微软雅黑" w:hAnsi="微软雅黑" w:eastAsia="微软雅黑"/>
+                <w:rFonts w:hint="eastAsia" w:ascii="宋体" w:hAnsi="宋体" w:eastAsia="宋体" w:cs="宋体"/>
                 <w:color w:val="auto"/>
-                <w:sz w:val="19"/>
+                <w:sz w:val="24"/>
+                <w:szCs w:val="24"/>
               </w:rPr>
-              <w:t>3</w:t>
+              <w:t>原文件上传</w:t>
             </w:r>
           </w:p>
         </w:tc>
         <w:tc>
           <w:tcPr>
-            <w:tcW w:w="3135" w:type="dxa"/>
+            <w:tcW w:w="7958" w:type="dxa"/>
+            <w:tcBorders>
+              <w:tl2br w:val="nil"/>
+              <w:tr2bl w:val="nil"/>
+            </w:tcBorders>
+            <w:vAlign w:val="center"/>
           </w:tcPr>
           <w:p>
             <w:pPr>
+              <w:snapToGrid w:val="0"/>
               <w:spacing w:after="0" w:line="240" w:lineRule="auto"/>
+              <w:ind w:left="0" w:leftChars="0" w:right="0" w:rightChars="0" w:firstLine="0" w:firstLineChars="0"/>
+              <w:jc w:val="left"/>
               <w:rPr>
+                <w:rFonts w:hint="eastAsia" w:ascii="宋体" w:hAnsi="宋体" w:eastAsia="宋体" w:cs="宋体"/>
                 <w:color w:val="auto"/>
+                <w:sz w:val="24"/>
+                <w:szCs w:val="24"/>
               </w:rPr>
             </w:pPr>
             <w:r>
               <w:rPr>
-                <w:rFonts w:ascii="微软雅黑" w:hAnsi="微软雅黑" w:eastAsia="微软雅黑"/>
+                <w:rFonts w:hint="eastAsia" w:ascii="宋体" w:hAnsi="宋体" w:eastAsia="宋体" w:cs="宋体"/>
                 <w:color w:val="auto"/>
-                <w:sz w:val="19"/>
+                <w:sz w:val="24"/>
+                <w:szCs w:val="24"/>
               </w:rPr>
-              <w:t>新闻发布和公开文件管理菜单未出现在侧边栏</w:t>
-            </w:r>
-          </w:p>
-        </w:tc>
-        <w:tc>
-          <w:tcPr>
-            <w:tcW w:w="3135" w:type="dxa"/>
-          </w:tcPr>
-          <w:p>
-            <w:pPr>
-              <w:spacing w:after="0" w:line="240" w:lineRule="auto"/>
-              <w:rPr>
-                <w:color w:val="auto"/>
-              </w:rPr>
-            </w:pPr>
-            <w:r>
-              <w:rPr>
-                <w:rFonts w:ascii="微软雅黑" w:hAnsi="微软雅黑" w:eastAsia="微软雅黑"/>
-                <w:color w:val="auto"/>
-                <w:sz w:val="19"/>
-              </w:rPr>
-              <w:t>✅ 已修复</w:t>
+              <w:t>每篇内容可关联一个文件（文档/音频/视频/照片），正文底部提供下载链接</w:t>
             </w:r>
           </w:p>
         </w:tc>
@@ -974,12 +1582,12 @@
       <w:tr>
         <w:tblPrEx>
           <w:tblBorders>
-            <w:top w:val="single" w:color="4F81BD" w:themeColor="accent1" w:sz="8" w:space="0"/>
-            <w:left w:val="single" w:color="4F81BD" w:themeColor="accent1" w:sz="8" w:space="0"/>
-            <w:bottom w:val="single" w:color="4F81BD" w:themeColor="accent1" w:sz="8" w:space="0"/>
-            <w:right w:val="single" w:color="4F81BD" w:themeColor="accent1" w:sz="8" w:space="0"/>
-            <w:insideH w:val="single" w:color="4F81BD" w:themeColor="accent1" w:sz="8" w:space="0"/>
-            <w:insideV w:val="single" w:color="4F81BD" w:themeColor="accent1" w:sz="8" w:space="0"/>
+            <w:top w:val="single" w:color="000000" w:themeColor="text1" w:sz="8" w:space="0"/>
+            <w:left w:val="single" w:color="000000" w:themeColor="text1" w:sz="8" w:space="0"/>
+            <w:bottom w:val="single" w:color="000000" w:themeColor="text1" w:sz="8" w:space="0"/>
+            <w:right w:val="single" w:color="000000" w:themeColor="text1" w:sz="8" w:space="0"/>
+            <w:insideH w:val="single" w:color="000000" w:themeColor="text1" w:sz="8" w:space="0"/>
+            <w:insideV w:val="single" w:color="000000" w:themeColor="text1" w:sz="8" w:space="0"/>
           </w:tblBorders>
           <w:tblCellMar>
             <w:top w:w="0" w:type="dxa"/>
@@ -989,68 +1597,248 @@
           </w:tblCellMar>
         </w:tblPrEx>
         <w:trPr>
+          <w:trHeight w:val="0" w:hRule="atLeast"/>
           <w:jc w:val="center"/>
         </w:trPr>
         <w:tc>
           <w:tcPr>
-            <w:tcW w:w="3135" w:type="dxa"/>
+            <w:tcW w:w="1447" w:type="dxa"/>
+            <w:tcBorders>
+              <w:tl2br w:val="nil"/>
+              <w:tr2bl w:val="nil"/>
+            </w:tcBorders>
+            <w:vAlign w:val="center"/>
           </w:tcPr>
           <w:p>
             <w:pPr>
+              <w:snapToGrid w:val="0"/>
               <w:spacing w:after="0" w:line="240" w:lineRule="auto"/>
+              <w:ind w:left="0" w:leftChars="0" w:right="0" w:rightChars="0" w:firstLine="0" w:firstLineChars="0"/>
+              <w:jc w:val="left"/>
               <w:rPr>
+                <w:rFonts w:hint="eastAsia" w:ascii="宋体" w:hAnsi="宋体" w:eastAsia="宋体" w:cs="宋体"/>
                 <w:color w:val="auto"/>
+                <w:sz w:val="24"/>
+                <w:szCs w:val="24"/>
               </w:rPr>
             </w:pPr>
             <w:r>
               <w:rPr>
-                <w:rFonts w:ascii="微软雅黑" w:hAnsi="微软雅黑" w:eastAsia="微软雅黑"/>
+                <w:rFonts w:hint="eastAsia" w:ascii="宋体" w:hAnsi="宋体" w:eastAsia="宋体" w:cs="宋体"/>
                 <w:color w:val="auto"/>
-                <w:sz w:val="19"/>
+                <w:sz w:val="24"/>
+                <w:szCs w:val="24"/>
               </w:rPr>
-              <w:t>4</w:t>
+              <w:t>发布/下线</w:t>
             </w:r>
           </w:p>
         </w:tc>
         <w:tc>
           <w:tcPr>
-            <w:tcW w:w="3135" w:type="dxa"/>
+            <w:tcW w:w="7958" w:type="dxa"/>
+            <w:tcBorders>
+              <w:tl2br w:val="nil"/>
+              <w:tr2bl w:val="nil"/>
+            </w:tcBorders>
+            <w:vAlign w:val="center"/>
           </w:tcPr>
           <w:p>
             <w:pPr>
+              <w:snapToGrid w:val="0"/>
               <w:spacing w:after="0" w:line="240" w:lineRule="auto"/>
+              <w:ind w:left="0" w:leftChars="0" w:right="0" w:rightChars="0" w:firstLine="0" w:firstLineChars="0"/>
+              <w:jc w:val="left"/>
               <w:rPr>
+                <w:rFonts w:hint="eastAsia" w:ascii="宋体" w:hAnsi="宋体" w:eastAsia="宋体" w:cs="宋体"/>
                 <w:color w:val="auto"/>
+                <w:sz w:val="24"/>
+                <w:szCs w:val="24"/>
               </w:rPr>
             </w:pPr>
             <w:r>
               <w:rPr>
-                <w:rFonts w:ascii="微软雅黑" w:hAnsi="微软雅黑" w:eastAsia="微软雅黑"/>
+                <w:rFonts w:hint="eastAsia" w:ascii="宋体" w:hAnsi="宋体" w:eastAsia="宋体" w:cs="宋体"/>
                 <w:color w:val="auto"/>
-                <w:sz w:val="19"/>
+                <w:sz w:val="24"/>
+                <w:szCs w:val="24"/>
               </w:rPr>
-              <w:t>退会后"重新申请入会"按钮点击无效</w:t>
+              <w:t>一键发布；下线为逻辑删除，保留历史记录</w:t>
+            </w:r>
+          </w:p>
+        </w:tc>
+      </w:tr>
+      <w:tr>
+        <w:tblPrEx>
+          <w:tblBorders>
+            <w:top w:val="single" w:color="000000" w:themeColor="text1" w:sz="8" w:space="0"/>
+            <w:left w:val="single" w:color="000000" w:themeColor="text1" w:sz="8" w:space="0"/>
+            <w:bottom w:val="single" w:color="000000" w:themeColor="text1" w:sz="8" w:space="0"/>
+            <w:right w:val="single" w:color="000000" w:themeColor="text1" w:sz="8" w:space="0"/>
+            <w:insideH w:val="single" w:color="000000" w:themeColor="text1" w:sz="8" w:space="0"/>
+            <w:insideV w:val="single" w:color="000000" w:themeColor="text1" w:sz="8" w:space="0"/>
+          </w:tblBorders>
+          <w:tblCellMar>
+            <w:top w:w="0" w:type="dxa"/>
+            <w:left w:w="108" w:type="dxa"/>
+            <w:bottom w:w="0" w:type="dxa"/>
+            <w:right w:w="108" w:type="dxa"/>
+          </w:tblCellMar>
+        </w:tblPrEx>
+        <w:trPr>
+          <w:trHeight w:val="0" w:hRule="atLeast"/>
+          <w:jc w:val="center"/>
+        </w:trPr>
+        <w:tc>
+          <w:tcPr>
+            <w:tcW w:w="1447" w:type="dxa"/>
+            <w:tcBorders>
+              <w:tl2br w:val="nil"/>
+              <w:tr2bl w:val="nil"/>
+            </w:tcBorders>
+            <w:vAlign w:val="center"/>
+          </w:tcPr>
+          <w:p>
+            <w:pPr>
+              <w:snapToGrid w:val="0"/>
+              <w:spacing w:after="0" w:line="240" w:lineRule="auto"/>
+              <w:ind w:left="0" w:leftChars="0" w:right="0" w:rightChars="0" w:firstLine="0" w:firstLineChars="0"/>
+              <w:jc w:val="left"/>
+              <w:rPr>
+                <w:rFonts w:hint="eastAsia" w:ascii="宋体" w:hAnsi="宋体" w:eastAsia="宋体" w:cs="宋体"/>
+                <w:color w:val="auto"/>
+                <w:sz w:val="24"/>
+                <w:szCs w:val="24"/>
+              </w:rPr>
+            </w:pPr>
+            <w:r>
+              <w:rPr>
+                <w:rFonts w:hint="eastAsia" w:ascii="宋体" w:hAnsi="宋体" w:eastAsia="宋体" w:cs="宋体"/>
+                <w:color w:val="auto"/>
+                <w:sz w:val="24"/>
+                <w:szCs w:val="24"/>
+              </w:rPr>
+              <w:t>删除</w:t>
             </w:r>
           </w:p>
         </w:tc>
         <w:tc>
           <w:tcPr>
-            <w:tcW w:w="3135" w:type="dxa"/>
+            <w:tcW w:w="7958" w:type="dxa"/>
+            <w:tcBorders>
+              <w:tl2br w:val="nil"/>
+              <w:tr2bl w:val="nil"/>
+            </w:tcBorders>
+            <w:vAlign w:val="center"/>
           </w:tcPr>
           <w:p>
             <w:pPr>
+              <w:snapToGrid w:val="0"/>
               <w:spacing w:after="0" w:line="240" w:lineRule="auto"/>
+              <w:ind w:left="0" w:leftChars="0" w:right="0" w:rightChars="0" w:firstLine="0" w:firstLineChars="0"/>
+              <w:jc w:val="left"/>
               <w:rPr>
+                <w:rFonts w:hint="eastAsia" w:ascii="宋体" w:hAnsi="宋体" w:eastAsia="宋体" w:cs="宋体"/>
                 <w:color w:val="auto"/>
+                <w:sz w:val="24"/>
+                <w:szCs w:val="24"/>
               </w:rPr>
             </w:pPr>
             <w:r>
               <w:rPr>
-                <w:rFonts w:ascii="微软雅黑" w:hAnsi="微软雅黑" w:eastAsia="微软雅黑"/>
+                <w:rFonts w:hint="eastAsia" w:ascii="宋体" w:hAnsi="宋体" w:eastAsia="宋体" w:cs="宋体"/>
                 <w:color w:val="auto"/>
-                <w:sz w:val="19"/>
+                <w:sz w:val="24"/>
+                <w:szCs w:val="24"/>
               </w:rPr>
-              <w:t>✅ 已修复</w:t>
+              <w:t>物理删除历史内容</w:t>
+            </w:r>
+          </w:p>
+        </w:tc>
+      </w:tr>
+      <w:tr>
+        <w:tblPrEx>
+          <w:tblBorders>
+            <w:top w:val="single" w:color="000000" w:themeColor="text1" w:sz="8" w:space="0"/>
+            <w:left w:val="single" w:color="000000" w:themeColor="text1" w:sz="8" w:space="0"/>
+            <w:bottom w:val="single" w:color="000000" w:themeColor="text1" w:sz="8" w:space="0"/>
+            <w:right w:val="single" w:color="000000" w:themeColor="text1" w:sz="8" w:space="0"/>
+            <w:insideH w:val="single" w:color="000000" w:themeColor="text1" w:sz="8" w:space="0"/>
+            <w:insideV w:val="single" w:color="000000" w:themeColor="text1" w:sz="8" w:space="0"/>
+          </w:tblBorders>
+          <w:tblCellMar>
+            <w:top w:w="0" w:type="dxa"/>
+            <w:left w:w="108" w:type="dxa"/>
+            <w:bottom w:w="0" w:type="dxa"/>
+            <w:right w:w="108" w:type="dxa"/>
+          </w:tblCellMar>
+        </w:tblPrEx>
+        <w:trPr>
+          <w:trHeight w:val="0" w:hRule="atLeast"/>
+          <w:jc w:val="center"/>
+        </w:trPr>
+        <w:tc>
+          <w:tcPr>
+            <w:tcW w:w="1447" w:type="dxa"/>
+            <w:tcBorders>
+              <w:tl2br w:val="nil"/>
+              <w:tr2bl w:val="nil"/>
+            </w:tcBorders>
+            <w:vAlign w:val="center"/>
+          </w:tcPr>
+          <w:p>
+            <w:pPr>
+              <w:snapToGrid w:val="0"/>
+              <w:spacing w:after="0" w:line="240" w:lineRule="auto"/>
+              <w:ind w:left="0" w:leftChars="0" w:right="0" w:rightChars="0" w:firstLine="0" w:firstLineChars="0"/>
+              <w:jc w:val="left"/>
+              <w:rPr>
+                <w:rFonts w:hint="eastAsia" w:ascii="宋体" w:hAnsi="宋体" w:eastAsia="宋体" w:cs="宋体"/>
+                <w:color w:val="auto"/>
+                <w:sz w:val="24"/>
+                <w:szCs w:val="24"/>
+              </w:rPr>
+            </w:pPr>
+            <w:r>
+              <w:rPr>
+                <w:rFonts w:hint="eastAsia" w:ascii="宋体" w:hAnsi="宋体" w:eastAsia="宋体" w:cs="宋体"/>
+                <w:color w:val="auto"/>
+                <w:sz w:val="24"/>
+                <w:szCs w:val="24"/>
+              </w:rPr>
+              <w:t>筛选</w:t>
+            </w:r>
+          </w:p>
+        </w:tc>
+        <w:tc>
+          <w:tcPr>
+            <w:tcW w:w="7958" w:type="dxa"/>
+            <w:tcBorders>
+              <w:tl2br w:val="nil"/>
+              <w:tr2bl w:val="nil"/>
+            </w:tcBorders>
+            <w:vAlign w:val="center"/>
+          </w:tcPr>
+          <w:p>
+            <w:pPr>
+              <w:snapToGrid w:val="0"/>
+              <w:spacing w:after="0" w:line="240" w:lineRule="auto"/>
+              <w:ind w:left="0" w:leftChars="0" w:right="0" w:rightChars="0" w:firstLine="0" w:firstLineChars="0"/>
+              <w:jc w:val="left"/>
+              <w:rPr>
+                <w:rFonts w:hint="eastAsia" w:ascii="宋体" w:hAnsi="宋体" w:eastAsia="宋体" w:cs="宋体"/>
+                <w:color w:val="auto"/>
+                <w:sz w:val="24"/>
+                <w:szCs w:val="24"/>
+              </w:rPr>
+            </w:pPr>
+            <w:r>
+              <w:rPr>
+                <w:rFonts w:hint="eastAsia" w:ascii="宋体" w:hAnsi="宋体" w:eastAsia="宋体" w:cs="宋体"/>
+                <w:color w:val="auto"/>
+                <w:sz w:val="24"/>
+                <w:szCs w:val="24"/>
+              </w:rPr>
+              <w:t>按板块类型筛选</w:t>
             </w:r>
           </w:p>
         </w:tc>
@@ -1059,68 +1847,185 @@
     <w:p>
       <w:pPr>
         <w:rPr>
+          <w:rFonts w:hint="eastAsia" w:ascii="宋体" w:hAnsi="宋体" w:eastAsia="宋体" w:cs="宋体"/>
           <w:color w:val="auto"/>
+          <w:sz w:val="24"/>
+          <w:szCs w:val="24"/>
         </w:rPr>
       </w:pPr>
     </w:p>
     <w:p>
       <w:pPr>
-        <w:pStyle w:val="3"/>
+        <w:pStyle w:val="5"/>
         <w:rPr>
+          <w:rFonts w:hint="eastAsia" w:ascii="宋体" w:hAnsi="宋体" w:eastAsia="宋体" w:cs="宋体"/>
           <w:color w:val="auto"/>
+          <w:sz w:val="24"/>
+          <w:szCs w:val="24"/>
         </w:rPr>
       </w:pPr>
       <w:r>
         <w:rPr>
-          <w:rFonts w:ascii="微软雅黑" w:hAnsi="微软雅黑" w:eastAsia="微软雅黑"/>
+          <w:rFonts w:hint="eastAsia" w:ascii="宋体" w:hAnsi="宋体" w:eastAsia="宋体" w:cs="宋体"/>
           <w:color w:val="auto"/>
+          <w:sz w:val="24"/>
+          <w:szCs w:val="24"/>
         </w:rPr>
-        <w:t>二、各项需求说明</w:t>
+        <w:t>用户端</w:t>
+      </w:r>
+    </w:p>
+    <w:p>
+      <w:pPr>
+        <w:rPr>
+          <w:rFonts w:hint="eastAsia" w:ascii="宋体" w:hAnsi="宋体" w:eastAsia="宋体" w:cs="宋体"/>
+          <w:b w:val="0"/>
+          <w:color w:val="auto"/>
+          <w:sz w:val="24"/>
+          <w:szCs w:val="24"/>
+        </w:rPr>
+      </w:pPr>
+      <w:r>
+        <w:rPr>
+          <w:rFonts w:hint="eastAsia" w:ascii="宋体" w:hAnsi="宋体" w:eastAsia="宋体" w:cs="宋体"/>
+          <w:b w:val="0"/>
+          <w:color w:val="auto"/>
+          <w:sz w:val="24"/>
+          <w:szCs w:val="24"/>
+        </w:rPr>
+        <w:t>三个板块 Tab 切换，展示已发布内容列表（封面图 + 标题 + 摘要 + 日期），文章详情页底部展示文件下载按钮，无需登录即可浏览和下载。</w:t>
+      </w:r>
+    </w:p>
+    <w:p>
+      <w:pPr>
+        <w:rPr>
+          <w:rFonts w:hint="eastAsia" w:ascii="宋体" w:hAnsi="宋体" w:eastAsia="宋体" w:cs="宋体"/>
+          <w:b w:val="0"/>
+          <w:color w:val="auto"/>
+          <w:sz w:val="24"/>
+          <w:szCs w:val="24"/>
+        </w:rPr>
+      </w:pPr>
+      <w:r>
+        <w:rPr>
+          <w:rFonts w:hint="eastAsia" w:ascii="宋体" w:hAnsi="宋体" w:eastAsia="宋体" w:cs="宋体"/>
+          <w:sz w:val="24"/>
+          <w:szCs w:val="24"/>
+        </w:rPr>
+        <w:drawing>
+          <wp:inline distT="0" distB="0" distL="114300" distR="114300">
+            <wp:extent cx="5963285" cy="3168650"/>
+            <wp:effectExtent l="0" t="0" r="5715" b="6350"/>
+            <wp:docPr id="4" name="图片 4"/>
+            <wp:cNvGraphicFramePr>
+              <a:graphicFrameLocks xmlns:a="http://schemas.openxmlformats.org/drawingml/2006/main" noChangeAspect="1"/>
+            </wp:cNvGraphicFramePr>
+            <a:graphic xmlns:a="http://schemas.openxmlformats.org/drawingml/2006/main">
+              <a:graphicData uri="http://schemas.openxmlformats.org/drawingml/2006/picture">
+                <pic:pic xmlns:pic="http://schemas.openxmlformats.org/drawingml/2006/picture">
+                  <pic:nvPicPr>
+                    <pic:cNvPr id="4" name="图片 4"/>
+                    <pic:cNvPicPr>
+                      <a:picLocks noChangeAspect="1"/>
+                    </pic:cNvPicPr>
+                  </pic:nvPicPr>
+                  <pic:blipFill>
+                    <a:blip r:embed="rId8"/>
+                    <a:stretch>
+                      <a:fillRect/>
+                    </a:stretch>
+                  </pic:blipFill>
+                  <pic:spPr>
+                    <a:xfrm>
+                      <a:off x="0" y="0"/>
+                      <a:ext cx="5963285" cy="3168650"/>
+                    </a:xfrm>
+                    <a:prstGeom prst="rect">
+                      <a:avLst/>
+                    </a:prstGeom>
+                    <a:noFill/>
+                    <a:ln>
+                      <a:noFill/>
+                    </a:ln>
+                  </pic:spPr>
+                </pic:pic>
+              </a:graphicData>
+            </a:graphic>
+          </wp:inline>
+        </w:drawing>
       </w:r>
     </w:p>
     <w:p>
       <w:pPr>
         <w:pStyle w:val="4"/>
         <w:rPr>
+          <w:rFonts w:hint="eastAsia" w:ascii="宋体" w:hAnsi="宋体" w:eastAsia="宋体" w:cs="宋体"/>
           <w:color w:val="auto"/>
+          <w:sz w:val="24"/>
+          <w:szCs w:val="24"/>
         </w:rPr>
       </w:pPr>
       <w:r>
         <w:rPr>
-          <w:rFonts w:ascii="微软雅黑" w:hAnsi="微软雅黑" w:eastAsia="微软雅黑"/>
+          <w:rFonts w:hint="eastAsia" w:ascii="宋体" w:hAnsi="宋体" w:eastAsia="宋体" w:cs="宋体"/>
           <w:color w:val="auto"/>
+          <w:sz w:val="24"/>
+          <w:szCs w:val="24"/>
         </w:rPr>
-        <w:t>需求 1：数据统计 — 总学会选项拆分</w:t>
+        <w:t>需求 5：公开文件下载区</w:t>
       </w:r>
     </w:p>
     <w:p>
       <w:pPr>
         <w:rPr>
+          <w:rFonts w:hint="eastAsia" w:ascii="宋体" w:hAnsi="宋体" w:eastAsia="宋体" w:cs="宋体"/>
           <w:color w:val="auto"/>
+          <w:sz w:val="24"/>
+          <w:szCs w:val="24"/>
         </w:rPr>
       </w:pPr>
       <w:r>
         <w:rPr>
-          <w:rFonts w:ascii="微软雅黑" w:hAnsi="微软雅黑" w:eastAsia="微软雅黑"/>
+          <w:rFonts w:hint="eastAsia" w:ascii="宋体" w:hAnsi="宋体" w:eastAsia="宋体" w:cs="宋体"/>
           <w:b w:val="0"/>
           <w:color w:val="auto"/>
-          <w:sz w:val="21"/>
+          <w:sz w:val="24"/>
+          <w:szCs w:val="24"/>
         </w:rPr>
-        <w:t>后台"数据统计 → 按学会查看"的下拉选项中，"中国古生物学会（总学会）"此前同时承担全平台汇总职责，导致无法单独查看总学会自身的收支。修改后：</w:t>
+        <w:t>新建独立的公开文件下载区，供图片大赛、短视频大赛、科普讲解大赛、党组织学习教育宣传活动等场景使用。</w:t>
+      </w:r>
+    </w:p>
+    <w:p>
+      <w:pPr>
+        <w:pStyle w:val="5"/>
+        <w:rPr>
+          <w:rFonts w:hint="eastAsia" w:ascii="宋体" w:hAnsi="宋体" w:eastAsia="宋体" w:cs="宋体"/>
+          <w:color w:val="auto"/>
+          <w:sz w:val="24"/>
+          <w:szCs w:val="24"/>
+        </w:rPr>
+      </w:pPr>
+      <w:r>
+        <w:rPr>
+          <w:rFonts w:hint="eastAsia" w:ascii="宋体" w:hAnsi="宋体" w:eastAsia="宋体" w:cs="宋体"/>
+          <w:color w:val="auto"/>
+          <w:sz w:val="24"/>
+          <w:szCs w:val="24"/>
+        </w:rPr>
+        <w:t>支持文件格式</w:t>
       </w:r>
     </w:p>
     <w:tbl>
       <w:tblPr>
         <w:tblStyle w:val="49"/>
-        <w:tblW w:w="0" w:type="auto"/>
+        <w:tblW w:w="9405" w:type="dxa"/>
         <w:jc w:val="center"/>
         <w:tblBorders>
-          <w:top w:val="single" w:color="4F81BD" w:themeColor="accent1" w:sz="8" w:space="0"/>
-          <w:left w:val="single" w:color="4F81BD" w:themeColor="accent1" w:sz="8" w:space="0"/>
-          <w:bottom w:val="single" w:color="4F81BD" w:themeColor="accent1" w:sz="8" w:space="0"/>
-          <w:right w:val="single" w:color="4F81BD" w:themeColor="accent1" w:sz="8" w:space="0"/>
-          <w:insideH w:val="single" w:color="4F81BD" w:themeColor="accent1" w:sz="8" w:space="0"/>
-          <w:insideV w:val="single" w:color="4F81BD" w:themeColor="accent1" w:sz="8" w:space="0"/>
+          <w:top w:val="single" w:color="000000" w:themeColor="text1" w:sz="8" w:space="0"/>
+          <w:left w:val="single" w:color="000000" w:themeColor="text1" w:sz="8" w:space="0"/>
+          <w:bottom w:val="single" w:color="000000" w:themeColor="text1" w:sz="8" w:space="0"/>
+          <w:right w:val="single" w:color="000000" w:themeColor="text1" w:sz="8" w:space="0"/>
+          <w:insideH w:val="single" w:color="000000" w:themeColor="text1" w:sz="8" w:space="0"/>
+          <w:insideV w:val="single" w:color="000000" w:themeColor="text1" w:sz="8" w:space="0"/>
         </w:tblBorders>
         <w:tblLayout w:type="autofit"/>
         <w:tblCellMar>
@@ -1131,19 +2036,18 @@
         </w:tblCellMar>
       </w:tblPr>
       <w:tblGrid>
-        <w:gridCol w:w="3135"/>
-        <w:gridCol w:w="3135"/>
-        <w:gridCol w:w="3135"/>
+        <w:gridCol w:w="1016"/>
+        <w:gridCol w:w="8389"/>
       </w:tblGrid>
       <w:tr>
         <w:tblPrEx>
           <w:tblBorders>
-            <w:top w:val="single" w:color="4F81BD" w:themeColor="accent1" w:sz="8" w:space="0"/>
-            <w:left w:val="single" w:color="4F81BD" w:themeColor="accent1" w:sz="8" w:space="0"/>
-            <w:bottom w:val="single" w:color="4F81BD" w:themeColor="accent1" w:sz="8" w:space="0"/>
-            <w:right w:val="single" w:color="4F81BD" w:themeColor="accent1" w:sz="8" w:space="0"/>
-            <w:insideH w:val="single" w:color="4F81BD" w:themeColor="accent1" w:sz="8" w:space="0"/>
-            <w:insideV w:val="single" w:color="4F81BD" w:themeColor="accent1" w:sz="8" w:space="0"/>
+            <w:top w:val="single" w:color="000000" w:themeColor="text1" w:sz="8" w:space="0"/>
+            <w:left w:val="single" w:color="000000" w:themeColor="text1" w:sz="8" w:space="0"/>
+            <w:bottom w:val="single" w:color="000000" w:themeColor="text1" w:sz="8" w:space="0"/>
+            <w:right w:val="single" w:color="000000" w:themeColor="text1" w:sz="8" w:space="0"/>
+            <w:insideH w:val="single" w:color="000000" w:themeColor="text1" w:sz="8" w:space="0"/>
+            <w:insideV w:val="single" w:color="000000" w:themeColor="text1" w:sz="8" w:space="0"/>
           </w:tblBorders>
           <w:tblCellMar>
             <w:top w:w="0" w:type="dxa"/>
@@ -1153,71 +2057,77 @@
           </w:tblCellMar>
         </w:tblPrEx>
         <w:trPr>
+          <w:trHeight w:val="0" w:hRule="atLeast"/>
+          <w:tblHeader/>
           <w:jc w:val="center"/>
         </w:trPr>
         <w:tc>
           <w:tcPr>
-            <w:tcW w:w="3135" w:type="dxa"/>
+            <w:tcW w:w="1016" w:type="dxa"/>
+            <w:tcBorders>
+              <w:tl2br w:val="nil"/>
+              <w:tr2bl w:val="nil"/>
+            </w:tcBorders>
+            <w:vAlign w:val="center"/>
           </w:tcPr>
           <w:p>
             <w:pPr>
+              <w:snapToGrid w:val="0"/>
               <w:spacing w:after="0" w:line="240" w:lineRule="auto"/>
+              <w:ind w:left="0" w:leftChars="0" w:right="0" w:rightChars="0" w:firstLine="0" w:firstLineChars="0"/>
+              <w:jc w:val="center"/>
               <w:rPr>
+                <w:rFonts w:hint="eastAsia" w:ascii="宋体" w:hAnsi="宋体" w:eastAsia="宋体" w:cs="宋体"/>
+                <w:b/>
                 <w:color w:val="auto"/>
+                <w:sz w:val="24"/>
+                <w:szCs w:val="24"/>
               </w:rPr>
             </w:pPr>
             <w:r>
               <w:rPr>
-                <w:rFonts w:ascii="微软雅黑" w:hAnsi="微软雅黑" w:eastAsia="微软雅黑"/>
+                <w:rFonts w:hint="eastAsia" w:ascii="宋体" w:hAnsi="宋体" w:eastAsia="宋体" w:cs="宋体"/>
                 <w:b/>
                 <w:color w:val="auto"/>
-                <w:sz w:val="19"/>
+                <w:sz w:val="24"/>
+                <w:szCs w:val="24"/>
               </w:rPr>
-              <w:t>项目</w:t>
+              <w:t>分类</w:t>
             </w:r>
           </w:p>
         </w:tc>
         <w:tc>
           <w:tcPr>
-            <w:tcW w:w="3135" w:type="dxa"/>
+            <w:tcW w:w="8389" w:type="dxa"/>
+            <w:tcBorders>
+              <w:tl2br w:val="nil"/>
+              <w:tr2bl w:val="nil"/>
+            </w:tcBorders>
+            <w:vAlign w:val="center"/>
           </w:tcPr>
           <w:p>
             <w:pPr>
+              <w:snapToGrid w:val="0"/>
               <w:spacing w:after="0" w:line="240" w:lineRule="auto"/>
+              <w:ind w:left="0" w:leftChars="0" w:right="0" w:rightChars="0" w:firstLine="0" w:firstLineChars="0"/>
+              <w:jc w:val="center"/>
               <w:rPr>
+                <w:rFonts w:hint="eastAsia" w:ascii="宋体" w:hAnsi="宋体" w:eastAsia="宋体" w:cs="宋体"/>
+                <w:b/>
                 <w:color w:val="auto"/>
+                <w:sz w:val="24"/>
+                <w:szCs w:val="24"/>
               </w:rPr>
             </w:pPr>
             <w:r>
               <w:rPr>
-                <w:rFonts w:ascii="微软雅黑" w:hAnsi="微软雅黑" w:eastAsia="微软雅黑"/>
+                <w:rFonts w:hint="eastAsia" w:ascii="宋体" w:hAnsi="宋体" w:eastAsia="宋体" w:cs="宋体"/>
                 <w:b/>
                 <w:color w:val="auto"/>
-                <w:sz w:val="19"/>
+                <w:sz w:val="24"/>
+                <w:szCs w:val="24"/>
               </w:rPr>
-              <w:t>修改前</w:t>
-            </w:r>
-          </w:p>
-        </w:tc>
-        <w:tc>
-          <w:tcPr>
-            <w:tcW w:w="3135" w:type="dxa"/>
-          </w:tcPr>
-          <w:p>
-            <w:pPr>
-              <w:spacing w:after="0" w:line="240" w:lineRule="auto"/>
-              <w:rPr>
-                <w:color w:val="auto"/>
-              </w:rPr>
-            </w:pPr>
-            <w:r>
-              <w:rPr>
-                <w:rFonts w:ascii="微软雅黑" w:hAnsi="微软雅黑" w:eastAsia="微软雅黑"/>
-                <w:b/>
-                <w:color w:val="auto"/>
-                <w:sz w:val="19"/>
-              </w:rPr>
-              <w:t>修改后</w:t>
+              <w:t>支持格式</w:t>
             </w:r>
           </w:p>
         </w:tc>
@@ -1225,12 +2135,12 @@
       <w:tr>
         <w:tblPrEx>
           <w:tblBorders>
-            <w:top w:val="single" w:color="4F81BD" w:themeColor="accent1" w:sz="8" w:space="0"/>
-            <w:left w:val="single" w:color="4F81BD" w:themeColor="accent1" w:sz="8" w:space="0"/>
-            <w:bottom w:val="single" w:color="4F81BD" w:themeColor="accent1" w:sz="8" w:space="0"/>
-            <w:right w:val="single" w:color="4F81BD" w:themeColor="accent1" w:sz="8" w:space="0"/>
-            <w:insideH w:val="single" w:color="4F81BD" w:themeColor="accent1" w:sz="8" w:space="0"/>
-            <w:insideV w:val="single" w:color="4F81BD" w:themeColor="accent1" w:sz="8" w:space="0"/>
+            <w:top w:val="single" w:color="000000" w:themeColor="text1" w:sz="8" w:space="0"/>
+            <w:left w:val="single" w:color="000000" w:themeColor="text1" w:sz="8" w:space="0"/>
+            <w:bottom w:val="single" w:color="000000" w:themeColor="text1" w:sz="8" w:space="0"/>
+            <w:right w:val="single" w:color="000000" w:themeColor="text1" w:sz="8" w:space="0"/>
+            <w:insideH w:val="single" w:color="000000" w:themeColor="text1" w:sz="8" w:space="0"/>
+            <w:insideV w:val="single" w:color="000000" w:themeColor="text1" w:sz="8" w:space="0"/>
           </w:tblBorders>
           <w:tblCellMar>
             <w:top w:w="0" w:type="dxa"/>
@@ -1240,68 +2150,72 @@
           </w:tblCellMar>
         </w:tblPrEx>
         <w:trPr>
+          <w:trHeight w:val="0" w:hRule="atLeast"/>
           <w:jc w:val="center"/>
         </w:trPr>
         <w:tc>
           <w:tcPr>
-            <w:tcW w:w="3135" w:type="dxa"/>
+            <w:tcW w:w="1016" w:type="dxa"/>
+            <w:tcBorders>
+              <w:tl2br w:val="nil"/>
+              <w:tr2bl w:val="nil"/>
+            </w:tcBorders>
+            <w:vAlign w:val="center"/>
           </w:tcPr>
           <w:p>
             <w:pPr>
+              <w:snapToGrid w:val="0"/>
               <w:spacing w:after="0" w:line="240" w:lineRule="auto"/>
+              <w:ind w:left="0" w:leftChars="0" w:right="0" w:rightChars="0" w:firstLine="0" w:firstLineChars="0"/>
+              <w:jc w:val="center"/>
               <w:rPr>
+                <w:rFonts w:hint="eastAsia" w:ascii="宋体" w:hAnsi="宋体" w:eastAsia="宋体" w:cs="宋体"/>
                 <w:color w:val="auto"/>
+                <w:sz w:val="24"/>
+                <w:szCs w:val="24"/>
               </w:rPr>
             </w:pPr>
             <w:r>
               <w:rPr>
-                <w:rFonts w:ascii="微软雅黑" w:hAnsi="微软雅黑" w:eastAsia="微软雅黑"/>
+                <w:rFonts w:hint="eastAsia" w:ascii="宋体" w:hAnsi="宋体" w:eastAsia="宋体" w:cs="宋体"/>
                 <w:color w:val="auto"/>
-                <w:sz w:val="19"/>
+                <w:sz w:val="24"/>
+                <w:szCs w:val="24"/>
               </w:rPr>
-              <w:t>下拉第 1 项</w:t>
+              <w:t>文档类</w:t>
             </w:r>
           </w:p>
         </w:tc>
         <w:tc>
           <w:tcPr>
-            <w:tcW w:w="3135" w:type="dxa"/>
+            <w:tcW w:w="8389" w:type="dxa"/>
+            <w:tcBorders>
+              <w:tl2br w:val="nil"/>
+              <w:tr2bl w:val="nil"/>
+            </w:tcBorders>
+            <w:vAlign w:val="center"/>
           </w:tcPr>
           <w:p>
             <w:pPr>
+              <w:snapToGrid w:val="0"/>
               <w:spacing w:after="0" w:line="240" w:lineRule="auto"/>
+              <w:ind w:left="0" w:leftChars="0" w:right="0" w:rightChars="0" w:firstLine="0" w:firstLineChars="0"/>
+              <w:jc w:val="left"/>
               <w:rPr>
+                <w:rFonts w:hint="eastAsia" w:ascii="宋体" w:hAnsi="宋体" w:eastAsia="宋体" w:cs="宋体"/>
                 <w:color w:val="auto"/>
+                <w:sz w:val="24"/>
+                <w:szCs w:val="24"/>
               </w:rPr>
             </w:pPr>
             <w:r>
               <w:rPr>
-                <w:rFonts w:ascii="微软雅黑" w:hAnsi="微软雅黑" w:eastAsia="微软雅黑"/>
+                <w:rFonts w:hint="eastAsia" w:ascii="宋体" w:hAnsi="宋体" w:eastAsia="宋体" w:cs="宋体"/>
                 <w:color w:val="auto"/>
-                <w:sz w:val="19"/>
+                <w:sz w:val="24"/>
+                <w:szCs w:val="24"/>
               </w:rPr>
-              <w:t>中国古生物学会（总学会）（全平台汇总）</w:t>
-            </w:r>
-          </w:p>
-        </w:tc>
-        <w:tc>
-          <w:tcPr>
-            <w:tcW w:w="3135" w:type="dxa"/>
-          </w:tcPr>
-          <w:p>
-            <w:pPr>
-              <w:spacing w:after="0" w:line="240" w:lineRule="auto"/>
-              <w:rPr>
-                <w:color w:val="auto"/>
-              </w:rPr>
-            </w:pPr>
-            <w:r>
-              <w:rPr>
-                <w:rFonts w:ascii="微软雅黑" w:hAnsi="微软雅黑" w:eastAsia="微软雅黑"/>
-                <w:color w:val="auto"/>
-                <w:sz w:val="19"/>
-              </w:rPr>
-              <w:t>（全平台汇总）— 展示 12 个学会合并数据</w:t>
+              <w:t>Word（.doc/.docx）、PDF（.pdf）、Excel（.xls/.xlsx）、PowerPoint（.ppt/.pptx）、压缩包（.zip/.rar）</w:t>
             </w:r>
           </w:p>
         </w:tc>
@@ -1309,12 +2223,12 @@
       <w:tr>
         <w:tblPrEx>
           <w:tblBorders>
-            <w:top w:val="single" w:color="4F81BD" w:themeColor="accent1" w:sz="8" w:space="0"/>
-            <w:left w:val="single" w:color="4F81BD" w:themeColor="accent1" w:sz="8" w:space="0"/>
-            <w:bottom w:val="single" w:color="4F81BD" w:themeColor="accent1" w:sz="8" w:space="0"/>
-            <w:right w:val="single" w:color="4F81BD" w:themeColor="accent1" w:sz="8" w:space="0"/>
-            <w:insideH w:val="single" w:color="4F81BD" w:themeColor="accent1" w:sz="8" w:space="0"/>
-            <w:insideV w:val="single" w:color="4F81BD" w:themeColor="accent1" w:sz="8" w:space="0"/>
+            <w:top w:val="single" w:color="000000" w:themeColor="text1" w:sz="8" w:space="0"/>
+            <w:left w:val="single" w:color="000000" w:themeColor="text1" w:sz="8" w:space="0"/>
+            <w:bottom w:val="single" w:color="000000" w:themeColor="text1" w:sz="8" w:space="0"/>
+            <w:right w:val="single" w:color="000000" w:themeColor="text1" w:sz="8" w:space="0"/>
+            <w:insideH w:val="single" w:color="000000" w:themeColor="text1" w:sz="8" w:space="0"/>
+            <w:insideV w:val="single" w:color="000000" w:themeColor="text1" w:sz="8" w:space="0"/>
           </w:tblBorders>
           <w:tblCellMar>
             <w:top w:w="0" w:type="dxa"/>
@@ -1324,68 +2238,72 @@
           </w:tblCellMar>
         </w:tblPrEx>
         <w:trPr>
+          <w:trHeight w:val="0" w:hRule="atLeast"/>
           <w:jc w:val="center"/>
         </w:trPr>
         <w:tc>
           <w:tcPr>
-            <w:tcW w:w="3135" w:type="dxa"/>
+            <w:tcW w:w="1016" w:type="dxa"/>
+            <w:tcBorders>
+              <w:tl2br w:val="nil"/>
+              <w:tr2bl w:val="nil"/>
+            </w:tcBorders>
+            <w:vAlign w:val="center"/>
           </w:tcPr>
           <w:p>
             <w:pPr>
+              <w:snapToGrid w:val="0"/>
               <w:spacing w:after="0" w:line="240" w:lineRule="auto"/>
+              <w:ind w:left="0" w:leftChars="0" w:right="0" w:rightChars="0" w:firstLine="0" w:firstLineChars="0"/>
+              <w:jc w:val="center"/>
               <w:rPr>
+                <w:rFonts w:hint="eastAsia" w:ascii="宋体" w:hAnsi="宋体" w:eastAsia="宋体" w:cs="宋体"/>
                 <w:color w:val="auto"/>
+                <w:sz w:val="24"/>
+                <w:szCs w:val="24"/>
               </w:rPr>
             </w:pPr>
             <w:r>
               <w:rPr>
-                <w:rFonts w:ascii="微软雅黑" w:hAnsi="微软雅黑" w:eastAsia="微软雅黑"/>
+                <w:rFonts w:hint="eastAsia" w:ascii="宋体" w:hAnsi="宋体" w:eastAsia="宋体" w:cs="宋体"/>
                 <w:color w:val="auto"/>
-                <w:sz w:val="19"/>
+                <w:sz w:val="24"/>
+                <w:szCs w:val="24"/>
               </w:rPr>
-              <w:t>下拉第 2 项</w:t>
+              <w:t>音频类</w:t>
             </w:r>
           </w:p>
         </w:tc>
         <w:tc>
           <w:tcPr>
-            <w:tcW w:w="3135" w:type="dxa"/>
+            <w:tcW w:w="8389" w:type="dxa"/>
+            <w:tcBorders>
+              <w:tl2br w:val="nil"/>
+              <w:tr2bl w:val="nil"/>
+            </w:tcBorders>
+            <w:vAlign w:val="center"/>
           </w:tcPr>
           <w:p>
             <w:pPr>
+              <w:snapToGrid w:val="0"/>
               <w:spacing w:after="0" w:line="240" w:lineRule="auto"/>
+              <w:ind w:left="0" w:leftChars="0" w:right="0" w:rightChars="0" w:firstLine="0" w:firstLineChars="0"/>
+              <w:jc w:val="left"/>
               <w:rPr>
+                <w:rFonts w:hint="eastAsia" w:ascii="宋体" w:hAnsi="宋体" w:eastAsia="宋体" w:cs="宋体"/>
                 <w:color w:val="auto"/>
+                <w:sz w:val="24"/>
+                <w:szCs w:val="24"/>
               </w:rPr>
             </w:pPr>
             <w:r>
               <w:rPr>
-                <w:rFonts w:ascii="微软雅黑" w:hAnsi="微软雅黑" w:eastAsia="微软雅黑"/>
+                <w:rFonts w:hint="eastAsia" w:ascii="宋体" w:hAnsi="宋体" w:eastAsia="宋体" w:cs="宋体"/>
                 <w:color w:val="auto"/>
-                <w:sz w:val="19"/>
+                <w:sz w:val="24"/>
+                <w:szCs w:val="24"/>
               </w:rPr>
-              <w:t>—（不存在）</w:t>
-            </w:r>
-          </w:p>
-        </w:tc>
-        <w:tc>
-          <w:tcPr>
-            <w:tcW w:w="3135" w:type="dxa"/>
-          </w:tcPr>
-          <w:p>
-            <w:pPr>
-              <w:spacing w:after="0" w:line="240" w:lineRule="auto"/>
-              <w:rPr>
-                <w:color w:val="auto"/>
-              </w:rPr>
-            </w:pPr>
-            <w:r>
-              <w:rPr>
-                <w:rFonts w:ascii="微软雅黑" w:hAnsi="微软雅黑" w:eastAsia="微软雅黑"/>
-                <w:color w:val="auto"/>
-                <w:sz w:val="19"/>
-              </w:rPr>
-              <w:t>中国古生物学会（总学会）— 仅展示总学会自身收支</w:t>
+              <w:t>MP3（.mp3）、WAV（.wav）、M4A（.m4a）</w:t>
             </w:r>
           </w:p>
         </w:tc>
@@ -1393,12 +2311,12 @@
       <w:tr>
         <w:tblPrEx>
           <w:tblBorders>
-            <w:top w:val="single" w:color="4F81BD" w:themeColor="accent1" w:sz="8" w:space="0"/>
-            <w:left w:val="single" w:color="4F81BD" w:themeColor="accent1" w:sz="8" w:space="0"/>
-            <w:bottom w:val="single" w:color="4F81BD" w:themeColor="accent1" w:sz="8" w:space="0"/>
-            <w:right w:val="single" w:color="4F81BD" w:themeColor="accent1" w:sz="8" w:space="0"/>
-            <w:insideH w:val="single" w:color="4F81BD" w:themeColor="accent1" w:sz="8" w:space="0"/>
-            <w:insideV w:val="single" w:color="4F81BD" w:themeColor="accent1" w:sz="8" w:space="0"/>
+            <w:top w:val="single" w:color="000000" w:themeColor="text1" w:sz="8" w:space="0"/>
+            <w:left w:val="single" w:color="000000" w:themeColor="text1" w:sz="8" w:space="0"/>
+            <w:bottom w:val="single" w:color="000000" w:themeColor="text1" w:sz="8" w:space="0"/>
+            <w:right w:val="single" w:color="000000" w:themeColor="text1" w:sz="8" w:space="0"/>
+            <w:insideH w:val="single" w:color="000000" w:themeColor="text1" w:sz="8" w:space="0"/>
+            <w:insideV w:val="single" w:color="000000" w:themeColor="text1" w:sz="8" w:space="0"/>
           </w:tblBorders>
           <w:tblCellMar>
             <w:top w:w="0" w:type="dxa"/>
@@ -1408,68 +2326,160 @@
           </w:tblCellMar>
         </w:tblPrEx>
         <w:trPr>
+          <w:trHeight w:val="0" w:hRule="atLeast"/>
           <w:jc w:val="center"/>
         </w:trPr>
         <w:tc>
           <w:tcPr>
-            <w:tcW w:w="3135" w:type="dxa"/>
+            <w:tcW w:w="1016" w:type="dxa"/>
+            <w:tcBorders>
+              <w:tl2br w:val="nil"/>
+              <w:tr2bl w:val="nil"/>
+            </w:tcBorders>
+            <w:vAlign w:val="center"/>
           </w:tcPr>
           <w:p>
             <w:pPr>
+              <w:snapToGrid w:val="0"/>
               <w:spacing w:after="0" w:line="240" w:lineRule="auto"/>
+              <w:ind w:left="0" w:leftChars="0" w:right="0" w:rightChars="0" w:firstLine="0" w:firstLineChars="0"/>
+              <w:jc w:val="center"/>
               <w:rPr>
+                <w:rFonts w:hint="eastAsia" w:ascii="宋体" w:hAnsi="宋体" w:eastAsia="宋体" w:cs="宋体"/>
                 <w:color w:val="auto"/>
+                <w:sz w:val="24"/>
+                <w:szCs w:val="24"/>
               </w:rPr>
             </w:pPr>
             <w:r>
               <w:rPr>
-                <w:rFonts w:ascii="微软雅黑" w:hAnsi="微软雅黑" w:eastAsia="微软雅黑"/>
+                <w:rFonts w:hint="eastAsia" w:ascii="宋体" w:hAnsi="宋体" w:eastAsia="宋体" w:cs="宋体"/>
                 <w:color w:val="auto"/>
-                <w:sz w:val="19"/>
+                <w:sz w:val="24"/>
+                <w:szCs w:val="24"/>
               </w:rPr>
-              <w:t>下拉第 3–13 项</w:t>
+              <w:t>视频类</w:t>
             </w:r>
           </w:p>
         </w:tc>
         <w:tc>
           <w:tcPr>
-            <w:tcW w:w="3135" w:type="dxa"/>
+            <w:tcW w:w="8389" w:type="dxa"/>
+            <w:tcBorders>
+              <w:tl2br w:val="nil"/>
+              <w:tr2bl w:val="nil"/>
+            </w:tcBorders>
+            <w:vAlign w:val="center"/>
           </w:tcPr>
           <w:p>
             <w:pPr>
+              <w:snapToGrid w:val="0"/>
               <w:spacing w:after="0" w:line="240" w:lineRule="auto"/>
+              <w:ind w:left="0" w:leftChars="0" w:right="0" w:rightChars="0" w:firstLine="0" w:firstLineChars="0"/>
+              <w:jc w:val="left"/>
               <w:rPr>
+                <w:rFonts w:hint="eastAsia" w:ascii="宋体" w:hAnsi="宋体" w:eastAsia="宋体" w:cs="宋体"/>
                 <w:color w:val="auto"/>
+                <w:sz w:val="24"/>
+                <w:szCs w:val="24"/>
               </w:rPr>
             </w:pPr>
             <w:r>
               <w:rPr>
-                <w:rFonts w:ascii="微软雅黑" w:hAnsi="微软雅黑" w:eastAsia="微软雅黑"/>
+                <w:rFonts w:hint="eastAsia" w:ascii="宋体" w:hAnsi="宋体" w:eastAsia="宋体" w:cs="宋体"/>
                 <w:color w:val="auto"/>
-                <w:sz w:val="19"/>
+                <w:sz w:val="24"/>
+                <w:szCs w:val="24"/>
               </w:rPr>
-              <w:t>11 个分会</w:t>
+              <w:t>MP4（.mp4）、AVI（.avi）、MOV（.mov）、WMV（.wmv）、MKV（.mkv）、FLV（.flv）</w:t>
+            </w:r>
+          </w:p>
+        </w:tc>
+      </w:tr>
+      <w:tr>
+        <w:tblPrEx>
+          <w:tblBorders>
+            <w:top w:val="single" w:color="000000" w:themeColor="text1" w:sz="8" w:space="0"/>
+            <w:left w:val="single" w:color="000000" w:themeColor="text1" w:sz="8" w:space="0"/>
+            <w:bottom w:val="single" w:color="000000" w:themeColor="text1" w:sz="8" w:space="0"/>
+            <w:right w:val="single" w:color="000000" w:themeColor="text1" w:sz="8" w:space="0"/>
+            <w:insideH w:val="single" w:color="000000" w:themeColor="text1" w:sz="8" w:space="0"/>
+            <w:insideV w:val="single" w:color="000000" w:themeColor="text1" w:sz="8" w:space="0"/>
+          </w:tblBorders>
+          <w:tblCellMar>
+            <w:top w:w="0" w:type="dxa"/>
+            <w:left w:w="108" w:type="dxa"/>
+            <w:bottom w:w="0" w:type="dxa"/>
+            <w:right w:w="108" w:type="dxa"/>
+          </w:tblCellMar>
+        </w:tblPrEx>
+        <w:trPr>
+          <w:trHeight w:val="0" w:hRule="atLeast"/>
+          <w:jc w:val="center"/>
+        </w:trPr>
+        <w:tc>
+          <w:tcPr>
+            <w:tcW w:w="1016" w:type="dxa"/>
+            <w:tcBorders>
+              <w:tl2br w:val="nil"/>
+              <w:tr2bl w:val="nil"/>
+            </w:tcBorders>
+            <w:vAlign w:val="center"/>
+          </w:tcPr>
+          <w:p>
+            <w:pPr>
+              <w:snapToGrid w:val="0"/>
+              <w:spacing w:after="0" w:line="240" w:lineRule="auto"/>
+              <w:ind w:left="0" w:leftChars="0" w:right="0" w:rightChars="0" w:firstLine="0" w:firstLineChars="0"/>
+              <w:jc w:val="center"/>
+              <w:rPr>
+                <w:rFonts w:hint="eastAsia" w:ascii="宋体" w:hAnsi="宋体" w:eastAsia="宋体" w:cs="宋体"/>
+                <w:color w:val="auto"/>
+                <w:sz w:val="24"/>
+                <w:szCs w:val="24"/>
+              </w:rPr>
+            </w:pPr>
+            <w:r>
+              <w:rPr>
+                <w:rFonts w:hint="eastAsia" w:ascii="宋体" w:hAnsi="宋体" w:eastAsia="宋体" w:cs="宋体"/>
+                <w:color w:val="auto"/>
+                <w:sz w:val="24"/>
+                <w:szCs w:val="24"/>
+              </w:rPr>
+              <w:t>照片类</w:t>
             </w:r>
           </w:p>
         </w:tc>
         <w:tc>
           <w:tcPr>
-            <w:tcW w:w="3135" w:type="dxa"/>
+            <w:tcW w:w="8389" w:type="dxa"/>
+            <w:tcBorders>
+              <w:tl2br w:val="nil"/>
+              <w:tr2bl w:val="nil"/>
+            </w:tcBorders>
+            <w:vAlign w:val="center"/>
           </w:tcPr>
           <w:p>
             <w:pPr>
+              <w:snapToGrid w:val="0"/>
               <w:spacing w:after="0" w:line="240" w:lineRule="auto"/>
+              <w:ind w:left="0" w:leftChars="0" w:right="0" w:rightChars="0" w:firstLine="0" w:firstLineChars="0"/>
+              <w:jc w:val="left"/>
               <w:rPr>
+                <w:rFonts w:hint="eastAsia" w:ascii="宋体" w:hAnsi="宋体" w:eastAsia="宋体" w:cs="宋体"/>
                 <w:color w:val="auto"/>
+                <w:sz w:val="24"/>
+                <w:szCs w:val="24"/>
               </w:rPr>
             </w:pPr>
             <w:r>
               <w:rPr>
-                <w:rFonts w:ascii="微软雅黑" w:hAnsi="微软雅黑" w:eastAsia="微软雅黑"/>
+                <w:rFonts w:hint="eastAsia" w:ascii="宋体" w:hAnsi="宋体" w:eastAsia="宋体" w:cs="宋体"/>
                 <w:color w:val="auto"/>
-                <w:sz w:val="19"/>
+                <w:sz w:val="24"/>
+                <w:szCs w:val="24"/>
               </w:rPr>
-              <w:t>11 个分会（不变）</w:t>
+              <w:t>JPEG（.jpg/.jpeg）、PNG（.png）、GIF（.gif）、TIFF（.tiff）</w:t>
             </w:r>
           </w:p>
         </w:tc>
@@ -1478,162 +2488,29 @@
     <w:p>
       <w:pPr>
         <w:rPr>
+          <w:rFonts w:hint="eastAsia" w:ascii="宋体" w:hAnsi="宋体" w:eastAsia="宋体" w:cs="宋体"/>
           <w:color w:val="auto"/>
+          <w:sz w:val="24"/>
+          <w:szCs w:val="24"/>
         </w:rPr>
       </w:pPr>
     </w:p>
     <w:p>
       <w:pPr>
+        <w:pStyle w:val="5"/>
         <w:rPr>
+          <w:rFonts w:hint="eastAsia" w:ascii="宋体" w:hAnsi="宋体" w:eastAsia="宋体" w:cs="宋体"/>
           <w:color w:val="auto"/>
+          <w:sz w:val="24"/>
+          <w:szCs w:val="24"/>
         </w:rPr>
       </w:pPr>
       <w:r>
         <w:rPr>
-          <w:rFonts w:ascii="微软雅黑" w:hAnsi="微软雅黑" w:eastAsia="微软雅黑"/>
-          <w:b w:val="0"/>
+          <w:rFonts w:hint="eastAsia" w:ascii="宋体" w:hAnsi="宋体" w:eastAsia="宋体" w:cs="宋体"/>
           <w:color w:val="auto"/>
-          <w:sz w:val="21"/>
-        </w:rPr>
-        <w:t>效果：总学会召开学术年会、重大论坛等活动的会议费收入与支出，可在"中国古生物学会（总学会）"独立统计中单独查看，不再与分会混用。</w:t>
-      </w:r>
-    </w:p>
-    <w:p>
-      <w:pPr>
-        <w:pStyle w:val="4"/>
-        <w:rPr>
-          <w:color w:val="auto"/>
-        </w:rPr>
-      </w:pPr>
-      <w:r>
-        <w:rPr>
-          <w:rFonts w:ascii="微软雅黑" w:hAnsi="微软雅黑" w:eastAsia="微软雅黑"/>
-          <w:color w:val="auto"/>
-        </w:rPr>
-        <w:t>需求 2：退会后再入会流程修复</w:t>
-      </w:r>
-    </w:p>
-    <w:p>
-      <w:pPr>
-        <w:rPr>
-          <w:color w:val="auto"/>
-        </w:rPr>
-      </w:pPr>
-      <w:r>
-        <w:rPr>
-          <w:rFonts w:ascii="微软雅黑" w:hAnsi="微软雅黑" w:eastAsia="微软雅黑"/>
-          <w:b w:val="0"/>
-          <w:color w:val="auto"/>
-          <w:sz w:val="21"/>
-        </w:rPr>
-        <w:t>用户退会后，可通过"重新申请入会"按钮直接进入入会申请流程（下载申请书模板 → 上传申请书 → 管理员审核 → 缴费 → 激活），无需联系秘书处或管理员后台手动解锁。同时修复了退会后会议绑定管理区域仍显示"正式会员"的问题。</w:t>
-      </w:r>
-    </w:p>
-    <w:p>
-      <w:pPr>
-        <w:pStyle w:val="4"/>
-        <w:rPr>
-          <w:color w:val="auto"/>
-        </w:rPr>
-      </w:pPr>
-      <w:r>
-        <w:rPr>
-          <w:rFonts w:ascii="微软雅黑" w:hAnsi="微软雅黑" w:eastAsia="微软雅黑"/>
-          <w:color w:val="auto"/>
-        </w:rPr>
-        <w:t>需求 3：学会/分会管理 — 总学会独立管理</w:t>
-      </w:r>
-    </w:p>
-    <w:p>
-      <w:pPr>
-        <w:rPr>
-          <w:color w:val="auto"/>
-        </w:rPr>
-      </w:pPr>
-      <w:r>
-        <w:rPr>
-          <w:rFonts w:ascii="微软雅黑" w:hAnsi="微软雅黑" w:eastAsia="微软雅黑"/>
-          <w:b w:val="0"/>
-          <w:color w:val="auto"/>
-          <w:sz w:val="21"/>
-        </w:rPr>
-        <w:t>后台"学会/分会管理"页面结构调整为两层：</w:t>
-      </w:r>
-    </w:p>
-    <w:p>
-      <w:pPr>
-        <w:rPr>
-          <w:color w:val="auto"/>
-        </w:rPr>
-      </w:pPr>
-      <w:r>
-        <w:rPr>
-          <w:rFonts w:ascii="微软雅黑" w:hAnsi="微软雅黑" w:eastAsia="微软雅黑"/>
-          <w:b w:val="0"/>
-          <w:color w:val="auto"/>
-          <w:sz w:val="20"/>
-        </w:rPr>
-        <w:t>第一层（全平台汇总，只读）：展示全部 12 个学会整体运营数据，提供"管理全部会议""查看全部学会统计"快捷入口，无编辑/禁用按钮。</w:t>
-      </w:r>
-    </w:p>
-    <w:p>
-      <w:pPr>
-        <w:rPr>
-          <w:color w:val="auto"/>
-        </w:rPr>
-      </w:pPr>
-      <w:r>
-        <w:rPr>
-          <w:rFonts w:ascii="微软雅黑" w:hAnsi="微软雅黑" w:eastAsia="微软雅黑"/>
-          <w:b w:val="0"/>
-          <w:color w:val="auto"/>
-          <w:sz w:val="20"/>
-        </w:rPr>
-        <w:t>第二层（12 个可管理学会卡片）：总学会置顶显示（金色边框 + 星形图标），与 11 个专业分会均具备"编辑"和"禁用"按钮，操作逻辑完全一致。</w:t>
-      </w:r>
-    </w:p>
-    <w:p>
-      <w:pPr>
-        <w:pStyle w:val="4"/>
-        <w:rPr>
-          <w:color w:val="auto"/>
-        </w:rPr>
-      </w:pPr>
-      <w:r>
-        <w:rPr>
-          <w:rFonts w:ascii="微软雅黑" w:hAnsi="微软雅黑" w:eastAsia="微软雅黑"/>
-          <w:color w:val="auto"/>
-        </w:rPr>
-        <w:t>需求 4：新闻发布功能</w:t>
-      </w:r>
-    </w:p>
-    <w:p>
-      <w:pPr>
-        <w:rPr>
-          <w:color w:val="auto"/>
-        </w:rPr>
-      </w:pPr>
-      <w:r>
-        <w:rPr>
-          <w:rFonts w:ascii="微软雅黑" w:hAnsi="微软雅黑" w:eastAsia="微软雅黑"/>
-          <w:b w:val="0"/>
-          <w:color w:val="auto"/>
-          <w:sz w:val="21"/>
-        </w:rPr>
-        <w:t>新增完整的新闻内容发布模块，覆盖"会议通知""党务公开""重要新闻"三个板块。</w:t>
-      </w:r>
-    </w:p>
-    <w:p>
-      <w:pPr>
-        <w:pStyle w:val="5"/>
-        <w:rPr>
-          <w:color w:val="auto"/>
-        </w:rPr>
-      </w:pPr>
-      <w:r>
-        <w:rPr>
-          <w:rFonts w:ascii="微软雅黑" w:hAnsi="微软雅黑" w:eastAsia="微软雅黑"/>
-          <w:color w:val="auto"/>
+          <w:sz w:val="24"/>
+          <w:szCs w:val="24"/>
         </w:rPr>
         <w:t>管理端功能</w:t>
       </w:r>
@@ -1641,15 +2518,15 @@
     <w:tbl>
       <w:tblPr>
         <w:tblStyle w:val="49"/>
-        <w:tblW w:w="0" w:type="auto"/>
+        <w:tblW w:w="9405" w:type="dxa"/>
         <w:jc w:val="center"/>
         <w:tblBorders>
-          <w:top w:val="single" w:color="4F81BD" w:themeColor="accent1" w:sz="8" w:space="0"/>
-          <w:left w:val="single" w:color="4F81BD" w:themeColor="accent1" w:sz="8" w:space="0"/>
-          <w:bottom w:val="single" w:color="4F81BD" w:themeColor="accent1" w:sz="8" w:space="0"/>
-          <w:right w:val="single" w:color="4F81BD" w:themeColor="accent1" w:sz="8" w:space="0"/>
-          <w:insideH w:val="single" w:color="4F81BD" w:themeColor="accent1" w:sz="8" w:space="0"/>
-          <w:insideV w:val="single" w:color="4F81BD" w:themeColor="accent1" w:sz="8" w:space="0"/>
+          <w:top w:val="single" w:color="000000" w:themeColor="text1" w:sz="8" w:space="0"/>
+          <w:left w:val="single" w:color="000000" w:themeColor="text1" w:sz="8" w:space="0"/>
+          <w:bottom w:val="single" w:color="000000" w:themeColor="text1" w:sz="8" w:space="0"/>
+          <w:right w:val="single" w:color="000000" w:themeColor="text1" w:sz="8" w:space="0"/>
+          <w:insideH w:val="single" w:color="000000" w:themeColor="text1" w:sz="8" w:space="0"/>
+          <w:insideV w:val="single" w:color="000000" w:themeColor="text1" w:sz="8" w:space="0"/>
         </w:tblBorders>
         <w:tblLayout w:type="autofit"/>
         <w:tblCellMar>
@@ -1660,18 +2537,18 @@
         </w:tblCellMar>
       </w:tblPr>
       <w:tblGrid>
-        <w:gridCol w:w="4703"/>
-        <w:gridCol w:w="4703"/>
+        <w:gridCol w:w="1704"/>
+        <w:gridCol w:w="7701"/>
       </w:tblGrid>
       <w:tr>
         <w:tblPrEx>
           <w:tblBorders>
-            <w:top w:val="single" w:color="4F81BD" w:themeColor="accent1" w:sz="8" w:space="0"/>
-            <w:left w:val="single" w:color="4F81BD" w:themeColor="accent1" w:sz="8" w:space="0"/>
-            <w:bottom w:val="single" w:color="4F81BD" w:themeColor="accent1" w:sz="8" w:space="0"/>
-            <w:right w:val="single" w:color="4F81BD" w:themeColor="accent1" w:sz="8" w:space="0"/>
-            <w:insideH w:val="single" w:color="4F81BD" w:themeColor="accent1" w:sz="8" w:space="0"/>
-            <w:insideV w:val="single" w:color="4F81BD" w:themeColor="accent1" w:sz="8" w:space="0"/>
+            <w:top w:val="single" w:color="000000" w:themeColor="text1" w:sz="8" w:space="0"/>
+            <w:left w:val="single" w:color="000000" w:themeColor="text1" w:sz="8" w:space="0"/>
+            <w:bottom w:val="single" w:color="000000" w:themeColor="text1" w:sz="8" w:space="0"/>
+            <w:right w:val="single" w:color="000000" w:themeColor="text1" w:sz="8" w:space="0"/>
+            <w:insideH w:val="single" w:color="000000" w:themeColor="text1" w:sz="8" w:space="0"/>
+            <w:insideV w:val="single" w:color="000000" w:themeColor="text1" w:sz="8" w:space="0"/>
           </w:tblBorders>
           <w:tblCellMar>
             <w:top w:w="0" w:type="dxa"/>
@@ -1681,25 +2558,40 @@
           </w:tblCellMar>
         </w:tblPrEx>
         <w:trPr>
+          <w:trHeight w:val="0" w:hRule="atLeast"/>
+          <w:tblHeader/>
           <w:jc w:val="center"/>
         </w:trPr>
         <w:tc>
           <w:tcPr>
-            <w:tcW w:w="4703" w:type="dxa"/>
+            <w:tcW w:w="1704" w:type="dxa"/>
+            <w:tcBorders>
+              <w:tl2br w:val="nil"/>
+              <w:tr2bl w:val="nil"/>
+            </w:tcBorders>
+            <w:vAlign w:val="center"/>
           </w:tcPr>
           <w:p>
             <w:pPr>
+              <w:snapToGrid w:val="0"/>
               <w:spacing w:after="0" w:line="240" w:lineRule="auto"/>
+              <w:ind w:left="0" w:leftChars="0" w:right="0" w:rightChars="0" w:firstLine="0" w:firstLineChars="0"/>
+              <w:jc w:val="center"/>
               <w:rPr>
+                <w:rFonts w:hint="eastAsia" w:ascii="宋体" w:hAnsi="宋体" w:eastAsia="宋体" w:cs="宋体"/>
+                <w:b/>
                 <w:color w:val="auto"/>
+                <w:sz w:val="24"/>
+                <w:szCs w:val="24"/>
               </w:rPr>
             </w:pPr>
             <w:r>
               <w:rPr>
-                <w:rFonts w:ascii="微软雅黑" w:hAnsi="微软雅黑" w:eastAsia="微软雅黑"/>
+                <w:rFonts w:hint="eastAsia" w:ascii="宋体" w:hAnsi="宋体" w:eastAsia="宋体" w:cs="宋体"/>
                 <w:b/>
                 <w:color w:val="auto"/>
-                <w:sz w:val="19"/>
+                <w:sz w:val="24"/>
+                <w:szCs w:val="24"/>
               </w:rPr>
               <w:t>功能</w:t>
             </w:r>
@@ -1707,21 +2599,34 @@
         </w:tc>
         <w:tc>
           <w:tcPr>
-            <w:tcW w:w="4703" w:type="dxa"/>
+            <w:tcW w:w="7701" w:type="dxa"/>
+            <w:tcBorders>
+              <w:tl2br w:val="nil"/>
+              <w:tr2bl w:val="nil"/>
+            </w:tcBorders>
+            <w:vAlign w:val="center"/>
           </w:tcPr>
           <w:p>
             <w:pPr>
+              <w:snapToGrid w:val="0"/>
               <w:spacing w:after="0" w:line="240" w:lineRule="auto"/>
+              <w:ind w:left="0" w:leftChars="0" w:right="0" w:rightChars="0" w:firstLine="0" w:firstLineChars="0"/>
+              <w:jc w:val="center"/>
               <w:rPr>
+                <w:rFonts w:hint="eastAsia" w:ascii="宋体" w:hAnsi="宋体" w:eastAsia="宋体" w:cs="宋体"/>
+                <w:b/>
                 <w:color w:val="auto"/>
+                <w:sz w:val="24"/>
+                <w:szCs w:val="24"/>
               </w:rPr>
             </w:pPr>
             <w:r>
               <w:rPr>
-                <w:rFonts w:ascii="微软雅黑" w:hAnsi="微软雅黑" w:eastAsia="微软雅黑"/>
+                <w:rFonts w:hint="eastAsia" w:ascii="宋体" w:hAnsi="宋体" w:eastAsia="宋体" w:cs="宋体"/>
                 <w:b/>
                 <w:color w:val="auto"/>
-                <w:sz w:val="19"/>
+                <w:sz w:val="24"/>
+                <w:szCs w:val="24"/>
               </w:rPr>
               <w:t>说明</w:t>
             </w:r>
@@ -1731,12 +2636,12 @@
       <w:tr>
         <w:tblPrEx>
           <w:tblBorders>
-            <w:top w:val="single" w:color="4F81BD" w:themeColor="accent1" w:sz="8" w:space="0"/>
-            <w:left w:val="single" w:color="4F81BD" w:themeColor="accent1" w:sz="8" w:space="0"/>
-            <w:bottom w:val="single" w:color="4F81BD" w:themeColor="accent1" w:sz="8" w:space="0"/>
-            <w:right w:val="single" w:color="4F81BD" w:themeColor="accent1" w:sz="8" w:space="0"/>
-            <w:insideH w:val="single" w:color="4F81BD" w:themeColor="accent1" w:sz="8" w:space="0"/>
-            <w:insideV w:val="single" w:color="4F81BD" w:themeColor="accent1" w:sz="8" w:space="0"/>
+            <w:top w:val="single" w:color="000000" w:themeColor="text1" w:sz="8" w:space="0"/>
+            <w:left w:val="single" w:color="000000" w:themeColor="text1" w:sz="8" w:space="0"/>
+            <w:bottom w:val="single" w:color="000000" w:themeColor="text1" w:sz="8" w:space="0"/>
+            <w:right w:val="single" w:color="000000" w:themeColor="text1" w:sz="8" w:space="0"/>
+            <w:insideH w:val="single" w:color="000000" w:themeColor="text1" w:sz="8" w:space="0"/>
+            <w:insideV w:val="single" w:color="000000" w:themeColor="text1" w:sz="8" w:space="0"/>
           </w:tblBorders>
           <w:tblCellMar>
             <w:top w:w="0" w:type="dxa"/>
@@ -1746,47 +2651,72 @@
           </w:tblCellMar>
         </w:tblPrEx>
         <w:trPr>
+          <w:trHeight w:val="0" w:hRule="atLeast"/>
           <w:jc w:val="center"/>
         </w:trPr>
         <w:tc>
           <w:tcPr>
-            <w:tcW w:w="4703" w:type="dxa"/>
+            <w:tcW w:w="1704" w:type="dxa"/>
+            <w:tcBorders>
+              <w:tl2br w:val="nil"/>
+              <w:tr2bl w:val="nil"/>
+            </w:tcBorders>
+            <w:vAlign w:val="center"/>
           </w:tcPr>
           <w:p>
             <w:pPr>
+              <w:snapToGrid w:val="0"/>
               <w:spacing w:after="0" w:line="240" w:lineRule="auto"/>
+              <w:ind w:left="0" w:leftChars="0" w:right="0" w:rightChars="0" w:firstLine="0" w:firstLineChars="0"/>
+              <w:jc w:val="left"/>
               <w:rPr>
+                <w:rFonts w:hint="eastAsia" w:ascii="宋体" w:hAnsi="宋体" w:eastAsia="宋体" w:cs="宋体"/>
                 <w:color w:val="auto"/>
+                <w:sz w:val="24"/>
+                <w:szCs w:val="24"/>
               </w:rPr>
             </w:pPr>
             <w:r>
               <w:rPr>
-                <w:rFonts w:ascii="微软雅黑" w:hAnsi="微软雅黑" w:eastAsia="微软雅黑"/>
+                <w:rFonts w:hint="eastAsia" w:ascii="宋体" w:hAnsi="宋体" w:eastAsia="宋体" w:cs="宋体"/>
                 <w:color w:val="auto"/>
-                <w:sz w:val="19"/>
+                <w:sz w:val="24"/>
+                <w:szCs w:val="24"/>
               </w:rPr>
-              <w:t>板块背景图</w:t>
+              <w:t>上传文件</w:t>
             </w:r>
           </w:p>
         </w:tc>
         <w:tc>
           <w:tcPr>
-            <w:tcW w:w="4703" w:type="dxa"/>
+            <w:tcW w:w="7701" w:type="dxa"/>
+            <w:tcBorders>
+              <w:tl2br w:val="nil"/>
+              <w:tr2bl w:val="nil"/>
+            </w:tcBorders>
+            <w:vAlign w:val="center"/>
           </w:tcPr>
           <w:p>
             <w:pPr>
+              <w:snapToGrid w:val="0"/>
               <w:spacing w:after="0" w:line="240" w:lineRule="auto"/>
+              <w:ind w:left="0" w:leftChars="0" w:right="0" w:rightChars="0" w:firstLine="0" w:firstLineChars="0"/>
+              <w:jc w:val="left"/>
               <w:rPr>
+                <w:rFonts w:hint="eastAsia" w:ascii="宋体" w:hAnsi="宋体" w:eastAsia="宋体" w:cs="宋体"/>
                 <w:color w:val="auto"/>
+                <w:sz w:val="24"/>
+                <w:szCs w:val="24"/>
               </w:rPr>
             </w:pPr>
             <w:r>
               <w:rPr>
-                <w:rFonts w:ascii="微软雅黑" w:hAnsi="微软雅黑" w:eastAsia="微软雅黑"/>
+                <w:rFonts w:hint="eastAsia" w:ascii="宋体" w:hAnsi="宋体" w:eastAsia="宋体" w:cs="宋体"/>
                 <w:color w:val="auto"/>
-                <w:sz w:val="19"/>
+                <w:sz w:val="24"/>
+                <w:szCs w:val="24"/>
               </w:rPr>
-              <w:t>为三个板块分别上传对外展示背景图</w:t>
+              <w:t>填写分类、名称、文件地址、大小、备注</w:t>
             </w:r>
           </w:p>
         </w:tc>
@@ -1794,12 +2724,12 @@
       <w:tr>
         <w:tblPrEx>
           <w:tblBorders>
-            <w:top w:val="single" w:color="4F81BD" w:themeColor="accent1" w:sz="8" w:space="0"/>
-            <w:left w:val="single" w:color="4F81BD" w:themeColor="accent1" w:sz="8" w:space="0"/>
-            <w:bottom w:val="single" w:color="4F81BD" w:themeColor="accent1" w:sz="8" w:space="0"/>
-            <w:right w:val="single" w:color="4F81BD" w:themeColor="accent1" w:sz="8" w:space="0"/>
-            <w:insideH w:val="single" w:color="4F81BD" w:themeColor="accent1" w:sz="8" w:space="0"/>
-            <w:insideV w:val="single" w:color="4F81BD" w:themeColor="accent1" w:sz="8" w:space="0"/>
+            <w:top w:val="single" w:color="000000" w:themeColor="text1" w:sz="8" w:space="0"/>
+            <w:left w:val="single" w:color="000000" w:themeColor="text1" w:sz="8" w:space="0"/>
+            <w:bottom w:val="single" w:color="000000" w:themeColor="text1" w:sz="8" w:space="0"/>
+            <w:right w:val="single" w:color="000000" w:themeColor="text1" w:sz="8" w:space="0"/>
+            <w:insideH w:val="single" w:color="000000" w:themeColor="text1" w:sz="8" w:space="0"/>
+            <w:insideV w:val="single" w:color="000000" w:themeColor="text1" w:sz="8" w:space="0"/>
           </w:tblBorders>
           <w:tblCellMar>
             <w:top w:w="0" w:type="dxa"/>
@@ -1809,47 +2739,72 @@
           </w:tblCellMar>
         </w:tblPrEx>
         <w:trPr>
+          <w:trHeight w:val="0" w:hRule="atLeast"/>
           <w:jc w:val="center"/>
         </w:trPr>
         <w:tc>
           <w:tcPr>
-            <w:tcW w:w="4703" w:type="dxa"/>
+            <w:tcW w:w="1704" w:type="dxa"/>
+            <w:tcBorders>
+              <w:tl2br w:val="nil"/>
+              <w:tr2bl w:val="nil"/>
+            </w:tcBorders>
+            <w:vAlign w:val="center"/>
           </w:tcPr>
           <w:p>
             <w:pPr>
+              <w:snapToGrid w:val="0"/>
               <w:spacing w:after="0" w:line="240" w:lineRule="auto"/>
+              <w:ind w:left="0" w:leftChars="0" w:right="0" w:rightChars="0" w:firstLine="0" w:firstLineChars="0"/>
+              <w:jc w:val="left"/>
               <w:rPr>
+                <w:rFonts w:hint="eastAsia" w:ascii="宋体" w:hAnsi="宋体" w:eastAsia="宋体" w:cs="宋体"/>
                 <w:color w:val="auto"/>
+                <w:sz w:val="24"/>
+                <w:szCs w:val="24"/>
               </w:rPr>
             </w:pPr>
             <w:r>
               <w:rPr>
-                <w:rFonts w:ascii="微软雅黑" w:hAnsi="微软雅黑" w:eastAsia="微软雅黑"/>
+                <w:rFonts w:hint="eastAsia" w:ascii="宋体" w:hAnsi="宋体" w:eastAsia="宋体" w:cs="宋体"/>
                 <w:color w:val="auto"/>
-                <w:sz w:val="19"/>
+                <w:sz w:val="24"/>
+                <w:szCs w:val="24"/>
               </w:rPr>
-              <w:t>内容管理</w:t>
+              <w:t>格式转换提示</w:t>
             </w:r>
           </w:p>
         </w:tc>
         <w:tc>
           <w:tcPr>
-            <w:tcW w:w="4703" w:type="dxa"/>
+            <w:tcW w:w="7701" w:type="dxa"/>
+            <w:tcBorders>
+              <w:tl2br w:val="nil"/>
+              <w:tr2bl w:val="nil"/>
+            </w:tcBorders>
+            <w:vAlign w:val="center"/>
           </w:tcPr>
           <w:p>
             <w:pPr>
+              <w:snapToGrid w:val="0"/>
               <w:spacing w:after="0" w:line="240" w:lineRule="auto"/>
+              <w:ind w:left="0" w:leftChars="0" w:right="0" w:rightChars="0" w:firstLine="0" w:firstLineChars="0"/>
+              <w:jc w:val="left"/>
               <w:rPr>
+                <w:rFonts w:hint="eastAsia" w:ascii="宋体" w:hAnsi="宋体" w:eastAsia="宋体" w:cs="宋体"/>
                 <w:color w:val="auto"/>
+                <w:sz w:val="24"/>
+                <w:szCs w:val="24"/>
               </w:rPr>
             </w:pPr>
             <w:r>
               <w:rPr>
-                <w:rFonts w:ascii="微软雅黑" w:hAnsi="微软雅黑" w:eastAsia="微软雅黑"/>
+                <w:rFonts w:hint="eastAsia" w:ascii="宋体" w:hAnsi="宋体" w:eastAsia="宋体" w:cs="宋体"/>
                 <w:color w:val="auto"/>
-                <w:sz w:val="19"/>
+                <w:sz w:val="24"/>
+                <w:szCs w:val="24"/>
               </w:rPr>
-              <w:t>选择板块类型 → 填写标题、摘要、正文（富文本）、封面图</w:t>
+              <w:t>上传弹窗内嵌格式转换工具建议（HandBrake、Audacity 等免费工具）</w:t>
             </w:r>
           </w:p>
         </w:tc>
@@ -1857,12 +2812,12 @@
       <w:tr>
         <w:tblPrEx>
           <w:tblBorders>
-            <w:top w:val="single" w:color="4F81BD" w:themeColor="accent1" w:sz="8" w:space="0"/>
-            <w:left w:val="single" w:color="4F81BD" w:themeColor="accent1" w:sz="8" w:space="0"/>
-            <w:bottom w:val="single" w:color="4F81BD" w:themeColor="accent1" w:sz="8" w:space="0"/>
-            <w:right w:val="single" w:color="4F81BD" w:themeColor="accent1" w:sz="8" w:space="0"/>
-            <w:insideH w:val="single" w:color="4F81BD" w:themeColor="accent1" w:sz="8" w:space="0"/>
-            <w:insideV w:val="single" w:color="4F81BD" w:themeColor="accent1" w:sz="8" w:space="0"/>
+            <w:top w:val="single" w:color="000000" w:themeColor="text1" w:sz="8" w:space="0"/>
+            <w:left w:val="single" w:color="000000" w:themeColor="text1" w:sz="8" w:space="0"/>
+            <w:bottom w:val="single" w:color="000000" w:themeColor="text1" w:sz="8" w:space="0"/>
+            <w:right w:val="single" w:color="000000" w:themeColor="text1" w:sz="8" w:space="0"/>
+            <w:insideH w:val="single" w:color="000000" w:themeColor="text1" w:sz="8" w:space="0"/>
+            <w:insideV w:val="single" w:color="000000" w:themeColor="text1" w:sz="8" w:space="0"/>
           </w:tblBorders>
           <w:tblCellMar>
             <w:top w:w="0" w:type="dxa"/>
@@ -1872,47 +2827,72 @@
           </w:tblCellMar>
         </w:tblPrEx>
         <w:trPr>
+          <w:trHeight w:val="0" w:hRule="atLeast"/>
           <w:jc w:val="center"/>
         </w:trPr>
         <w:tc>
           <w:tcPr>
-            <w:tcW w:w="4703" w:type="dxa"/>
+            <w:tcW w:w="1704" w:type="dxa"/>
+            <w:tcBorders>
+              <w:tl2br w:val="nil"/>
+              <w:tr2bl w:val="nil"/>
+            </w:tcBorders>
+            <w:vAlign w:val="center"/>
           </w:tcPr>
           <w:p>
             <w:pPr>
+              <w:snapToGrid w:val="0"/>
               <w:spacing w:after="0" w:line="240" w:lineRule="auto"/>
+              <w:ind w:left="0" w:leftChars="0" w:right="0" w:rightChars="0" w:firstLine="0" w:firstLineChars="0"/>
+              <w:jc w:val="left"/>
               <w:rPr>
+                <w:rFonts w:hint="eastAsia" w:ascii="宋体" w:hAnsi="宋体" w:eastAsia="宋体" w:cs="宋体"/>
                 <w:color w:val="auto"/>
+                <w:sz w:val="24"/>
+                <w:szCs w:val="24"/>
               </w:rPr>
             </w:pPr>
             <w:r>
               <w:rPr>
-                <w:rFonts w:ascii="微软雅黑" w:hAnsi="微软雅黑" w:eastAsia="微软雅黑"/>
+                <w:rFonts w:hint="eastAsia" w:ascii="宋体" w:hAnsi="宋体" w:eastAsia="宋体" w:cs="宋体"/>
                 <w:color w:val="auto"/>
-                <w:sz w:val="19"/>
+                <w:sz w:val="24"/>
+                <w:szCs w:val="24"/>
               </w:rPr>
-              <w:t>原文件上传</w:t>
+              <w:t>按分类筛选</w:t>
             </w:r>
           </w:p>
         </w:tc>
         <w:tc>
           <w:tcPr>
-            <w:tcW w:w="4703" w:type="dxa"/>
+            <w:tcW w:w="7701" w:type="dxa"/>
+            <w:tcBorders>
+              <w:tl2br w:val="nil"/>
+              <w:tr2bl w:val="nil"/>
+            </w:tcBorders>
+            <w:vAlign w:val="center"/>
           </w:tcPr>
           <w:p>
             <w:pPr>
+              <w:snapToGrid w:val="0"/>
               <w:spacing w:after="0" w:line="240" w:lineRule="auto"/>
+              <w:ind w:left="0" w:leftChars="0" w:right="0" w:rightChars="0" w:firstLine="0" w:firstLineChars="0"/>
+              <w:jc w:val="left"/>
               <w:rPr>
+                <w:rFonts w:hint="eastAsia" w:ascii="宋体" w:hAnsi="宋体" w:eastAsia="宋体" w:cs="宋体"/>
                 <w:color w:val="auto"/>
+                <w:sz w:val="24"/>
+                <w:szCs w:val="24"/>
               </w:rPr>
             </w:pPr>
             <w:r>
               <w:rPr>
-                <w:rFonts w:ascii="微软雅黑" w:hAnsi="微软雅黑" w:eastAsia="微软雅黑"/>
+                <w:rFonts w:hint="eastAsia" w:ascii="宋体" w:hAnsi="宋体" w:eastAsia="宋体" w:cs="宋体"/>
                 <w:color w:val="auto"/>
-                <w:sz w:val="19"/>
+                <w:sz w:val="24"/>
+                <w:szCs w:val="24"/>
               </w:rPr>
-              <w:t>每篇内容可关联一个文件（文档/音频/视频/照片），正文底部提供下载链接</w:t>
+              <w:t>切换查看文档/音频/视频/照片</w:t>
             </w:r>
           </w:p>
         </w:tc>
@@ -1920,12 +2900,12 @@
       <w:tr>
         <w:tblPrEx>
           <w:tblBorders>
-            <w:top w:val="single" w:color="4F81BD" w:themeColor="accent1" w:sz="8" w:space="0"/>
-            <w:left w:val="single" w:color="4F81BD" w:themeColor="accent1" w:sz="8" w:space="0"/>
-            <w:bottom w:val="single" w:color="4F81BD" w:themeColor="accent1" w:sz="8" w:space="0"/>
-            <w:right w:val="single" w:color="4F81BD" w:themeColor="accent1" w:sz="8" w:space="0"/>
-            <w:insideH w:val="single" w:color="4F81BD" w:themeColor="accent1" w:sz="8" w:space="0"/>
-            <w:insideV w:val="single" w:color="4F81BD" w:themeColor="accent1" w:sz="8" w:space="0"/>
+            <w:top w:val="single" w:color="000000" w:themeColor="text1" w:sz="8" w:space="0"/>
+            <w:left w:val="single" w:color="000000" w:themeColor="text1" w:sz="8" w:space="0"/>
+            <w:bottom w:val="single" w:color="000000" w:themeColor="text1" w:sz="8" w:space="0"/>
+            <w:right w:val="single" w:color="000000" w:themeColor="text1" w:sz="8" w:space="0"/>
+            <w:insideH w:val="single" w:color="000000" w:themeColor="text1" w:sz="8" w:space="0"/>
+            <w:insideV w:val="single" w:color="000000" w:themeColor="text1" w:sz="8" w:space="0"/>
           </w:tblBorders>
           <w:tblCellMar>
             <w:top w:w="0" w:type="dxa"/>
@@ -1935,47 +2915,72 @@
           </w:tblCellMar>
         </w:tblPrEx>
         <w:trPr>
+          <w:trHeight w:val="0" w:hRule="atLeast"/>
           <w:jc w:val="center"/>
         </w:trPr>
         <w:tc>
           <w:tcPr>
-            <w:tcW w:w="4703" w:type="dxa"/>
+            <w:tcW w:w="1704" w:type="dxa"/>
+            <w:tcBorders>
+              <w:tl2br w:val="nil"/>
+              <w:tr2bl w:val="nil"/>
+            </w:tcBorders>
+            <w:vAlign w:val="center"/>
           </w:tcPr>
           <w:p>
             <w:pPr>
+              <w:snapToGrid w:val="0"/>
               <w:spacing w:after="0" w:line="240" w:lineRule="auto"/>
+              <w:ind w:left="0" w:leftChars="0" w:right="0" w:rightChars="0" w:firstLine="0" w:firstLineChars="0"/>
+              <w:jc w:val="left"/>
               <w:rPr>
+                <w:rFonts w:hint="eastAsia" w:ascii="宋体" w:hAnsi="宋体" w:eastAsia="宋体" w:cs="宋体"/>
                 <w:color w:val="auto"/>
+                <w:sz w:val="24"/>
+                <w:szCs w:val="24"/>
               </w:rPr>
             </w:pPr>
             <w:r>
               <w:rPr>
-                <w:rFonts w:ascii="微软雅黑" w:hAnsi="微软雅黑" w:eastAsia="微软雅黑"/>
+                <w:rFonts w:hint="eastAsia" w:ascii="宋体" w:hAnsi="宋体" w:eastAsia="宋体" w:cs="宋体"/>
                 <w:color w:val="auto"/>
-                <w:sz w:val="19"/>
+                <w:sz w:val="24"/>
+                <w:szCs w:val="24"/>
               </w:rPr>
-              <w:t>发布/下线</w:t>
+              <w:t>逻辑删除</w:t>
             </w:r>
           </w:p>
         </w:tc>
         <w:tc>
           <w:tcPr>
-            <w:tcW w:w="4703" w:type="dxa"/>
+            <w:tcW w:w="7701" w:type="dxa"/>
+            <w:tcBorders>
+              <w:tl2br w:val="nil"/>
+              <w:tr2bl w:val="nil"/>
+            </w:tcBorders>
+            <w:vAlign w:val="center"/>
           </w:tcPr>
           <w:p>
             <w:pPr>
+              <w:snapToGrid w:val="0"/>
               <w:spacing w:after="0" w:line="240" w:lineRule="auto"/>
+              <w:ind w:left="0" w:leftChars="0" w:right="0" w:rightChars="0" w:firstLine="0" w:firstLineChars="0"/>
+              <w:jc w:val="left"/>
               <w:rPr>
+                <w:rFonts w:hint="eastAsia" w:ascii="宋体" w:hAnsi="宋体" w:eastAsia="宋体" w:cs="宋体"/>
                 <w:color w:val="auto"/>
+                <w:sz w:val="24"/>
+                <w:szCs w:val="24"/>
               </w:rPr>
             </w:pPr>
             <w:r>
               <w:rPr>
-                <w:rFonts w:ascii="微软雅黑" w:hAnsi="微软雅黑" w:eastAsia="微软雅黑"/>
+                <w:rFonts w:hint="eastAsia" w:ascii="宋体" w:hAnsi="宋体" w:eastAsia="宋体" w:cs="宋体"/>
                 <w:color w:val="auto"/>
-                <w:sz w:val="19"/>
+                <w:sz w:val="24"/>
+                <w:szCs w:val="24"/>
               </w:rPr>
-              <w:t>一键发布；下线为逻辑删除，保留历史记录</w:t>
+              <w:t>删除后前台不可见，记录保留</w:t>
             </w:r>
           </w:p>
         </w:tc>
@@ -1983,12 +2988,12 @@
       <w:tr>
         <w:tblPrEx>
           <w:tblBorders>
-            <w:top w:val="single" w:color="4F81BD" w:themeColor="accent1" w:sz="8" w:space="0"/>
-            <w:left w:val="single" w:color="4F81BD" w:themeColor="accent1" w:sz="8" w:space="0"/>
-            <w:bottom w:val="single" w:color="4F81BD" w:themeColor="accent1" w:sz="8" w:space="0"/>
-            <w:right w:val="single" w:color="4F81BD" w:themeColor="accent1" w:sz="8" w:space="0"/>
-            <w:insideH w:val="single" w:color="4F81BD" w:themeColor="accent1" w:sz="8" w:space="0"/>
-            <w:insideV w:val="single" w:color="4F81BD" w:themeColor="accent1" w:sz="8" w:space="0"/>
+            <w:top w:val="single" w:color="000000" w:themeColor="text1" w:sz="8" w:space="0"/>
+            <w:left w:val="single" w:color="000000" w:themeColor="text1" w:sz="8" w:space="0"/>
+            <w:bottom w:val="single" w:color="000000" w:themeColor="text1" w:sz="8" w:space="0"/>
+            <w:right w:val="single" w:color="000000" w:themeColor="text1" w:sz="8" w:space="0"/>
+            <w:insideH w:val="single" w:color="000000" w:themeColor="text1" w:sz="8" w:space="0"/>
+            <w:insideV w:val="single" w:color="000000" w:themeColor="text1" w:sz="8" w:space="0"/>
           </w:tblBorders>
           <w:tblCellMar>
             <w:top w:w="0" w:type="dxa"/>
@@ -1998,936 +3003,37 @@
           </w:tblCellMar>
         </w:tblPrEx>
         <w:trPr>
+          <w:trHeight w:val="0" w:hRule="atLeast"/>
           <w:jc w:val="center"/>
         </w:trPr>
         <w:tc>
           <w:tcPr>
-            <w:tcW w:w="4703" w:type="dxa"/>
+            <w:tcW w:w="1704" w:type="dxa"/>
+            <w:tcBorders>
+              <w:tl2br w:val="nil"/>
+              <w:tr2bl w:val="nil"/>
+            </w:tcBorders>
+            <w:vAlign w:val="center"/>
           </w:tcPr>
           <w:p>
             <w:pPr>
+              <w:snapToGrid w:val="0"/>
               <w:spacing w:after="0" w:line="240" w:lineRule="auto"/>
+              <w:ind w:left="0" w:leftChars="0" w:right="0" w:rightChars="0" w:firstLine="0" w:firstLineChars="0"/>
+              <w:jc w:val="left"/>
               <w:rPr>
+                <w:rFonts w:hint="eastAsia" w:ascii="宋体" w:hAnsi="宋体" w:eastAsia="宋体" w:cs="宋体"/>
                 <w:color w:val="auto"/>
+                <w:sz w:val="24"/>
+                <w:szCs w:val="24"/>
               </w:rPr>
             </w:pPr>
             <w:r>
               <w:rPr>
-                <w:rFonts w:ascii="微软雅黑" w:hAnsi="微软雅黑" w:eastAsia="微软雅黑"/>
+                <w:rFonts w:hint="eastAsia" w:ascii="宋体" w:hAnsi="宋体" w:eastAsia="宋体" w:cs="宋体"/>
                 <w:color w:val="auto"/>
-                <w:sz w:val="19"/>
-              </w:rPr>
-              <w:t>删除</w:t>
-            </w:r>
-          </w:p>
-        </w:tc>
-        <w:tc>
-          <w:tcPr>
-            <w:tcW w:w="4703" w:type="dxa"/>
-          </w:tcPr>
-          <w:p>
-            <w:pPr>
-              <w:spacing w:after="0" w:line="240" w:lineRule="auto"/>
-              <w:rPr>
-                <w:color w:val="auto"/>
-              </w:rPr>
-            </w:pPr>
-            <w:r>
-              <w:rPr>
-                <w:rFonts w:ascii="微软雅黑" w:hAnsi="微软雅黑" w:eastAsia="微软雅黑"/>
-                <w:color w:val="auto"/>
-                <w:sz w:val="19"/>
-              </w:rPr>
-              <w:t>物理删除历史内容</w:t>
-            </w:r>
-          </w:p>
-        </w:tc>
-      </w:tr>
-      <w:tr>
-        <w:tblPrEx>
-          <w:tblBorders>
-            <w:top w:val="single" w:color="4F81BD" w:themeColor="accent1" w:sz="8" w:space="0"/>
-            <w:left w:val="single" w:color="4F81BD" w:themeColor="accent1" w:sz="8" w:space="0"/>
-            <w:bottom w:val="single" w:color="4F81BD" w:themeColor="accent1" w:sz="8" w:space="0"/>
-            <w:right w:val="single" w:color="4F81BD" w:themeColor="accent1" w:sz="8" w:space="0"/>
-            <w:insideH w:val="single" w:color="4F81BD" w:themeColor="accent1" w:sz="8" w:space="0"/>
-            <w:insideV w:val="single" w:color="4F81BD" w:themeColor="accent1" w:sz="8" w:space="0"/>
-          </w:tblBorders>
-          <w:tblCellMar>
-            <w:top w:w="0" w:type="dxa"/>
-            <w:left w:w="108" w:type="dxa"/>
-            <w:bottom w:w="0" w:type="dxa"/>
-            <w:right w:w="108" w:type="dxa"/>
-          </w:tblCellMar>
-        </w:tblPrEx>
-        <w:trPr>
-          <w:jc w:val="center"/>
-        </w:trPr>
-        <w:tc>
-          <w:tcPr>
-            <w:tcW w:w="4703" w:type="dxa"/>
-          </w:tcPr>
-          <w:p>
-            <w:pPr>
-              <w:spacing w:after="0" w:line="240" w:lineRule="auto"/>
-              <w:rPr>
-                <w:color w:val="auto"/>
-              </w:rPr>
-            </w:pPr>
-            <w:r>
-              <w:rPr>
-                <w:rFonts w:ascii="微软雅黑" w:hAnsi="微软雅黑" w:eastAsia="微软雅黑"/>
-                <w:color w:val="auto"/>
-                <w:sz w:val="19"/>
-              </w:rPr>
-              <w:t>筛选</w:t>
-            </w:r>
-          </w:p>
-        </w:tc>
-        <w:tc>
-          <w:tcPr>
-            <w:tcW w:w="4703" w:type="dxa"/>
-          </w:tcPr>
-          <w:p>
-            <w:pPr>
-              <w:spacing w:after="0" w:line="240" w:lineRule="auto"/>
-              <w:rPr>
-                <w:color w:val="auto"/>
-              </w:rPr>
-            </w:pPr>
-            <w:r>
-              <w:rPr>
-                <w:rFonts w:ascii="微软雅黑" w:hAnsi="微软雅黑" w:eastAsia="微软雅黑"/>
-                <w:color w:val="auto"/>
-                <w:sz w:val="19"/>
-              </w:rPr>
-              <w:t>按板块类型筛选</w:t>
-            </w:r>
-          </w:p>
-        </w:tc>
-      </w:tr>
-    </w:tbl>
-    <w:p>
-      <w:pPr>
-        <w:rPr>
-          <w:color w:val="auto"/>
-        </w:rPr>
-      </w:pPr>
-    </w:p>
-    <w:p>
-      <w:pPr>
-        <w:pStyle w:val="5"/>
-        <w:rPr>
-          <w:color w:val="auto"/>
-        </w:rPr>
-      </w:pPr>
-      <w:r>
-        <w:rPr>
-          <w:rFonts w:ascii="微软雅黑" w:hAnsi="微软雅黑" w:eastAsia="微软雅黑"/>
-          <w:color w:val="auto"/>
-        </w:rPr>
-        <w:t>用户端</w:t>
-      </w:r>
-    </w:p>
-    <w:p>
-      <w:pPr>
-        <w:rPr>
-          <w:color w:val="auto"/>
-        </w:rPr>
-      </w:pPr>
-      <w:r>
-        <w:rPr>
-          <w:rFonts w:ascii="微软雅黑" w:hAnsi="微软雅黑" w:eastAsia="微软雅黑"/>
-          <w:b w:val="0"/>
-          <w:color w:val="auto"/>
-          <w:sz w:val="21"/>
-        </w:rPr>
-        <w:t>访问路径 /news-publish，三个板块 Tab 切换，展示已发布内容列表（封面图 + 标题 + 摘要 + 日期），文章详情页底部展示文件下载按钮，无需登录即可浏览和下载。</w:t>
-      </w:r>
-    </w:p>
-    <w:p>
-      <w:pPr>
-        <w:pStyle w:val="4"/>
-        <w:rPr>
-          <w:color w:val="auto"/>
-        </w:rPr>
-      </w:pPr>
-      <w:r>
-        <w:rPr>
-          <w:rFonts w:ascii="微软雅黑" w:hAnsi="微软雅黑" w:eastAsia="微软雅黑"/>
-          <w:color w:val="auto"/>
-        </w:rPr>
-        <w:t>需求 5：公开文件下载区</w:t>
-      </w:r>
-    </w:p>
-    <w:p>
-      <w:pPr>
-        <w:rPr>
-          <w:color w:val="auto"/>
-        </w:rPr>
-      </w:pPr>
-      <w:r>
-        <w:rPr>
-          <w:rFonts w:ascii="微软雅黑" w:hAnsi="微软雅黑" w:eastAsia="微软雅黑"/>
-          <w:b w:val="0"/>
-          <w:color w:val="auto"/>
-          <w:sz w:val="21"/>
-        </w:rPr>
-        <w:t>新建独立的公开文件下载区，供图片大赛、短视频大赛、科普讲解大赛、党组织学习教育宣传活动等场景使用。</w:t>
-      </w:r>
-    </w:p>
-    <w:p>
-      <w:pPr>
-        <w:pStyle w:val="5"/>
-        <w:rPr>
-          <w:color w:val="auto"/>
-        </w:rPr>
-      </w:pPr>
-      <w:r>
-        <w:rPr>
-          <w:rFonts w:ascii="微软雅黑" w:hAnsi="微软雅黑" w:eastAsia="微软雅黑"/>
-          <w:color w:val="auto"/>
-        </w:rPr>
-        <w:t>支持文件格式</w:t>
-      </w:r>
-    </w:p>
-    <w:tbl>
-      <w:tblPr>
-        <w:tblStyle w:val="49"/>
-        <w:tblW w:w="0" w:type="auto"/>
-        <w:jc w:val="center"/>
-        <w:tblBorders>
-          <w:top w:val="single" w:color="4F81BD" w:themeColor="accent1" w:sz="8" w:space="0"/>
-          <w:left w:val="single" w:color="4F81BD" w:themeColor="accent1" w:sz="8" w:space="0"/>
-          <w:bottom w:val="single" w:color="4F81BD" w:themeColor="accent1" w:sz="8" w:space="0"/>
-          <w:right w:val="single" w:color="4F81BD" w:themeColor="accent1" w:sz="8" w:space="0"/>
-          <w:insideH w:val="single" w:color="4F81BD" w:themeColor="accent1" w:sz="8" w:space="0"/>
-          <w:insideV w:val="single" w:color="4F81BD" w:themeColor="accent1" w:sz="8" w:space="0"/>
-        </w:tblBorders>
-        <w:tblLayout w:type="autofit"/>
-        <w:tblCellMar>
-          <w:top w:w="0" w:type="dxa"/>
-          <w:left w:w="108" w:type="dxa"/>
-          <w:bottom w:w="0" w:type="dxa"/>
-          <w:right w:w="108" w:type="dxa"/>
-        </w:tblCellMar>
-      </w:tblPr>
-      <w:tblGrid>
-        <w:gridCol w:w="4703"/>
-        <w:gridCol w:w="4703"/>
-      </w:tblGrid>
-      <w:tr>
-        <w:tblPrEx>
-          <w:tblBorders>
-            <w:top w:val="single" w:color="4F81BD" w:themeColor="accent1" w:sz="8" w:space="0"/>
-            <w:left w:val="single" w:color="4F81BD" w:themeColor="accent1" w:sz="8" w:space="0"/>
-            <w:bottom w:val="single" w:color="4F81BD" w:themeColor="accent1" w:sz="8" w:space="0"/>
-            <w:right w:val="single" w:color="4F81BD" w:themeColor="accent1" w:sz="8" w:space="0"/>
-            <w:insideH w:val="single" w:color="4F81BD" w:themeColor="accent1" w:sz="8" w:space="0"/>
-            <w:insideV w:val="single" w:color="4F81BD" w:themeColor="accent1" w:sz="8" w:space="0"/>
-          </w:tblBorders>
-          <w:tblCellMar>
-            <w:top w:w="0" w:type="dxa"/>
-            <w:left w:w="108" w:type="dxa"/>
-            <w:bottom w:w="0" w:type="dxa"/>
-            <w:right w:w="108" w:type="dxa"/>
-          </w:tblCellMar>
-        </w:tblPrEx>
-        <w:trPr>
-          <w:jc w:val="center"/>
-        </w:trPr>
-        <w:tc>
-          <w:tcPr>
-            <w:tcW w:w="4703" w:type="dxa"/>
-          </w:tcPr>
-          <w:p>
-            <w:pPr>
-              <w:spacing w:after="0" w:line="240" w:lineRule="auto"/>
-              <w:rPr>
-                <w:color w:val="auto"/>
-              </w:rPr>
-            </w:pPr>
-            <w:r>
-              <w:rPr>
-                <w:rFonts w:ascii="微软雅黑" w:hAnsi="微软雅黑" w:eastAsia="微软雅黑"/>
-                <w:b/>
-                <w:color w:val="auto"/>
-                <w:sz w:val="19"/>
-              </w:rPr>
-              <w:t>分类</w:t>
-            </w:r>
-          </w:p>
-        </w:tc>
-        <w:tc>
-          <w:tcPr>
-            <w:tcW w:w="4703" w:type="dxa"/>
-          </w:tcPr>
-          <w:p>
-            <w:pPr>
-              <w:spacing w:after="0" w:line="240" w:lineRule="auto"/>
-              <w:rPr>
-                <w:color w:val="auto"/>
-              </w:rPr>
-            </w:pPr>
-            <w:r>
-              <w:rPr>
-                <w:rFonts w:ascii="微软雅黑" w:hAnsi="微软雅黑" w:eastAsia="微软雅黑"/>
-                <w:b/>
-                <w:color w:val="auto"/>
-                <w:sz w:val="19"/>
-              </w:rPr>
-              <w:t>支持格式</w:t>
-            </w:r>
-          </w:p>
-        </w:tc>
-      </w:tr>
-      <w:tr>
-        <w:tblPrEx>
-          <w:tblBorders>
-            <w:top w:val="single" w:color="4F81BD" w:themeColor="accent1" w:sz="8" w:space="0"/>
-            <w:left w:val="single" w:color="4F81BD" w:themeColor="accent1" w:sz="8" w:space="0"/>
-            <w:bottom w:val="single" w:color="4F81BD" w:themeColor="accent1" w:sz="8" w:space="0"/>
-            <w:right w:val="single" w:color="4F81BD" w:themeColor="accent1" w:sz="8" w:space="0"/>
-            <w:insideH w:val="single" w:color="4F81BD" w:themeColor="accent1" w:sz="8" w:space="0"/>
-            <w:insideV w:val="single" w:color="4F81BD" w:themeColor="accent1" w:sz="8" w:space="0"/>
-          </w:tblBorders>
-          <w:tblCellMar>
-            <w:top w:w="0" w:type="dxa"/>
-            <w:left w:w="108" w:type="dxa"/>
-            <w:bottom w:w="0" w:type="dxa"/>
-            <w:right w:w="108" w:type="dxa"/>
-          </w:tblCellMar>
-        </w:tblPrEx>
-        <w:trPr>
-          <w:jc w:val="center"/>
-        </w:trPr>
-        <w:tc>
-          <w:tcPr>
-            <w:tcW w:w="4703" w:type="dxa"/>
-          </w:tcPr>
-          <w:p>
-            <w:pPr>
-              <w:spacing w:after="0" w:line="240" w:lineRule="auto"/>
-              <w:rPr>
-                <w:color w:val="auto"/>
-              </w:rPr>
-            </w:pPr>
-            <w:r>
-              <w:rPr>
-                <w:rFonts w:ascii="微软雅黑" w:hAnsi="微软雅黑" w:eastAsia="微软雅黑"/>
-                <w:color w:val="auto"/>
-                <w:sz w:val="19"/>
-              </w:rPr>
-              <w:t>文档类</w:t>
-            </w:r>
-          </w:p>
-        </w:tc>
-        <w:tc>
-          <w:tcPr>
-            <w:tcW w:w="4703" w:type="dxa"/>
-          </w:tcPr>
-          <w:p>
-            <w:pPr>
-              <w:spacing w:after="0" w:line="240" w:lineRule="auto"/>
-              <w:rPr>
-                <w:color w:val="auto"/>
-              </w:rPr>
-            </w:pPr>
-            <w:r>
-              <w:rPr>
-                <w:rFonts w:ascii="微软雅黑" w:hAnsi="微软雅黑" w:eastAsia="微软雅黑"/>
-                <w:color w:val="auto"/>
-                <w:sz w:val="19"/>
-              </w:rPr>
-              <w:t>Word（.doc/.docx）、PDF（.pdf）、Excel（.xls/.xlsx）、PowerPoint（.ppt/.pptx）、压缩包（.zip/.rar）</w:t>
-            </w:r>
-          </w:p>
-        </w:tc>
-      </w:tr>
-      <w:tr>
-        <w:tblPrEx>
-          <w:tblBorders>
-            <w:top w:val="single" w:color="4F81BD" w:themeColor="accent1" w:sz="8" w:space="0"/>
-            <w:left w:val="single" w:color="4F81BD" w:themeColor="accent1" w:sz="8" w:space="0"/>
-            <w:bottom w:val="single" w:color="4F81BD" w:themeColor="accent1" w:sz="8" w:space="0"/>
-            <w:right w:val="single" w:color="4F81BD" w:themeColor="accent1" w:sz="8" w:space="0"/>
-            <w:insideH w:val="single" w:color="4F81BD" w:themeColor="accent1" w:sz="8" w:space="0"/>
-            <w:insideV w:val="single" w:color="4F81BD" w:themeColor="accent1" w:sz="8" w:space="0"/>
-          </w:tblBorders>
-          <w:tblCellMar>
-            <w:top w:w="0" w:type="dxa"/>
-            <w:left w:w="108" w:type="dxa"/>
-            <w:bottom w:w="0" w:type="dxa"/>
-            <w:right w:w="108" w:type="dxa"/>
-          </w:tblCellMar>
-        </w:tblPrEx>
-        <w:trPr>
-          <w:jc w:val="center"/>
-        </w:trPr>
-        <w:tc>
-          <w:tcPr>
-            <w:tcW w:w="4703" w:type="dxa"/>
-          </w:tcPr>
-          <w:p>
-            <w:pPr>
-              <w:spacing w:after="0" w:line="240" w:lineRule="auto"/>
-              <w:rPr>
-                <w:color w:val="auto"/>
-              </w:rPr>
-            </w:pPr>
-            <w:r>
-              <w:rPr>
-                <w:rFonts w:ascii="微软雅黑" w:hAnsi="微软雅黑" w:eastAsia="微软雅黑"/>
-                <w:color w:val="auto"/>
-                <w:sz w:val="19"/>
-              </w:rPr>
-              <w:t>音频类</w:t>
-            </w:r>
-          </w:p>
-        </w:tc>
-        <w:tc>
-          <w:tcPr>
-            <w:tcW w:w="4703" w:type="dxa"/>
-          </w:tcPr>
-          <w:p>
-            <w:pPr>
-              <w:spacing w:after="0" w:line="240" w:lineRule="auto"/>
-              <w:rPr>
-                <w:color w:val="auto"/>
-              </w:rPr>
-            </w:pPr>
-            <w:r>
-              <w:rPr>
-                <w:rFonts w:ascii="微软雅黑" w:hAnsi="微软雅黑" w:eastAsia="微软雅黑"/>
-                <w:color w:val="auto"/>
-                <w:sz w:val="19"/>
-              </w:rPr>
-              <w:t>MP3（.mp3）、WAV（.wav）、M4A（.m4a）</w:t>
-            </w:r>
-          </w:p>
-        </w:tc>
-      </w:tr>
-      <w:tr>
-        <w:tblPrEx>
-          <w:tblBorders>
-            <w:top w:val="single" w:color="4F81BD" w:themeColor="accent1" w:sz="8" w:space="0"/>
-            <w:left w:val="single" w:color="4F81BD" w:themeColor="accent1" w:sz="8" w:space="0"/>
-            <w:bottom w:val="single" w:color="4F81BD" w:themeColor="accent1" w:sz="8" w:space="0"/>
-            <w:right w:val="single" w:color="4F81BD" w:themeColor="accent1" w:sz="8" w:space="0"/>
-            <w:insideH w:val="single" w:color="4F81BD" w:themeColor="accent1" w:sz="8" w:space="0"/>
-            <w:insideV w:val="single" w:color="4F81BD" w:themeColor="accent1" w:sz="8" w:space="0"/>
-          </w:tblBorders>
-          <w:tblCellMar>
-            <w:top w:w="0" w:type="dxa"/>
-            <w:left w:w="108" w:type="dxa"/>
-            <w:bottom w:w="0" w:type="dxa"/>
-            <w:right w:w="108" w:type="dxa"/>
-          </w:tblCellMar>
-        </w:tblPrEx>
-        <w:trPr>
-          <w:jc w:val="center"/>
-        </w:trPr>
-        <w:tc>
-          <w:tcPr>
-            <w:tcW w:w="4703" w:type="dxa"/>
-          </w:tcPr>
-          <w:p>
-            <w:pPr>
-              <w:spacing w:after="0" w:line="240" w:lineRule="auto"/>
-              <w:rPr>
-                <w:color w:val="auto"/>
-              </w:rPr>
-            </w:pPr>
-            <w:r>
-              <w:rPr>
-                <w:rFonts w:ascii="微软雅黑" w:hAnsi="微软雅黑" w:eastAsia="微软雅黑"/>
-                <w:color w:val="auto"/>
-                <w:sz w:val="19"/>
-              </w:rPr>
-              <w:t>视频类</w:t>
-            </w:r>
-          </w:p>
-        </w:tc>
-        <w:tc>
-          <w:tcPr>
-            <w:tcW w:w="4703" w:type="dxa"/>
-          </w:tcPr>
-          <w:p>
-            <w:pPr>
-              <w:spacing w:after="0" w:line="240" w:lineRule="auto"/>
-              <w:rPr>
-                <w:color w:val="auto"/>
-              </w:rPr>
-            </w:pPr>
-            <w:r>
-              <w:rPr>
-                <w:rFonts w:ascii="微软雅黑" w:hAnsi="微软雅黑" w:eastAsia="微软雅黑"/>
-                <w:color w:val="auto"/>
-                <w:sz w:val="19"/>
-              </w:rPr>
-              <w:t>MP4（.mp4）、AVI（.avi）、MOV（.mov）、WMV（.wmv）、MKV（.mkv）、FLV（.flv）</w:t>
-            </w:r>
-          </w:p>
-        </w:tc>
-      </w:tr>
-      <w:tr>
-        <w:tblPrEx>
-          <w:tblBorders>
-            <w:top w:val="single" w:color="4F81BD" w:themeColor="accent1" w:sz="8" w:space="0"/>
-            <w:left w:val="single" w:color="4F81BD" w:themeColor="accent1" w:sz="8" w:space="0"/>
-            <w:bottom w:val="single" w:color="4F81BD" w:themeColor="accent1" w:sz="8" w:space="0"/>
-            <w:right w:val="single" w:color="4F81BD" w:themeColor="accent1" w:sz="8" w:space="0"/>
-            <w:insideH w:val="single" w:color="4F81BD" w:themeColor="accent1" w:sz="8" w:space="0"/>
-            <w:insideV w:val="single" w:color="4F81BD" w:themeColor="accent1" w:sz="8" w:space="0"/>
-          </w:tblBorders>
-          <w:tblCellMar>
-            <w:top w:w="0" w:type="dxa"/>
-            <w:left w:w="108" w:type="dxa"/>
-            <w:bottom w:w="0" w:type="dxa"/>
-            <w:right w:w="108" w:type="dxa"/>
-          </w:tblCellMar>
-        </w:tblPrEx>
-        <w:trPr>
-          <w:jc w:val="center"/>
-        </w:trPr>
-        <w:tc>
-          <w:tcPr>
-            <w:tcW w:w="4703" w:type="dxa"/>
-          </w:tcPr>
-          <w:p>
-            <w:pPr>
-              <w:spacing w:after="0" w:line="240" w:lineRule="auto"/>
-              <w:rPr>
-                <w:color w:val="auto"/>
-              </w:rPr>
-            </w:pPr>
-            <w:r>
-              <w:rPr>
-                <w:rFonts w:ascii="微软雅黑" w:hAnsi="微软雅黑" w:eastAsia="微软雅黑"/>
-                <w:color w:val="auto"/>
-                <w:sz w:val="19"/>
-              </w:rPr>
-              <w:t>照片类</w:t>
-            </w:r>
-          </w:p>
-        </w:tc>
-        <w:tc>
-          <w:tcPr>
-            <w:tcW w:w="4703" w:type="dxa"/>
-          </w:tcPr>
-          <w:p>
-            <w:pPr>
-              <w:spacing w:after="0" w:line="240" w:lineRule="auto"/>
-              <w:rPr>
-                <w:color w:val="auto"/>
-              </w:rPr>
-            </w:pPr>
-            <w:r>
-              <w:rPr>
-                <w:rFonts w:ascii="微软雅黑" w:hAnsi="微软雅黑" w:eastAsia="微软雅黑"/>
-                <w:color w:val="auto"/>
-                <w:sz w:val="19"/>
-              </w:rPr>
-              <w:t>JPEG（.jpg/.jpeg）、PNG（.png）、GIF（.gif）、TIFF（.tiff）</w:t>
-            </w:r>
-          </w:p>
-        </w:tc>
-      </w:tr>
-    </w:tbl>
-    <w:p>
-      <w:pPr>
-        <w:rPr>
-          <w:color w:val="auto"/>
-        </w:rPr>
-      </w:pPr>
-    </w:p>
-    <w:p>
-      <w:pPr>
-        <w:pStyle w:val="5"/>
-        <w:rPr>
-          <w:color w:val="auto"/>
-        </w:rPr>
-      </w:pPr>
-      <w:r>
-        <w:rPr>
-          <w:rFonts w:ascii="微软雅黑" w:hAnsi="微软雅黑" w:eastAsia="微软雅黑"/>
-          <w:color w:val="auto"/>
-        </w:rPr>
-        <w:t>管理端功能</w:t>
-      </w:r>
-    </w:p>
-    <w:tbl>
-      <w:tblPr>
-        <w:tblStyle w:val="49"/>
-        <w:tblW w:w="0" w:type="auto"/>
-        <w:jc w:val="center"/>
-        <w:tblBorders>
-          <w:top w:val="single" w:color="4F81BD" w:themeColor="accent1" w:sz="8" w:space="0"/>
-          <w:left w:val="single" w:color="4F81BD" w:themeColor="accent1" w:sz="8" w:space="0"/>
-          <w:bottom w:val="single" w:color="4F81BD" w:themeColor="accent1" w:sz="8" w:space="0"/>
-          <w:right w:val="single" w:color="4F81BD" w:themeColor="accent1" w:sz="8" w:space="0"/>
-          <w:insideH w:val="single" w:color="4F81BD" w:themeColor="accent1" w:sz="8" w:space="0"/>
-          <w:insideV w:val="single" w:color="4F81BD" w:themeColor="accent1" w:sz="8" w:space="0"/>
-        </w:tblBorders>
-        <w:tblLayout w:type="autofit"/>
-        <w:tblCellMar>
-          <w:top w:w="0" w:type="dxa"/>
-          <w:left w:w="108" w:type="dxa"/>
-          <w:bottom w:w="0" w:type="dxa"/>
-          <w:right w:w="108" w:type="dxa"/>
-        </w:tblCellMar>
-      </w:tblPr>
-      <w:tblGrid>
-        <w:gridCol w:w="4703"/>
-        <w:gridCol w:w="4703"/>
-      </w:tblGrid>
-      <w:tr>
-        <w:tblPrEx>
-          <w:tblBorders>
-            <w:top w:val="single" w:color="4F81BD" w:themeColor="accent1" w:sz="8" w:space="0"/>
-            <w:left w:val="single" w:color="4F81BD" w:themeColor="accent1" w:sz="8" w:space="0"/>
-            <w:bottom w:val="single" w:color="4F81BD" w:themeColor="accent1" w:sz="8" w:space="0"/>
-            <w:right w:val="single" w:color="4F81BD" w:themeColor="accent1" w:sz="8" w:space="0"/>
-            <w:insideH w:val="single" w:color="4F81BD" w:themeColor="accent1" w:sz="8" w:space="0"/>
-            <w:insideV w:val="single" w:color="4F81BD" w:themeColor="accent1" w:sz="8" w:space="0"/>
-          </w:tblBorders>
-          <w:tblCellMar>
-            <w:top w:w="0" w:type="dxa"/>
-            <w:left w:w="108" w:type="dxa"/>
-            <w:bottom w:w="0" w:type="dxa"/>
-            <w:right w:w="108" w:type="dxa"/>
-          </w:tblCellMar>
-        </w:tblPrEx>
-        <w:trPr>
-          <w:jc w:val="center"/>
-        </w:trPr>
-        <w:tc>
-          <w:tcPr>
-            <w:tcW w:w="4703" w:type="dxa"/>
-          </w:tcPr>
-          <w:p>
-            <w:pPr>
-              <w:spacing w:after="0" w:line="240" w:lineRule="auto"/>
-              <w:rPr>
-                <w:color w:val="auto"/>
-              </w:rPr>
-            </w:pPr>
-            <w:r>
-              <w:rPr>
-                <w:rFonts w:ascii="微软雅黑" w:hAnsi="微软雅黑" w:eastAsia="微软雅黑"/>
-                <w:b/>
-                <w:color w:val="auto"/>
-                <w:sz w:val="19"/>
-              </w:rPr>
-              <w:t>功能</w:t>
-            </w:r>
-          </w:p>
-        </w:tc>
-        <w:tc>
-          <w:tcPr>
-            <w:tcW w:w="4703" w:type="dxa"/>
-          </w:tcPr>
-          <w:p>
-            <w:pPr>
-              <w:spacing w:after="0" w:line="240" w:lineRule="auto"/>
-              <w:rPr>
-                <w:color w:val="auto"/>
-              </w:rPr>
-            </w:pPr>
-            <w:r>
-              <w:rPr>
-                <w:rFonts w:ascii="微软雅黑" w:hAnsi="微软雅黑" w:eastAsia="微软雅黑"/>
-                <w:b/>
-                <w:color w:val="auto"/>
-                <w:sz w:val="19"/>
-              </w:rPr>
-              <w:t>说明</w:t>
-            </w:r>
-          </w:p>
-        </w:tc>
-      </w:tr>
-      <w:tr>
-        <w:tblPrEx>
-          <w:tblBorders>
-            <w:top w:val="single" w:color="4F81BD" w:themeColor="accent1" w:sz="8" w:space="0"/>
-            <w:left w:val="single" w:color="4F81BD" w:themeColor="accent1" w:sz="8" w:space="0"/>
-            <w:bottom w:val="single" w:color="4F81BD" w:themeColor="accent1" w:sz="8" w:space="0"/>
-            <w:right w:val="single" w:color="4F81BD" w:themeColor="accent1" w:sz="8" w:space="0"/>
-            <w:insideH w:val="single" w:color="4F81BD" w:themeColor="accent1" w:sz="8" w:space="0"/>
-            <w:insideV w:val="single" w:color="4F81BD" w:themeColor="accent1" w:sz="8" w:space="0"/>
-          </w:tblBorders>
-        </w:tblPrEx>
-        <w:trPr>
-          <w:jc w:val="center"/>
-        </w:trPr>
-        <w:tc>
-          <w:tcPr>
-            <w:tcW w:w="4703" w:type="dxa"/>
-          </w:tcPr>
-          <w:p>
-            <w:pPr>
-              <w:spacing w:after="0" w:line="240" w:lineRule="auto"/>
-              <w:rPr>
-                <w:color w:val="auto"/>
-              </w:rPr>
-            </w:pPr>
-            <w:r>
-              <w:rPr>
-                <w:rFonts w:ascii="微软雅黑" w:hAnsi="微软雅黑" w:eastAsia="微软雅黑"/>
-                <w:color w:val="auto"/>
-                <w:sz w:val="19"/>
-              </w:rPr>
-              <w:t>上传文件</w:t>
-            </w:r>
-          </w:p>
-        </w:tc>
-        <w:tc>
-          <w:tcPr>
-            <w:tcW w:w="4703" w:type="dxa"/>
-          </w:tcPr>
-          <w:p>
-            <w:pPr>
-              <w:spacing w:after="0" w:line="240" w:lineRule="auto"/>
-              <w:rPr>
-                <w:color w:val="auto"/>
-              </w:rPr>
-            </w:pPr>
-            <w:r>
-              <w:rPr>
-                <w:rFonts w:ascii="微软雅黑" w:hAnsi="微软雅黑" w:eastAsia="微软雅黑"/>
-                <w:color w:val="auto"/>
-                <w:sz w:val="19"/>
-              </w:rPr>
-              <w:t>填写分类、名称、文件地址、大小、备注</w:t>
-            </w:r>
-          </w:p>
-        </w:tc>
-      </w:tr>
-      <w:tr>
-        <w:tblPrEx>
-          <w:tblBorders>
-            <w:top w:val="single" w:color="4F81BD" w:themeColor="accent1" w:sz="8" w:space="0"/>
-            <w:left w:val="single" w:color="4F81BD" w:themeColor="accent1" w:sz="8" w:space="0"/>
-            <w:bottom w:val="single" w:color="4F81BD" w:themeColor="accent1" w:sz="8" w:space="0"/>
-            <w:right w:val="single" w:color="4F81BD" w:themeColor="accent1" w:sz="8" w:space="0"/>
-            <w:insideH w:val="single" w:color="4F81BD" w:themeColor="accent1" w:sz="8" w:space="0"/>
-            <w:insideV w:val="single" w:color="4F81BD" w:themeColor="accent1" w:sz="8" w:space="0"/>
-          </w:tblBorders>
-          <w:tblCellMar>
-            <w:top w:w="0" w:type="dxa"/>
-            <w:left w:w="108" w:type="dxa"/>
-            <w:bottom w:w="0" w:type="dxa"/>
-            <w:right w:w="108" w:type="dxa"/>
-          </w:tblCellMar>
-        </w:tblPrEx>
-        <w:trPr>
-          <w:jc w:val="center"/>
-        </w:trPr>
-        <w:tc>
-          <w:tcPr>
-            <w:tcW w:w="4703" w:type="dxa"/>
-          </w:tcPr>
-          <w:p>
-            <w:pPr>
-              <w:spacing w:after="0" w:line="240" w:lineRule="auto"/>
-              <w:rPr>
-                <w:color w:val="auto"/>
-              </w:rPr>
-            </w:pPr>
-            <w:r>
-              <w:rPr>
-                <w:rFonts w:ascii="微软雅黑" w:hAnsi="微软雅黑" w:eastAsia="微软雅黑"/>
-                <w:color w:val="auto"/>
-                <w:sz w:val="19"/>
-              </w:rPr>
-              <w:t>格式转换提示</w:t>
-            </w:r>
-          </w:p>
-        </w:tc>
-        <w:tc>
-          <w:tcPr>
-            <w:tcW w:w="4703" w:type="dxa"/>
-          </w:tcPr>
-          <w:p>
-            <w:pPr>
-              <w:spacing w:after="0" w:line="240" w:lineRule="auto"/>
-              <w:rPr>
-                <w:color w:val="auto"/>
-              </w:rPr>
-            </w:pPr>
-            <w:r>
-              <w:rPr>
-                <w:rFonts w:ascii="微软雅黑" w:hAnsi="微软雅黑" w:eastAsia="微软雅黑"/>
-                <w:color w:val="auto"/>
-                <w:sz w:val="19"/>
-              </w:rPr>
-              <w:t>上传弹窗内嵌格式转换工具建议（HandBrake、Audacity 等免费工具）</w:t>
-            </w:r>
-          </w:p>
-        </w:tc>
-      </w:tr>
-      <w:tr>
-        <w:tblPrEx>
-          <w:tblBorders>
-            <w:top w:val="single" w:color="4F81BD" w:themeColor="accent1" w:sz="8" w:space="0"/>
-            <w:left w:val="single" w:color="4F81BD" w:themeColor="accent1" w:sz="8" w:space="0"/>
-            <w:bottom w:val="single" w:color="4F81BD" w:themeColor="accent1" w:sz="8" w:space="0"/>
-            <w:right w:val="single" w:color="4F81BD" w:themeColor="accent1" w:sz="8" w:space="0"/>
-            <w:insideH w:val="single" w:color="4F81BD" w:themeColor="accent1" w:sz="8" w:space="0"/>
-            <w:insideV w:val="single" w:color="4F81BD" w:themeColor="accent1" w:sz="8" w:space="0"/>
-          </w:tblBorders>
-          <w:tblCellMar>
-            <w:top w:w="0" w:type="dxa"/>
-            <w:left w:w="108" w:type="dxa"/>
-            <w:bottom w:w="0" w:type="dxa"/>
-            <w:right w:w="108" w:type="dxa"/>
-          </w:tblCellMar>
-        </w:tblPrEx>
-        <w:trPr>
-          <w:jc w:val="center"/>
-        </w:trPr>
-        <w:tc>
-          <w:tcPr>
-            <w:tcW w:w="4703" w:type="dxa"/>
-          </w:tcPr>
-          <w:p>
-            <w:pPr>
-              <w:spacing w:after="0" w:line="240" w:lineRule="auto"/>
-              <w:rPr>
-                <w:color w:val="auto"/>
-              </w:rPr>
-            </w:pPr>
-            <w:r>
-              <w:rPr>
-                <w:rFonts w:ascii="微软雅黑" w:hAnsi="微软雅黑" w:eastAsia="微软雅黑"/>
-                <w:color w:val="auto"/>
-                <w:sz w:val="19"/>
-              </w:rPr>
-              <w:t>按分类筛选</w:t>
-            </w:r>
-          </w:p>
-        </w:tc>
-        <w:tc>
-          <w:tcPr>
-            <w:tcW w:w="4703" w:type="dxa"/>
-          </w:tcPr>
-          <w:p>
-            <w:pPr>
-              <w:spacing w:after="0" w:line="240" w:lineRule="auto"/>
-              <w:rPr>
-                <w:color w:val="auto"/>
-              </w:rPr>
-            </w:pPr>
-            <w:r>
-              <w:rPr>
-                <w:rFonts w:ascii="微软雅黑" w:hAnsi="微软雅黑" w:eastAsia="微软雅黑"/>
-                <w:color w:val="auto"/>
-                <w:sz w:val="19"/>
-              </w:rPr>
-              <w:t>切换查看文档/音频/视频/照片</w:t>
-            </w:r>
-          </w:p>
-        </w:tc>
-      </w:tr>
-      <w:tr>
-        <w:tblPrEx>
-          <w:tblBorders>
-            <w:top w:val="single" w:color="4F81BD" w:themeColor="accent1" w:sz="8" w:space="0"/>
-            <w:left w:val="single" w:color="4F81BD" w:themeColor="accent1" w:sz="8" w:space="0"/>
-            <w:bottom w:val="single" w:color="4F81BD" w:themeColor="accent1" w:sz="8" w:space="0"/>
-            <w:right w:val="single" w:color="4F81BD" w:themeColor="accent1" w:sz="8" w:space="0"/>
-            <w:insideH w:val="single" w:color="4F81BD" w:themeColor="accent1" w:sz="8" w:space="0"/>
-            <w:insideV w:val="single" w:color="4F81BD" w:themeColor="accent1" w:sz="8" w:space="0"/>
-          </w:tblBorders>
-          <w:tblCellMar>
-            <w:top w:w="0" w:type="dxa"/>
-            <w:left w:w="108" w:type="dxa"/>
-            <w:bottom w:w="0" w:type="dxa"/>
-            <w:right w:w="108" w:type="dxa"/>
-          </w:tblCellMar>
-        </w:tblPrEx>
-        <w:trPr>
-          <w:jc w:val="center"/>
-        </w:trPr>
-        <w:tc>
-          <w:tcPr>
-            <w:tcW w:w="4703" w:type="dxa"/>
-          </w:tcPr>
-          <w:p>
-            <w:pPr>
-              <w:spacing w:after="0" w:line="240" w:lineRule="auto"/>
-              <w:rPr>
-                <w:color w:val="auto"/>
-              </w:rPr>
-            </w:pPr>
-            <w:r>
-              <w:rPr>
-                <w:rFonts w:ascii="微软雅黑" w:hAnsi="微软雅黑" w:eastAsia="微软雅黑"/>
-                <w:color w:val="auto"/>
-                <w:sz w:val="19"/>
-              </w:rPr>
-              <w:t>逻辑删除</w:t>
-            </w:r>
-          </w:p>
-        </w:tc>
-        <w:tc>
-          <w:tcPr>
-            <w:tcW w:w="4703" w:type="dxa"/>
-          </w:tcPr>
-          <w:p>
-            <w:pPr>
-              <w:spacing w:after="0" w:line="240" w:lineRule="auto"/>
-              <w:rPr>
-                <w:color w:val="auto"/>
-              </w:rPr>
-            </w:pPr>
-            <w:r>
-              <w:rPr>
-                <w:rFonts w:ascii="微软雅黑" w:hAnsi="微软雅黑" w:eastAsia="微软雅黑"/>
-                <w:color w:val="auto"/>
-                <w:sz w:val="19"/>
-              </w:rPr>
-              <w:t>删除后前台不可见，记录保留</w:t>
-            </w:r>
-          </w:p>
-        </w:tc>
-      </w:tr>
-      <w:tr>
-        <w:tblPrEx>
-          <w:tblBorders>
-            <w:top w:val="single" w:color="4F81BD" w:themeColor="accent1" w:sz="8" w:space="0"/>
-            <w:left w:val="single" w:color="4F81BD" w:themeColor="accent1" w:sz="8" w:space="0"/>
-            <w:bottom w:val="single" w:color="4F81BD" w:themeColor="accent1" w:sz="8" w:space="0"/>
-            <w:right w:val="single" w:color="4F81BD" w:themeColor="accent1" w:sz="8" w:space="0"/>
-            <w:insideH w:val="single" w:color="4F81BD" w:themeColor="accent1" w:sz="8" w:space="0"/>
-            <w:insideV w:val="single" w:color="4F81BD" w:themeColor="accent1" w:sz="8" w:space="0"/>
-          </w:tblBorders>
-          <w:tblCellMar>
-            <w:top w:w="0" w:type="dxa"/>
-            <w:left w:w="108" w:type="dxa"/>
-            <w:bottom w:w="0" w:type="dxa"/>
-            <w:right w:w="108" w:type="dxa"/>
-          </w:tblCellMar>
-        </w:tblPrEx>
-        <w:trPr>
-          <w:jc w:val="center"/>
-        </w:trPr>
-        <w:tc>
-          <w:tcPr>
-            <w:tcW w:w="4703" w:type="dxa"/>
-          </w:tcPr>
-          <w:p>
-            <w:pPr>
-              <w:spacing w:after="0" w:line="240" w:lineRule="auto"/>
-              <w:rPr>
-                <w:color w:val="auto"/>
-              </w:rPr>
-            </w:pPr>
-            <w:r>
-              <w:rPr>
-                <w:rFonts w:ascii="微软雅黑" w:hAnsi="微软雅黑" w:eastAsia="微软雅黑"/>
-                <w:color w:val="auto"/>
-                <w:sz w:val="19"/>
+                <w:sz w:val="24"/>
+                <w:szCs w:val="24"/>
               </w:rPr>
               <w:t>下载统计</w:t>
             </w:r>
@@ -2935,20 +3041,32 @@
         </w:tc>
         <w:tc>
           <w:tcPr>
-            <w:tcW w:w="4703" w:type="dxa"/>
+            <w:tcW w:w="7701" w:type="dxa"/>
+            <w:tcBorders>
+              <w:tl2br w:val="nil"/>
+              <w:tr2bl w:val="nil"/>
+            </w:tcBorders>
+            <w:vAlign w:val="center"/>
           </w:tcPr>
           <w:p>
             <w:pPr>
+              <w:snapToGrid w:val="0"/>
               <w:spacing w:after="0" w:line="240" w:lineRule="auto"/>
+              <w:ind w:left="0" w:leftChars="0" w:right="0" w:rightChars="0" w:firstLine="0" w:firstLineChars="0"/>
+              <w:jc w:val="left"/>
               <w:rPr>
+                <w:rFonts w:hint="eastAsia" w:ascii="宋体" w:hAnsi="宋体" w:eastAsia="宋体" w:cs="宋体"/>
                 <w:color w:val="auto"/>
+                <w:sz w:val="24"/>
+                <w:szCs w:val="24"/>
               </w:rPr>
             </w:pPr>
             <w:r>
               <w:rPr>
-                <w:rFonts w:ascii="微软雅黑" w:hAnsi="微软雅黑" w:eastAsia="微软雅黑"/>
+                <w:rFonts w:hint="eastAsia" w:ascii="宋体" w:hAnsi="宋体" w:eastAsia="宋体" w:cs="宋体"/>
                 <w:color w:val="auto"/>
-                <w:sz w:val="19"/>
+                <w:sz w:val="24"/>
+                <w:szCs w:val="24"/>
               </w:rPr>
               <w:t>自动统计累计下载次数</w:t>
             </w:r>
@@ -2959,7 +3077,10 @@
     <w:p>
       <w:pPr>
         <w:rPr>
+          <w:rFonts w:hint="eastAsia" w:ascii="宋体" w:hAnsi="宋体" w:eastAsia="宋体" w:cs="宋体"/>
           <w:color w:val="auto"/>
+          <w:sz w:val="24"/>
+          <w:szCs w:val="24"/>
         </w:rPr>
       </w:pPr>
     </w:p>
@@ -2967,13 +3088,18 @@
       <w:pPr>
         <w:pStyle w:val="5"/>
         <w:rPr>
+          <w:rFonts w:hint="eastAsia" w:ascii="宋体" w:hAnsi="宋体" w:eastAsia="宋体" w:cs="宋体"/>
           <w:color w:val="auto"/>
+          <w:sz w:val="24"/>
+          <w:szCs w:val="24"/>
         </w:rPr>
       </w:pPr>
       <w:r>
         <w:rPr>
-          <w:rFonts w:ascii="微软雅黑" w:hAnsi="微软雅黑" w:eastAsia="微软雅黑"/>
+          <w:rFonts w:hint="eastAsia" w:ascii="宋体" w:hAnsi="宋体" w:eastAsia="宋体" w:cs="宋体"/>
           <w:color w:val="auto"/>
+          <w:sz w:val="24"/>
+          <w:szCs w:val="24"/>
         </w:rPr>
         <w:t>用户端</w:t>
       </w:r>
@@ -2981,1967 +3107,103 @@
     <w:p>
       <w:pPr>
         <w:rPr>
+          <w:rFonts w:hint="eastAsia" w:ascii="宋体" w:hAnsi="宋体" w:eastAsia="宋体" w:cs="宋体"/>
+          <w:b w:val="0"/>
           <w:color w:val="auto"/>
+          <w:sz w:val="24"/>
+          <w:szCs w:val="24"/>
         </w:rPr>
       </w:pPr>
       <w:r>
         <w:rPr>
-          <w:rFonts w:ascii="微软雅黑" w:hAnsi="微软雅黑" w:eastAsia="微软雅黑"/>
+          <w:rFonts w:hint="eastAsia" w:ascii="宋体" w:hAnsi="宋体" w:eastAsia="宋体" w:cs="宋体"/>
           <w:b w:val="0"/>
           <w:color w:val="auto"/>
-          <w:sz w:val="21"/>
+          <w:sz w:val="24"/>
+          <w:szCs w:val="24"/>
         </w:rPr>
-        <w:t>访问路径 /public-downloads，页面标注"全部文件公开下载，无需注册"，支持关键词搜索 + 四类 Tab 切换（含文件数量提示），每个文件展示格式标签、文件名、大小、上传日期、下载次数，一键下载，无需登录。</w:t>
-      </w:r>
-    </w:p>
-    <w:p>
-      <w:pPr>
-        <w:pStyle w:val="3"/>
-        <w:rPr>
-          <w:color w:val="auto"/>
-        </w:rPr>
-      </w:pPr>
-      <w:r>
-        <w:rPr>
-          <w:rFonts w:ascii="微软雅黑" w:hAnsi="微软雅黑" w:eastAsia="微软雅黑"/>
-          <w:color w:val="auto"/>
-        </w:rPr>
-        <w:t>三、演示路径速查</w:t>
-      </w:r>
-    </w:p>
-    <w:tbl>
-      <w:tblPr>
-        <w:tblStyle w:val="49"/>
-        <w:tblW w:w="0" w:type="auto"/>
-        <w:jc w:val="center"/>
-        <w:tblBorders>
-          <w:top w:val="single" w:color="4F81BD" w:themeColor="accent1" w:sz="8" w:space="0"/>
-          <w:left w:val="single" w:color="4F81BD" w:themeColor="accent1" w:sz="8" w:space="0"/>
-          <w:bottom w:val="single" w:color="4F81BD" w:themeColor="accent1" w:sz="8" w:space="0"/>
-          <w:right w:val="single" w:color="4F81BD" w:themeColor="accent1" w:sz="8" w:space="0"/>
-          <w:insideH w:val="single" w:color="4F81BD" w:themeColor="accent1" w:sz="8" w:space="0"/>
-          <w:insideV w:val="single" w:color="4F81BD" w:themeColor="accent1" w:sz="8" w:space="0"/>
-        </w:tblBorders>
-        <w:tblLayout w:type="autofit"/>
-        <w:tblCellMar>
-          <w:top w:w="0" w:type="dxa"/>
-          <w:left w:w="108" w:type="dxa"/>
-          <w:bottom w:w="0" w:type="dxa"/>
-          <w:right w:w="108" w:type="dxa"/>
-        </w:tblCellMar>
-      </w:tblPr>
-      <w:tblGrid>
-        <w:gridCol w:w="3135"/>
-        <w:gridCol w:w="3135"/>
-        <w:gridCol w:w="3135"/>
-      </w:tblGrid>
-      <w:tr>
-        <w:tblPrEx>
-          <w:tblBorders>
-            <w:top w:val="single" w:color="4F81BD" w:themeColor="accent1" w:sz="8" w:space="0"/>
-            <w:left w:val="single" w:color="4F81BD" w:themeColor="accent1" w:sz="8" w:space="0"/>
-            <w:bottom w:val="single" w:color="4F81BD" w:themeColor="accent1" w:sz="8" w:space="0"/>
-            <w:right w:val="single" w:color="4F81BD" w:themeColor="accent1" w:sz="8" w:space="0"/>
-            <w:insideH w:val="single" w:color="4F81BD" w:themeColor="accent1" w:sz="8" w:space="0"/>
-            <w:insideV w:val="single" w:color="4F81BD" w:themeColor="accent1" w:sz="8" w:space="0"/>
-          </w:tblBorders>
-          <w:tblCellMar>
-            <w:top w:w="0" w:type="dxa"/>
-            <w:left w:w="108" w:type="dxa"/>
-            <w:bottom w:w="0" w:type="dxa"/>
-            <w:right w:w="108" w:type="dxa"/>
-          </w:tblCellMar>
-        </w:tblPrEx>
-        <w:trPr>
-          <w:jc w:val="center"/>
-        </w:trPr>
-        <w:tc>
-          <w:tcPr>
-            <w:tcW w:w="3135" w:type="dxa"/>
-          </w:tcPr>
-          <w:p>
-            <w:pPr>
-              <w:spacing w:after="0" w:line="240" w:lineRule="auto"/>
-              <w:rPr>
-                <w:color w:val="auto"/>
-              </w:rPr>
-            </w:pPr>
-            <w:r>
-              <w:rPr>
-                <w:rFonts w:ascii="微软雅黑" w:hAnsi="微软雅黑" w:eastAsia="微软雅黑"/>
-                <w:b/>
-                <w:color w:val="auto"/>
-                <w:sz w:val="19"/>
-              </w:rPr>
-              <w:t>功能</w:t>
-            </w:r>
-          </w:p>
-        </w:tc>
-        <w:tc>
-          <w:tcPr>
-            <w:tcW w:w="3135" w:type="dxa"/>
-          </w:tcPr>
-          <w:p>
-            <w:pPr>
-              <w:spacing w:after="0" w:line="240" w:lineRule="auto"/>
-              <w:rPr>
-                <w:color w:val="auto"/>
-              </w:rPr>
-            </w:pPr>
-            <w:r>
-              <w:rPr>
-                <w:rFonts w:ascii="微软雅黑" w:hAnsi="微软雅黑" w:eastAsia="微软雅黑"/>
-                <w:b/>
-                <w:color w:val="auto"/>
-                <w:sz w:val="19"/>
-              </w:rPr>
-              <w:t>管理端路径</w:t>
-            </w:r>
-          </w:p>
-        </w:tc>
-        <w:tc>
-          <w:tcPr>
-            <w:tcW w:w="3135" w:type="dxa"/>
-          </w:tcPr>
-          <w:p>
-            <w:pPr>
-              <w:spacing w:after="0" w:line="240" w:lineRule="auto"/>
-              <w:rPr>
-                <w:color w:val="auto"/>
-              </w:rPr>
-            </w:pPr>
-            <w:r>
-              <w:rPr>
-                <w:rFonts w:ascii="微软雅黑" w:hAnsi="微软雅黑" w:eastAsia="微软雅黑"/>
-                <w:b/>
-                <w:color w:val="auto"/>
-                <w:sz w:val="19"/>
-              </w:rPr>
-              <w:t>用户端路径</w:t>
-            </w:r>
-          </w:p>
-        </w:tc>
-      </w:tr>
-      <w:tr>
-        <w:tblPrEx>
-          <w:tblBorders>
-            <w:top w:val="single" w:color="4F81BD" w:themeColor="accent1" w:sz="8" w:space="0"/>
-            <w:left w:val="single" w:color="4F81BD" w:themeColor="accent1" w:sz="8" w:space="0"/>
-            <w:bottom w:val="single" w:color="4F81BD" w:themeColor="accent1" w:sz="8" w:space="0"/>
-            <w:right w:val="single" w:color="4F81BD" w:themeColor="accent1" w:sz="8" w:space="0"/>
-            <w:insideH w:val="single" w:color="4F81BD" w:themeColor="accent1" w:sz="8" w:space="0"/>
-            <w:insideV w:val="single" w:color="4F81BD" w:themeColor="accent1" w:sz="8" w:space="0"/>
-          </w:tblBorders>
-          <w:tblCellMar>
-            <w:top w:w="0" w:type="dxa"/>
-            <w:left w:w="108" w:type="dxa"/>
-            <w:bottom w:w="0" w:type="dxa"/>
-            <w:right w:w="108" w:type="dxa"/>
-          </w:tblCellMar>
-        </w:tblPrEx>
-        <w:trPr>
-          <w:jc w:val="center"/>
-        </w:trPr>
-        <w:tc>
-          <w:tcPr>
-            <w:tcW w:w="3135" w:type="dxa"/>
-          </w:tcPr>
-          <w:p>
-            <w:pPr>
-              <w:spacing w:after="0" w:line="240" w:lineRule="auto"/>
-              <w:rPr>
-                <w:color w:val="auto"/>
-              </w:rPr>
-            </w:pPr>
-            <w:r>
-              <w:rPr>
-                <w:rFonts w:ascii="微软雅黑" w:hAnsi="微软雅黑" w:eastAsia="微软雅黑"/>
-                <w:color w:val="auto"/>
-                <w:sz w:val="19"/>
-              </w:rPr>
-              <w:t>数据统计（总学会拆分）</w:t>
-            </w:r>
-          </w:p>
-        </w:tc>
-        <w:tc>
-          <w:tcPr>
-            <w:tcW w:w="3135" w:type="dxa"/>
-          </w:tcPr>
-          <w:p>
-            <w:pPr>
-              <w:spacing w:after="0" w:line="240" w:lineRule="auto"/>
-              <w:rPr>
-                <w:color w:val="auto"/>
-              </w:rPr>
-            </w:pPr>
-            <w:r>
-              <w:rPr>
-                <w:rFonts w:ascii="微软雅黑" w:hAnsi="微软雅黑" w:eastAsia="微软雅黑"/>
-                <w:color w:val="auto"/>
-                <w:sz w:val="19"/>
-              </w:rPr>
-              <w:t>管理后台 → 数据统计 → 按学会查看</w:t>
-            </w:r>
-          </w:p>
-        </w:tc>
-        <w:tc>
-          <w:tcPr>
-            <w:tcW w:w="3135" w:type="dxa"/>
-          </w:tcPr>
-          <w:p>
-            <w:pPr>
-              <w:spacing w:after="0" w:line="240" w:lineRule="auto"/>
-              <w:rPr>
-                <w:color w:val="auto"/>
-              </w:rPr>
-            </w:pPr>
-            <w:r>
-              <w:rPr>
-                <w:rFonts w:ascii="微软雅黑" w:hAnsi="微软雅黑" w:eastAsia="微软雅黑"/>
-                <w:color w:val="auto"/>
-                <w:sz w:val="19"/>
-              </w:rPr>
-              <w:t>—</w:t>
-            </w:r>
-          </w:p>
-        </w:tc>
-      </w:tr>
-      <w:tr>
-        <w:tblPrEx>
-          <w:tblBorders>
-            <w:top w:val="single" w:color="4F81BD" w:themeColor="accent1" w:sz="8" w:space="0"/>
-            <w:left w:val="single" w:color="4F81BD" w:themeColor="accent1" w:sz="8" w:space="0"/>
-            <w:bottom w:val="single" w:color="4F81BD" w:themeColor="accent1" w:sz="8" w:space="0"/>
-            <w:right w:val="single" w:color="4F81BD" w:themeColor="accent1" w:sz="8" w:space="0"/>
-            <w:insideH w:val="single" w:color="4F81BD" w:themeColor="accent1" w:sz="8" w:space="0"/>
-            <w:insideV w:val="single" w:color="4F81BD" w:themeColor="accent1" w:sz="8" w:space="0"/>
-          </w:tblBorders>
-          <w:tblCellMar>
-            <w:top w:w="0" w:type="dxa"/>
-            <w:left w:w="108" w:type="dxa"/>
-            <w:bottom w:w="0" w:type="dxa"/>
-            <w:right w:w="108" w:type="dxa"/>
-          </w:tblCellMar>
-        </w:tblPrEx>
-        <w:trPr>
-          <w:jc w:val="center"/>
-        </w:trPr>
-        <w:tc>
-          <w:tcPr>
-            <w:tcW w:w="3135" w:type="dxa"/>
-          </w:tcPr>
-          <w:p>
-            <w:pPr>
-              <w:spacing w:after="0" w:line="240" w:lineRule="auto"/>
-              <w:rPr>
-                <w:color w:val="auto"/>
-              </w:rPr>
-            </w:pPr>
-            <w:r>
-              <w:rPr>
-                <w:rFonts w:ascii="微软雅黑" w:hAnsi="微软雅黑" w:eastAsia="微软雅黑"/>
-                <w:color w:val="auto"/>
-                <w:sz w:val="19"/>
-              </w:rPr>
-              <w:t>学会/分会管理</w:t>
-            </w:r>
-          </w:p>
-        </w:tc>
-        <w:tc>
-          <w:tcPr>
-            <w:tcW w:w="3135" w:type="dxa"/>
-          </w:tcPr>
-          <w:p>
-            <w:pPr>
-              <w:spacing w:after="0" w:line="240" w:lineRule="auto"/>
-              <w:rPr>
-                <w:color w:val="auto"/>
-              </w:rPr>
-            </w:pPr>
-            <w:r>
-              <w:rPr>
-                <w:rFonts w:ascii="微软雅黑" w:hAnsi="微软雅黑" w:eastAsia="微软雅黑"/>
-                <w:color w:val="auto"/>
-                <w:sz w:val="19"/>
-              </w:rPr>
-              <w:t>管理后台 → 学会/分会管理</w:t>
-            </w:r>
-          </w:p>
-        </w:tc>
-        <w:tc>
-          <w:tcPr>
-            <w:tcW w:w="3135" w:type="dxa"/>
-          </w:tcPr>
-          <w:p>
-            <w:pPr>
-              <w:spacing w:after="0" w:line="240" w:lineRule="auto"/>
-              <w:rPr>
-                <w:color w:val="auto"/>
-              </w:rPr>
-            </w:pPr>
-            <w:r>
-              <w:rPr>
-                <w:rFonts w:ascii="微软雅黑" w:hAnsi="微软雅黑" w:eastAsia="微软雅黑"/>
-                <w:color w:val="auto"/>
-                <w:sz w:val="19"/>
-              </w:rPr>
-              <w:t>—</w:t>
-            </w:r>
-          </w:p>
-        </w:tc>
-      </w:tr>
-      <w:tr>
-        <w:tblPrEx>
-          <w:tblBorders>
-            <w:top w:val="single" w:color="4F81BD" w:themeColor="accent1" w:sz="8" w:space="0"/>
-            <w:left w:val="single" w:color="4F81BD" w:themeColor="accent1" w:sz="8" w:space="0"/>
-            <w:bottom w:val="single" w:color="4F81BD" w:themeColor="accent1" w:sz="8" w:space="0"/>
-            <w:right w:val="single" w:color="4F81BD" w:themeColor="accent1" w:sz="8" w:space="0"/>
-            <w:insideH w:val="single" w:color="4F81BD" w:themeColor="accent1" w:sz="8" w:space="0"/>
-            <w:insideV w:val="single" w:color="4F81BD" w:themeColor="accent1" w:sz="8" w:space="0"/>
-          </w:tblBorders>
-          <w:tblCellMar>
-            <w:top w:w="0" w:type="dxa"/>
-            <w:left w:w="108" w:type="dxa"/>
-            <w:bottom w:w="0" w:type="dxa"/>
-            <w:right w:w="108" w:type="dxa"/>
-          </w:tblCellMar>
-        </w:tblPrEx>
-        <w:trPr>
-          <w:jc w:val="center"/>
-        </w:trPr>
-        <w:tc>
-          <w:tcPr>
-            <w:tcW w:w="3135" w:type="dxa"/>
-          </w:tcPr>
-          <w:p>
-            <w:pPr>
-              <w:spacing w:after="0" w:line="240" w:lineRule="auto"/>
-              <w:rPr>
-                <w:color w:val="auto"/>
-              </w:rPr>
-            </w:pPr>
-            <w:r>
-              <w:rPr>
-                <w:rFonts w:ascii="微软雅黑" w:hAnsi="微软雅黑" w:eastAsia="微软雅黑"/>
-                <w:color w:val="auto"/>
-                <w:sz w:val="19"/>
-              </w:rPr>
-              <w:t>退会再入会流程</w:t>
-            </w:r>
-          </w:p>
-        </w:tc>
-        <w:tc>
-          <w:tcPr>
-            <w:tcW w:w="3135" w:type="dxa"/>
-          </w:tcPr>
-          <w:p>
-            <w:pPr>
-              <w:spacing w:after="0" w:line="240" w:lineRule="auto"/>
-              <w:rPr>
-                <w:color w:val="auto"/>
-              </w:rPr>
-            </w:pPr>
-            <w:r>
-              <w:rPr>
-                <w:rFonts w:ascii="微软雅黑" w:hAnsi="微软雅黑" w:eastAsia="微软雅黑"/>
-                <w:color w:val="auto"/>
-                <w:sz w:val="19"/>
-              </w:rPr>
-              <w:t>—</w:t>
-            </w:r>
-          </w:p>
-        </w:tc>
-        <w:tc>
-          <w:tcPr>
-            <w:tcW w:w="3135" w:type="dxa"/>
-          </w:tcPr>
-          <w:p>
-            <w:pPr>
-              <w:spacing w:after="0" w:line="240" w:lineRule="auto"/>
-              <w:rPr>
-                <w:color w:val="auto"/>
-              </w:rPr>
-            </w:pPr>
-            <w:r>
-              <w:rPr>
-                <w:rFonts w:ascii="微软雅黑" w:hAnsi="微软雅黑" w:eastAsia="微软雅黑"/>
-                <w:color w:val="auto"/>
-                <w:sz w:val="19"/>
-              </w:rPr>
-              <w:t>学会服务 → 会员服务 → 学会会员状态</w:t>
-            </w:r>
-          </w:p>
-        </w:tc>
-      </w:tr>
-      <w:tr>
-        <w:tblPrEx>
-          <w:tblBorders>
-            <w:top w:val="single" w:color="4F81BD" w:themeColor="accent1" w:sz="8" w:space="0"/>
-            <w:left w:val="single" w:color="4F81BD" w:themeColor="accent1" w:sz="8" w:space="0"/>
-            <w:bottom w:val="single" w:color="4F81BD" w:themeColor="accent1" w:sz="8" w:space="0"/>
-            <w:right w:val="single" w:color="4F81BD" w:themeColor="accent1" w:sz="8" w:space="0"/>
-            <w:insideH w:val="single" w:color="4F81BD" w:themeColor="accent1" w:sz="8" w:space="0"/>
-            <w:insideV w:val="single" w:color="4F81BD" w:themeColor="accent1" w:sz="8" w:space="0"/>
-          </w:tblBorders>
-          <w:tblCellMar>
-            <w:top w:w="0" w:type="dxa"/>
-            <w:left w:w="108" w:type="dxa"/>
-            <w:bottom w:w="0" w:type="dxa"/>
-            <w:right w:w="108" w:type="dxa"/>
-          </w:tblCellMar>
-        </w:tblPrEx>
-        <w:trPr>
-          <w:jc w:val="center"/>
-        </w:trPr>
-        <w:tc>
-          <w:tcPr>
-            <w:tcW w:w="3135" w:type="dxa"/>
-          </w:tcPr>
-          <w:p>
-            <w:pPr>
-              <w:spacing w:after="0" w:line="240" w:lineRule="auto"/>
-              <w:rPr>
-                <w:color w:val="auto"/>
-              </w:rPr>
-            </w:pPr>
-            <w:r>
-              <w:rPr>
-                <w:rFonts w:ascii="微软雅黑" w:hAnsi="微软雅黑" w:eastAsia="微软雅黑"/>
-                <w:color w:val="auto"/>
-                <w:sz w:val="19"/>
-              </w:rPr>
-              <w:t>新闻发布</w:t>
-            </w:r>
-          </w:p>
-        </w:tc>
-        <w:tc>
-          <w:tcPr>
-            <w:tcW w:w="3135" w:type="dxa"/>
-          </w:tcPr>
-          <w:p>
-            <w:pPr>
-              <w:spacing w:after="0" w:line="240" w:lineRule="auto"/>
-              <w:rPr>
-                <w:color w:val="auto"/>
-              </w:rPr>
-            </w:pPr>
-            <w:r>
-              <w:rPr>
-                <w:rFonts w:ascii="微软雅黑" w:hAnsi="微软雅黑" w:eastAsia="微软雅黑"/>
-                <w:color w:val="auto"/>
-                <w:sz w:val="19"/>
-              </w:rPr>
-              <w:t>管理后台 → 内容管理 → 新闻发布</w:t>
-            </w:r>
-          </w:p>
-        </w:tc>
-        <w:tc>
-          <w:tcPr>
-            <w:tcW w:w="3135" w:type="dxa"/>
-          </w:tcPr>
-          <w:p>
-            <w:pPr>
-              <w:spacing w:after="0" w:line="240" w:lineRule="auto"/>
-              <w:rPr>
-                <w:color w:val="auto"/>
-              </w:rPr>
-            </w:pPr>
-            <w:r>
-              <w:rPr>
-                <w:rFonts w:ascii="微软雅黑" w:hAnsi="微软雅黑" w:eastAsia="微软雅黑"/>
-                <w:color w:val="auto"/>
-                <w:sz w:val="19"/>
-              </w:rPr>
-              <w:t>/news-publish</w:t>
-            </w:r>
-          </w:p>
-        </w:tc>
-      </w:tr>
-      <w:tr>
-        <w:tblPrEx>
-          <w:tblBorders>
-            <w:top w:val="single" w:color="4F81BD" w:themeColor="accent1" w:sz="8" w:space="0"/>
-            <w:left w:val="single" w:color="4F81BD" w:themeColor="accent1" w:sz="8" w:space="0"/>
-            <w:bottom w:val="single" w:color="4F81BD" w:themeColor="accent1" w:sz="8" w:space="0"/>
-            <w:right w:val="single" w:color="4F81BD" w:themeColor="accent1" w:sz="8" w:space="0"/>
-            <w:insideH w:val="single" w:color="4F81BD" w:themeColor="accent1" w:sz="8" w:space="0"/>
-            <w:insideV w:val="single" w:color="4F81BD" w:themeColor="accent1" w:sz="8" w:space="0"/>
-          </w:tblBorders>
-          <w:tblCellMar>
-            <w:top w:w="0" w:type="dxa"/>
-            <w:left w:w="108" w:type="dxa"/>
-            <w:bottom w:w="0" w:type="dxa"/>
-            <w:right w:w="108" w:type="dxa"/>
-          </w:tblCellMar>
-        </w:tblPrEx>
-        <w:trPr>
-          <w:jc w:val="center"/>
-        </w:trPr>
-        <w:tc>
-          <w:tcPr>
-            <w:tcW w:w="3135" w:type="dxa"/>
-          </w:tcPr>
-          <w:p>
-            <w:pPr>
-              <w:spacing w:after="0" w:line="240" w:lineRule="auto"/>
-              <w:rPr>
-                <w:color w:val="auto"/>
-              </w:rPr>
-            </w:pPr>
-            <w:r>
-              <w:rPr>
-                <w:rFonts w:ascii="微软雅黑" w:hAnsi="微软雅黑" w:eastAsia="微软雅黑"/>
-                <w:color w:val="auto"/>
-                <w:sz w:val="19"/>
-              </w:rPr>
-              <w:t>公开文件下载区</w:t>
-            </w:r>
-          </w:p>
-        </w:tc>
-        <w:tc>
-          <w:tcPr>
-            <w:tcW w:w="3135" w:type="dxa"/>
-          </w:tcPr>
-          <w:p>
-            <w:pPr>
-              <w:spacing w:after="0" w:line="240" w:lineRule="auto"/>
-              <w:rPr>
-                <w:color w:val="auto"/>
-              </w:rPr>
-            </w:pPr>
-            <w:r>
-              <w:rPr>
-                <w:rFonts w:ascii="微软雅黑" w:hAnsi="微软雅黑" w:eastAsia="微软雅黑"/>
-                <w:color w:val="auto"/>
-                <w:sz w:val="19"/>
-              </w:rPr>
-              <w:t>管理后台 → 内容管理 → 公开文件管理</w:t>
-            </w:r>
-          </w:p>
-        </w:tc>
-        <w:tc>
-          <w:tcPr>
-            <w:tcW w:w="3135" w:type="dxa"/>
-          </w:tcPr>
-          <w:p>
-            <w:pPr>
-              <w:spacing w:after="0" w:line="240" w:lineRule="auto"/>
-              <w:rPr>
-                <w:color w:val="auto"/>
-              </w:rPr>
-            </w:pPr>
-            <w:r>
-              <w:rPr>
-                <w:rFonts w:ascii="微软雅黑" w:hAnsi="微软雅黑" w:eastAsia="微软雅黑"/>
-                <w:color w:val="auto"/>
-                <w:sz w:val="19"/>
-              </w:rPr>
-              <w:t>/public-downloads</w:t>
-            </w:r>
-          </w:p>
-        </w:tc>
-      </w:tr>
-      <w:tr>
-        <w:tblPrEx>
-          <w:tblBorders>
-            <w:top w:val="single" w:color="4F81BD" w:themeColor="accent1" w:sz="8" w:space="0"/>
-            <w:left w:val="single" w:color="4F81BD" w:themeColor="accent1" w:sz="8" w:space="0"/>
-            <w:bottom w:val="single" w:color="4F81BD" w:themeColor="accent1" w:sz="8" w:space="0"/>
-            <w:right w:val="single" w:color="4F81BD" w:themeColor="accent1" w:sz="8" w:space="0"/>
-            <w:insideH w:val="single" w:color="4F81BD" w:themeColor="accent1" w:sz="8" w:space="0"/>
-            <w:insideV w:val="single" w:color="4F81BD" w:themeColor="accent1" w:sz="8" w:space="0"/>
-          </w:tblBorders>
-          <w:tblCellMar>
-            <w:top w:w="0" w:type="dxa"/>
-            <w:left w:w="108" w:type="dxa"/>
-            <w:bottom w:w="0" w:type="dxa"/>
-            <w:right w:w="108" w:type="dxa"/>
-          </w:tblCellMar>
-        </w:tblPrEx>
-        <w:trPr>
-          <w:jc w:val="center"/>
-        </w:trPr>
-        <w:tc>
-          <w:tcPr>
-            <w:tcW w:w="3135" w:type="dxa"/>
-          </w:tcPr>
-          <w:p>
-            <w:pPr>
-              <w:spacing w:after="0" w:line="240" w:lineRule="auto"/>
-              <w:rPr>
-                <w:color w:val="auto"/>
-              </w:rPr>
-            </w:pPr>
-            <w:r>
-              <w:rPr>
-                <w:rFonts w:ascii="微软雅黑" w:hAnsi="微软雅黑" w:eastAsia="微软雅黑"/>
-                <w:color w:val="auto"/>
-                <w:sz w:val="19"/>
-              </w:rPr>
-              <w:t>会员费缴纳流程</w:t>
-            </w:r>
-          </w:p>
-        </w:tc>
-        <w:tc>
-          <w:tcPr>
-            <w:tcW w:w="3135" w:type="dxa"/>
-          </w:tcPr>
-          <w:p>
-            <w:pPr>
-              <w:spacing w:after="0" w:line="240" w:lineRule="auto"/>
-              <w:rPr>
-                <w:color w:val="auto"/>
-              </w:rPr>
-            </w:pPr>
-            <w:r>
-              <w:rPr>
-                <w:rFonts w:ascii="微软雅黑" w:hAnsi="微软雅黑" w:eastAsia="微软雅黑"/>
-                <w:color w:val="auto"/>
-                <w:sz w:val="19"/>
-              </w:rPr>
-              <w:t>—</w:t>
-            </w:r>
-          </w:p>
-        </w:tc>
-        <w:tc>
-          <w:tcPr>
-            <w:tcW w:w="3135" w:type="dxa"/>
-          </w:tcPr>
-          <w:p>
-            <w:pPr>
-              <w:spacing w:after="0" w:line="240" w:lineRule="auto"/>
-              <w:rPr>
-                <w:color w:val="auto"/>
-              </w:rPr>
-            </w:pPr>
-            <w:r>
-              <w:rPr>
-                <w:rFonts w:ascii="微软雅黑" w:hAnsi="微软雅黑" w:eastAsia="微软雅黑"/>
-                <w:color w:val="auto"/>
-                <w:sz w:val="19"/>
-              </w:rPr>
-              <w:t>学会服务 → 会员服务 → 成为正式会员</w:t>
-            </w:r>
-          </w:p>
-        </w:tc>
-      </w:tr>
-    </w:tbl>
-    <w:p>
-      <w:pPr>
-        <w:rPr>
-          <w:color w:val="auto"/>
-        </w:rPr>
-      </w:pPr>
-    </w:p>
-    <w:p>
-      <w:pPr>
-        <w:pStyle w:val="3"/>
-        <w:rPr>
-          <w:color w:val="auto"/>
-        </w:rPr>
-      </w:pPr>
-      <w:r>
-        <w:rPr>
-          <w:rFonts w:ascii="微软雅黑" w:hAnsi="微软雅黑" w:eastAsia="微软雅黑"/>
-          <w:color w:val="auto"/>
-        </w:rPr>
-        <w:t>四、预置示例数据</w:t>
+        <w:t>页面标注"全部文件公开下载，无需注册"，支持关键词搜索 + 四类 Tab 切换（含文件数量提示），每个文件展示格式标签、文件名、大小、上传日期、下载次数，一键下载，无需登录。</w:t>
       </w:r>
     </w:p>
     <w:p>
       <w:pPr>
         <w:rPr>
+          <w:rFonts w:hint="eastAsia" w:ascii="宋体" w:hAnsi="宋体" w:eastAsia="宋体" w:cs="宋体"/>
+          <w:b w:val="0"/>
           <w:color w:val="auto"/>
+          <w:sz w:val="24"/>
+          <w:szCs w:val="24"/>
         </w:rPr>
       </w:pPr>
       <w:r>
         <w:rPr>
-          <w:rFonts w:ascii="微软雅黑" w:hAnsi="微软雅黑" w:eastAsia="微软雅黑"/>
-          <w:b w:val="0"/>
-          <w:color w:val="auto"/>
-          <w:sz w:val="21"/>
+          <w:rFonts w:hint="eastAsia" w:ascii="宋体" w:hAnsi="宋体" w:eastAsia="宋体" w:cs="宋体"/>
+          <w:sz w:val="24"/>
+          <w:szCs w:val="24"/>
         </w:rPr>
-        <w:t>本次所有演示数据均预置了典型示例内容：</w:t>
+        <w:drawing>
+          <wp:inline distT="0" distB="0" distL="114300" distR="114300">
+            <wp:extent cx="5963920" cy="3103880"/>
+            <wp:effectExtent l="0" t="0" r="5080" b="7620"/>
+            <wp:docPr id="6" name="图片 6"/>
+            <wp:cNvGraphicFramePr>
+              <a:graphicFrameLocks xmlns:a="http://schemas.openxmlformats.org/drawingml/2006/main" noChangeAspect="1"/>
+            </wp:cNvGraphicFramePr>
+            <a:graphic xmlns:a="http://schemas.openxmlformats.org/drawingml/2006/main">
+              <a:graphicData uri="http://schemas.openxmlformats.org/drawingml/2006/picture">
+                <pic:pic xmlns:pic="http://schemas.openxmlformats.org/drawingml/2006/picture">
+                  <pic:nvPicPr>
+                    <pic:cNvPr id="6" name="图片 6"/>
+                    <pic:cNvPicPr>
+                      <a:picLocks noChangeAspect="1"/>
+                    </pic:cNvPicPr>
+                  </pic:nvPicPr>
+                  <pic:blipFill>
+                    <a:blip r:embed="rId9"/>
+                    <a:stretch>
+                      <a:fillRect/>
+                    </a:stretch>
+                  </pic:blipFill>
+                  <pic:spPr>
+                    <a:xfrm>
+                      <a:off x="0" y="0"/>
+                      <a:ext cx="5963920" cy="3103880"/>
+                    </a:xfrm>
+                    <a:prstGeom prst="rect">
+                      <a:avLst/>
+                    </a:prstGeom>
+                    <a:noFill/>
+                    <a:ln>
+                      <a:noFill/>
+                    </a:ln>
+                  </pic:spPr>
+                </pic:pic>
+              </a:graphicData>
+            </a:graphic>
+          </wp:inline>
+        </w:drawing>
       </w:r>
-    </w:p>
-    <w:tbl>
-      <w:tblPr>
-        <w:tblStyle w:val="49"/>
-        <w:tblW w:w="0" w:type="auto"/>
-        <w:jc w:val="center"/>
-        <w:tblBorders>
-          <w:top w:val="single" w:color="4F81BD" w:themeColor="accent1" w:sz="8" w:space="0"/>
-          <w:left w:val="single" w:color="4F81BD" w:themeColor="accent1" w:sz="8" w:space="0"/>
-          <w:bottom w:val="single" w:color="4F81BD" w:themeColor="accent1" w:sz="8" w:space="0"/>
-          <w:right w:val="single" w:color="4F81BD" w:themeColor="accent1" w:sz="8" w:space="0"/>
-          <w:insideH w:val="single" w:color="4F81BD" w:themeColor="accent1" w:sz="8" w:space="0"/>
-          <w:insideV w:val="single" w:color="4F81BD" w:themeColor="accent1" w:sz="8" w:space="0"/>
-        </w:tblBorders>
-        <w:tblLayout w:type="autofit"/>
-        <w:tblCellMar>
-          <w:top w:w="0" w:type="dxa"/>
-          <w:left w:w="108" w:type="dxa"/>
-          <w:bottom w:w="0" w:type="dxa"/>
-          <w:right w:w="108" w:type="dxa"/>
-        </w:tblCellMar>
-      </w:tblPr>
-      <w:tblGrid>
-        <w:gridCol w:w="4703"/>
-        <w:gridCol w:w="4703"/>
-      </w:tblGrid>
-      <w:tr>
-        <w:tblPrEx>
-          <w:tblBorders>
-            <w:top w:val="single" w:color="4F81BD" w:themeColor="accent1" w:sz="8" w:space="0"/>
-            <w:left w:val="single" w:color="4F81BD" w:themeColor="accent1" w:sz="8" w:space="0"/>
-            <w:bottom w:val="single" w:color="4F81BD" w:themeColor="accent1" w:sz="8" w:space="0"/>
-            <w:right w:val="single" w:color="4F81BD" w:themeColor="accent1" w:sz="8" w:space="0"/>
-            <w:insideH w:val="single" w:color="4F81BD" w:themeColor="accent1" w:sz="8" w:space="0"/>
-            <w:insideV w:val="single" w:color="4F81BD" w:themeColor="accent1" w:sz="8" w:space="0"/>
-          </w:tblBorders>
-          <w:tblCellMar>
-            <w:top w:w="0" w:type="dxa"/>
-            <w:left w:w="108" w:type="dxa"/>
-            <w:bottom w:w="0" w:type="dxa"/>
-            <w:right w:w="108" w:type="dxa"/>
-          </w:tblCellMar>
-        </w:tblPrEx>
-        <w:trPr>
-          <w:jc w:val="center"/>
-        </w:trPr>
-        <w:tc>
-          <w:tcPr>
-            <w:tcW w:w="4703" w:type="dxa"/>
-          </w:tcPr>
-          <w:p>
-            <w:pPr>
-              <w:spacing w:after="0" w:line="240" w:lineRule="auto"/>
-              <w:rPr>
-                <w:color w:val="auto"/>
-              </w:rPr>
-            </w:pPr>
-            <w:r>
-              <w:rPr>
-                <w:rFonts w:ascii="微软雅黑" w:hAnsi="微软雅黑" w:eastAsia="微软雅黑"/>
-                <w:b/>
-                <w:color w:val="auto"/>
-                <w:sz w:val="19"/>
-              </w:rPr>
-              <w:t>模块</w:t>
-            </w:r>
-          </w:p>
-        </w:tc>
-        <w:tc>
-          <w:tcPr>
-            <w:tcW w:w="4703" w:type="dxa"/>
-          </w:tcPr>
-          <w:p>
-            <w:pPr>
-              <w:spacing w:after="0" w:line="240" w:lineRule="auto"/>
-              <w:rPr>
-                <w:color w:val="auto"/>
-              </w:rPr>
-            </w:pPr>
-            <w:r>
-              <w:rPr>
-                <w:rFonts w:ascii="微软雅黑" w:hAnsi="微软雅黑" w:eastAsia="微软雅黑"/>
-                <w:b/>
-                <w:color w:val="auto"/>
-                <w:sz w:val="19"/>
-              </w:rPr>
-              <w:t>预置示例</w:t>
-            </w:r>
-          </w:p>
-        </w:tc>
-      </w:tr>
-      <w:tr>
-        <w:tblPrEx>
-          <w:tblBorders>
-            <w:top w:val="single" w:color="4F81BD" w:themeColor="accent1" w:sz="8" w:space="0"/>
-            <w:left w:val="single" w:color="4F81BD" w:themeColor="accent1" w:sz="8" w:space="0"/>
-            <w:bottom w:val="single" w:color="4F81BD" w:themeColor="accent1" w:sz="8" w:space="0"/>
-            <w:right w:val="single" w:color="4F81BD" w:themeColor="accent1" w:sz="8" w:space="0"/>
-            <w:insideH w:val="single" w:color="4F81BD" w:themeColor="accent1" w:sz="8" w:space="0"/>
-            <w:insideV w:val="single" w:color="4F81BD" w:themeColor="accent1" w:sz="8" w:space="0"/>
-          </w:tblBorders>
-          <w:tblCellMar>
-            <w:top w:w="0" w:type="dxa"/>
-            <w:left w:w="108" w:type="dxa"/>
-            <w:bottom w:w="0" w:type="dxa"/>
-            <w:right w:w="108" w:type="dxa"/>
-          </w:tblCellMar>
-        </w:tblPrEx>
-        <w:trPr>
-          <w:jc w:val="center"/>
-        </w:trPr>
-        <w:tc>
-          <w:tcPr>
-            <w:tcW w:w="4703" w:type="dxa"/>
-          </w:tcPr>
-          <w:p>
-            <w:pPr>
-              <w:spacing w:after="0" w:line="240" w:lineRule="auto"/>
-              <w:rPr>
-                <w:color w:val="auto"/>
-              </w:rPr>
-            </w:pPr>
-            <w:r>
-              <w:rPr>
-                <w:rFonts w:ascii="微软雅黑" w:hAnsi="微软雅黑" w:eastAsia="微软雅黑"/>
-                <w:color w:val="auto"/>
-                <w:sz w:val="19"/>
-              </w:rPr>
-              <w:t>新闻发布</w:t>
-            </w:r>
-          </w:p>
-        </w:tc>
-        <w:tc>
-          <w:tcPr>
-            <w:tcW w:w="4703" w:type="dxa"/>
-          </w:tcPr>
-          <w:p>
-            <w:pPr>
-              <w:spacing w:after="0" w:line="240" w:lineRule="auto"/>
-              <w:rPr>
-                <w:color w:val="auto"/>
-              </w:rPr>
-            </w:pPr>
-            <w:r>
-              <w:rPr>
-                <w:rFonts w:ascii="微软雅黑" w:hAnsi="微软雅黑" w:eastAsia="微软雅黑"/>
-                <w:color w:val="auto"/>
-                <w:sz w:val="19"/>
-              </w:rPr>
-              <w:t>学术年会第一轮通知（会议通知）、党委工作总结（党务公开）、天体生物学分会成立（重要新闻）</w:t>
-            </w:r>
-          </w:p>
-        </w:tc>
-      </w:tr>
-      <w:tr>
-        <w:tblPrEx>
-          <w:tblBorders>
-            <w:top w:val="single" w:color="4F81BD" w:themeColor="accent1" w:sz="8" w:space="0"/>
-            <w:left w:val="single" w:color="4F81BD" w:themeColor="accent1" w:sz="8" w:space="0"/>
-            <w:bottom w:val="single" w:color="4F81BD" w:themeColor="accent1" w:sz="8" w:space="0"/>
-            <w:right w:val="single" w:color="4F81BD" w:themeColor="accent1" w:sz="8" w:space="0"/>
-            <w:insideH w:val="single" w:color="4F81BD" w:themeColor="accent1" w:sz="8" w:space="0"/>
-            <w:insideV w:val="single" w:color="4F81BD" w:themeColor="accent1" w:sz="8" w:space="0"/>
-          </w:tblBorders>
-          <w:tblCellMar>
-            <w:top w:w="0" w:type="dxa"/>
-            <w:left w:w="108" w:type="dxa"/>
-            <w:bottom w:w="0" w:type="dxa"/>
-            <w:right w:w="108" w:type="dxa"/>
-          </w:tblCellMar>
-        </w:tblPrEx>
-        <w:trPr>
-          <w:jc w:val="center"/>
-        </w:trPr>
-        <w:tc>
-          <w:tcPr>
-            <w:tcW w:w="4703" w:type="dxa"/>
-          </w:tcPr>
-          <w:p>
-            <w:pPr>
-              <w:spacing w:after="0" w:line="240" w:lineRule="auto"/>
-              <w:rPr>
-                <w:color w:val="auto"/>
-              </w:rPr>
-            </w:pPr>
-            <w:r>
-              <w:rPr>
-                <w:rFonts w:ascii="微软雅黑" w:hAnsi="微软雅黑" w:eastAsia="微软雅黑"/>
-                <w:color w:val="auto"/>
-                <w:sz w:val="19"/>
-              </w:rPr>
-              <w:t>公开文件</w:t>
-            </w:r>
-          </w:p>
-        </w:tc>
-        <w:tc>
-          <w:tcPr>
-            <w:tcW w:w="4703" w:type="dxa"/>
-          </w:tcPr>
-          <w:p>
-            <w:pPr>
-              <w:spacing w:after="0" w:line="240" w:lineRule="auto"/>
-              <w:rPr>
-                <w:color w:val="auto"/>
-              </w:rPr>
-            </w:pPr>
-            <w:r>
-              <w:rPr>
-                <w:rFonts w:ascii="微软雅黑" w:hAnsi="微软雅黑" w:eastAsia="微软雅黑"/>
-                <w:color w:val="auto"/>
-                <w:sz w:val="19"/>
-              </w:rPr>
-              <w:t>图片大赛参赛规则.pdf、科普讲解大赛报名表.docx、党建宣传片.mp4、优秀图片合集.zip</w:t>
-            </w:r>
-          </w:p>
-        </w:tc>
-      </w:tr>
-    </w:tbl>
-    <w:p>
-      <w:pPr>
-        <w:rPr>
-          <w:color w:val="auto"/>
-        </w:rPr>
-      </w:pPr>
-    </w:p>
-    <w:p>
-      <w:pPr>
-        <w:rPr>
-          <w:color w:val="auto"/>
-        </w:rPr>
-      </w:pPr>
-      <w:r>
-        <w:rPr>
-          <w:rFonts w:ascii="微软雅黑" w:hAnsi="微软雅黑" w:eastAsia="微软雅黑"/>
-          <w:b w:val="0"/>
-          <w:color w:val="auto"/>
-          <w:sz w:val="21"/>
-        </w:rPr>
-        <w:t>管理员在后台对内容进行增删改后，用户端页面实时同步展示，无需刷新缓存。</w:t>
-      </w:r>
-    </w:p>
-    <w:p>
-      <w:pPr>
-        <w:pStyle w:val="3"/>
-        <w:rPr>
-          <w:color w:val="auto"/>
-        </w:rPr>
-      </w:pPr>
-      <w:r>
-        <w:rPr>
-          <w:rFonts w:ascii="微软雅黑" w:hAnsi="微软雅黑" w:eastAsia="微软雅黑"/>
-          <w:color w:val="auto"/>
-        </w:rPr>
-        <w:t>五、待确认事项</w:t>
-      </w:r>
-    </w:p>
-    <w:tbl>
-      <w:tblPr>
-        <w:tblStyle w:val="49"/>
-        <w:tblW w:w="0" w:type="auto"/>
-        <w:jc w:val="center"/>
-        <w:tblBorders>
-          <w:top w:val="single" w:color="4F81BD" w:themeColor="accent1" w:sz="8" w:space="0"/>
-          <w:left w:val="single" w:color="4F81BD" w:themeColor="accent1" w:sz="8" w:space="0"/>
-          <w:bottom w:val="single" w:color="4F81BD" w:themeColor="accent1" w:sz="8" w:space="0"/>
-          <w:right w:val="single" w:color="4F81BD" w:themeColor="accent1" w:sz="8" w:space="0"/>
-          <w:insideH w:val="single" w:color="4F81BD" w:themeColor="accent1" w:sz="8" w:space="0"/>
-          <w:insideV w:val="single" w:color="4F81BD" w:themeColor="accent1" w:sz="8" w:space="0"/>
-        </w:tblBorders>
-        <w:tblLayout w:type="autofit"/>
-        <w:tblCellMar>
-          <w:top w:w="0" w:type="dxa"/>
-          <w:left w:w="108" w:type="dxa"/>
-          <w:bottom w:w="0" w:type="dxa"/>
-          <w:right w:w="108" w:type="dxa"/>
-        </w:tblCellMar>
-      </w:tblPr>
-      <w:tblGrid>
-        <w:gridCol w:w="2351"/>
-        <w:gridCol w:w="2351"/>
-        <w:gridCol w:w="2351"/>
-        <w:gridCol w:w="2351"/>
-      </w:tblGrid>
-      <w:tr>
-        <w:tblPrEx>
-          <w:tblBorders>
-            <w:top w:val="single" w:color="4F81BD" w:themeColor="accent1" w:sz="8" w:space="0"/>
-            <w:left w:val="single" w:color="4F81BD" w:themeColor="accent1" w:sz="8" w:space="0"/>
-            <w:bottom w:val="single" w:color="4F81BD" w:themeColor="accent1" w:sz="8" w:space="0"/>
-            <w:right w:val="single" w:color="4F81BD" w:themeColor="accent1" w:sz="8" w:space="0"/>
-            <w:insideH w:val="single" w:color="4F81BD" w:themeColor="accent1" w:sz="8" w:space="0"/>
-            <w:insideV w:val="single" w:color="4F81BD" w:themeColor="accent1" w:sz="8" w:space="0"/>
-          </w:tblBorders>
-          <w:tblCellMar>
-            <w:top w:w="0" w:type="dxa"/>
-            <w:left w:w="108" w:type="dxa"/>
-            <w:bottom w:w="0" w:type="dxa"/>
-            <w:right w:w="108" w:type="dxa"/>
-          </w:tblCellMar>
-        </w:tblPrEx>
-        <w:trPr>
-          <w:jc w:val="center"/>
-        </w:trPr>
-        <w:tc>
-          <w:tcPr>
-            <w:tcW w:w="2351" w:type="dxa"/>
-          </w:tcPr>
-          <w:p>
-            <w:pPr>
-              <w:spacing w:after="0" w:line="240" w:lineRule="auto"/>
-              <w:rPr>
-                <w:color w:val="auto"/>
-              </w:rPr>
-            </w:pPr>
-            <w:r>
-              <w:rPr>
-                <w:rFonts w:ascii="微软雅黑" w:hAnsi="微软雅黑" w:eastAsia="微软雅黑"/>
-                <w:b/>
-                <w:color w:val="auto"/>
-                <w:sz w:val="19"/>
-              </w:rPr>
-              <w:t>序号</w:t>
-            </w:r>
-          </w:p>
-        </w:tc>
-        <w:tc>
-          <w:tcPr>
-            <w:tcW w:w="2351" w:type="dxa"/>
-          </w:tcPr>
-          <w:p>
-            <w:pPr>
-              <w:spacing w:after="0" w:line="240" w:lineRule="auto"/>
-              <w:rPr>
-                <w:color w:val="auto"/>
-              </w:rPr>
-            </w:pPr>
-            <w:r>
-              <w:rPr>
-                <w:rFonts w:ascii="微软雅黑" w:hAnsi="微软雅黑" w:eastAsia="微软雅黑"/>
-                <w:b/>
-                <w:color w:val="auto"/>
-                <w:sz w:val="19"/>
-              </w:rPr>
-              <w:t>问题</w:t>
-            </w:r>
-          </w:p>
-        </w:tc>
-        <w:tc>
-          <w:tcPr>
-            <w:tcW w:w="2351" w:type="dxa"/>
-          </w:tcPr>
-          <w:p>
-            <w:pPr>
-              <w:spacing w:after="0" w:line="240" w:lineRule="auto"/>
-              <w:rPr>
-                <w:color w:val="auto"/>
-              </w:rPr>
-            </w:pPr>
-            <w:r>
-              <w:rPr>
-                <w:rFonts w:ascii="微软雅黑" w:hAnsi="微软雅黑" w:eastAsia="微软雅黑"/>
-                <w:b/>
-                <w:color w:val="auto"/>
-                <w:sz w:val="19"/>
-              </w:rPr>
-              <w:t>状态</w:t>
-            </w:r>
-          </w:p>
-        </w:tc>
-        <w:tc>
-          <w:tcPr>
-            <w:tcW w:w="2351" w:type="dxa"/>
-          </w:tcPr>
-          <w:p>
-            <w:pPr>
-              <w:spacing w:after="0" w:line="240" w:lineRule="auto"/>
-              <w:rPr>
-                <w:color w:val="auto"/>
-              </w:rPr>
-            </w:pPr>
-            <w:r>
-              <w:rPr>
-                <w:rFonts w:ascii="微软雅黑" w:hAnsi="微软雅黑" w:eastAsia="微软雅黑"/>
-                <w:b/>
-                <w:color w:val="auto"/>
-                <w:sz w:val="19"/>
-              </w:rPr>
-              <w:t>影响</w:t>
-            </w:r>
-          </w:p>
-        </w:tc>
-      </w:tr>
-      <w:tr>
-        <w:tblPrEx>
-          <w:tblBorders>
-            <w:top w:val="single" w:color="4F81BD" w:themeColor="accent1" w:sz="8" w:space="0"/>
-            <w:left w:val="single" w:color="4F81BD" w:themeColor="accent1" w:sz="8" w:space="0"/>
-            <w:bottom w:val="single" w:color="4F81BD" w:themeColor="accent1" w:sz="8" w:space="0"/>
-            <w:right w:val="single" w:color="4F81BD" w:themeColor="accent1" w:sz="8" w:space="0"/>
-            <w:insideH w:val="single" w:color="4F81BD" w:themeColor="accent1" w:sz="8" w:space="0"/>
-            <w:insideV w:val="single" w:color="4F81BD" w:themeColor="accent1" w:sz="8" w:space="0"/>
-          </w:tblBorders>
-          <w:tblCellMar>
-            <w:top w:w="0" w:type="dxa"/>
-            <w:left w:w="108" w:type="dxa"/>
-            <w:bottom w:w="0" w:type="dxa"/>
-            <w:right w:w="108" w:type="dxa"/>
-          </w:tblCellMar>
-        </w:tblPrEx>
-        <w:trPr>
-          <w:jc w:val="center"/>
-        </w:trPr>
-        <w:tc>
-          <w:tcPr>
-            <w:tcW w:w="2351" w:type="dxa"/>
-          </w:tcPr>
-          <w:p>
-            <w:pPr>
-              <w:spacing w:after="0" w:line="240" w:lineRule="auto"/>
-              <w:rPr>
-                <w:color w:val="auto"/>
-              </w:rPr>
-            </w:pPr>
-            <w:r>
-              <w:rPr>
-                <w:rFonts w:ascii="微软雅黑" w:hAnsi="微软雅黑" w:eastAsia="微软雅黑"/>
-                <w:color w:val="auto"/>
-                <w:sz w:val="19"/>
-              </w:rPr>
-              <w:t>1</w:t>
-            </w:r>
-          </w:p>
-        </w:tc>
-        <w:tc>
-          <w:tcPr>
-            <w:tcW w:w="2351" w:type="dxa"/>
-          </w:tcPr>
-          <w:p>
-            <w:pPr>
-              <w:spacing w:after="0" w:line="240" w:lineRule="auto"/>
-              <w:rPr>
-                <w:color w:val="auto"/>
-              </w:rPr>
-            </w:pPr>
-            <w:r>
-              <w:rPr>
-                <w:rFonts w:ascii="微软雅黑" w:hAnsi="微软雅黑" w:eastAsia="微软雅黑"/>
-                <w:color w:val="auto"/>
-                <w:sz w:val="19"/>
-              </w:rPr>
-              <w:t>"视频格式 MP3"是否为笔误，视频类不含 MP3</w:t>
-            </w:r>
-          </w:p>
-        </w:tc>
-        <w:tc>
-          <w:tcPr>
-            <w:tcW w:w="2351" w:type="dxa"/>
-          </w:tcPr>
-          <w:p>
-            <w:pPr>
-              <w:spacing w:after="0" w:line="240" w:lineRule="auto"/>
-              <w:rPr>
-                <w:color w:val="auto"/>
-              </w:rPr>
-            </w:pPr>
-            <w:r>
-              <w:rPr>
-                <w:rFonts w:ascii="微软雅黑" w:hAnsi="微软雅黑" w:eastAsia="微软雅黑"/>
-                <w:color w:val="auto"/>
-                <w:sz w:val="19"/>
-              </w:rPr>
-              <w:t>✅ 已确认</w:t>
-            </w:r>
-          </w:p>
-        </w:tc>
-        <w:tc>
-          <w:tcPr>
-            <w:tcW w:w="2351" w:type="dxa"/>
-          </w:tcPr>
-          <w:p>
-            <w:pPr>
-              <w:spacing w:after="0" w:line="240" w:lineRule="auto"/>
-              <w:rPr>
-                <w:color w:val="auto"/>
-              </w:rPr>
-            </w:pPr>
-            <w:r>
-              <w:rPr>
-                <w:rFonts w:ascii="微软雅黑" w:hAnsi="微软雅黑" w:eastAsia="微软雅黑"/>
-                <w:color w:val="auto"/>
-                <w:sz w:val="19"/>
-              </w:rPr>
-              <w:t>MP3 归类为音频类</w:t>
-            </w:r>
-          </w:p>
-        </w:tc>
-      </w:tr>
-      <w:tr>
-        <w:tblPrEx>
-          <w:tblBorders>
-            <w:top w:val="single" w:color="4F81BD" w:themeColor="accent1" w:sz="8" w:space="0"/>
-            <w:left w:val="single" w:color="4F81BD" w:themeColor="accent1" w:sz="8" w:space="0"/>
-            <w:bottom w:val="single" w:color="4F81BD" w:themeColor="accent1" w:sz="8" w:space="0"/>
-            <w:right w:val="single" w:color="4F81BD" w:themeColor="accent1" w:sz="8" w:space="0"/>
-            <w:insideH w:val="single" w:color="4F81BD" w:themeColor="accent1" w:sz="8" w:space="0"/>
-            <w:insideV w:val="single" w:color="4F81BD" w:themeColor="accent1" w:sz="8" w:space="0"/>
-          </w:tblBorders>
-          <w:tblCellMar>
-            <w:top w:w="0" w:type="dxa"/>
-            <w:left w:w="108" w:type="dxa"/>
-            <w:bottom w:w="0" w:type="dxa"/>
-            <w:right w:w="108" w:type="dxa"/>
-          </w:tblCellMar>
-        </w:tblPrEx>
-        <w:trPr>
-          <w:jc w:val="center"/>
-        </w:trPr>
-        <w:tc>
-          <w:tcPr>
-            <w:tcW w:w="2351" w:type="dxa"/>
-          </w:tcPr>
-          <w:p>
-            <w:pPr>
-              <w:spacing w:after="0" w:line="240" w:lineRule="auto"/>
-              <w:rPr>
-                <w:color w:val="auto"/>
-              </w:rPr>
-            </w:pPr>
-            <w:r>
-              <w:rPr>
-                <w:rFonts w:ascii="微软雅黑" w:hAnsi="微软雅黑" w:eastAsia="微软雅黑"/>
-                <w:color w:val="auto"/>
-                <w:sz w:val="19"/>
-              </w:rPr>
-              <w:t>2</w:t>
-            </w:r>
-          </w:p>
-        </w:tc>
-        <w:tc>
-          <w:tcPr>
-            <w:tcW w:w="2351" w:type="dxa"/>
-          </w:tcPr>
-          <w:p>
-            <w:pPr>
-              <w:spacing w:after="0" w:line="240" w:lineRule="auto"/>
-              <w:rPr>
-                <w:color w:val="auto"/>
-              </w:rPr>
-            </w:pPr>
-            <w:r>
-              <w:rPr>
-                <w:rFonts w:ascii="微软雅黑" w:hAnsi="微软雅黑" w:eastAsia="微软雅黑"/>
-                <w:color w:val="auto"/>
-                <w:sz w:val="19"/>
-              </w:rPr>
-              <w:t>公开文件单个大小上限（文档/音频/视频/照片各类具体限制）</w:t>
-            </w:r>
-          </w:p>
-        </w:tc>
-        <w:tc>
-          <w:tcPr>
-            <w:tcW w:w="2351" w:type="dxa"/>
-          </w:tcPr>
-          <w:p>
-            <w:pPr>
-              <w:spacing w:after="0" w:line="240" w:lineRule="auto"/>
-              <w:rPr>
-                <w:color w:val="auto"/>
-              </w:rPr>
-            </w:pPr>
-            <w:r>
-              <w:rPr>
-                <w:rFonts w:ascii="微软雅黑" w:hAnsi="微软雅黑" w:eastAsia="微软雅黑"/>
-                <w:color w:val="auto"/>
-                <w:sz w:val="19"/>
-              </w:rPr>
-              <w:t>待确认</w:t>
-            </w:r>
-          </w:p>
-        </w:tc>
-        <w:tc>
-          <w:tcPr>
-            <w:tcW w:w="2351" w:type="dxa"/>
-          </w:tcPr>
-          <w:p>
-            <w:pPr>
-              <w:spacing w:after="0" w:line="240" w:lineRule="auto"/>
-              <w:rPr>
-                <w:color w:val="auto"/>
-              </w:rPr>
-            </w:pPr>
-            <w:r>
-              <w:rPr>
-                <w:rFonts w:ascii="微软雅黑" w:hAnsi="微软雅黑" w:eastAsia="微软雅黑"/>
-                <w:color w:val="auto"/>
-                <w:sz w:val="19"/>
-              </w:rPr>
-              <w:t>文件存储与上传策略</w:t>
-            </w:r>
-          </w:p>
-        </w:tc>
-      </w:tr>
-      <w:tr>
-        <w:tblPrEx>
-          <w:tblBorders>
-            <w:top w:val="single" w:color="4F81BD" w:themeColor="accent1" w:sz="8" w:space="0"/>
-            <w:left w:val="single" w:color="4F81BD" w:themeColor="accent1" w:sz="8" w:space="0"/>
-            <w:bottom w:val="single" w:color="4F81BD" w:themeColor="accent1" w:sz="8" w:space="0"/>
-            <w:right w:val="single" w:color="4F81BD" w:themeColor="accent1" w:sz="8" w:space="0"/>
-            <w:insideH w:val="single" w:color="4F81BD" w:themeColor="accent1" w:sz="8" w:space="0"/>
-            <w:insideV w:val="single" w:color="4F81BD" w:themeColor="accent1" w:sz="8" w:space="0"/>
-          </w:tblBorders>
-          <w:tblCellMar>
-            <w:top w:w="0" w:type="dxa"/>
-            <w:left w:w="108" w:type="dxa"/>
-            <w:bottom w:w="0" w:type="dxa"/>
-            <w:right w:w="108" w:type="dxa"/>
-          </w:tblCellMar>
-        </w:tblPrEx>
-        <w:trPr>
-          <w:jc w:val="center"/>
-        </w:trPr>
-        <w:tc>
-          <w:tcPr>
-            <w:tcW w:w="2351" w:type="dxa"/>
-          </w:tcPr>
-          <w:p>
-            <w:pPr>
-              <w:spacing w:after="0" w:line="240" w:lineRule="auto"/>
-              <w:rPr>
-                <w:color w:val="auto"/>
-              </w:rPr>
-            </w:pPr>
-            <w:r>
-              <w:rPr>
-                <w:rFonts w:ascii="微软雅黑" w:hAnsi="微软雅黑" w:eastAsia="微软雅黑"/>
-                <w:color w:val="auto"/>
-                <w:sz w:val="19"/>
-              </w:rPr>
-              <w:t>3</w:t>
-            </w:r>
-          </w:p>
-        </w:tc>
-        <w:tc>
-          <w:tcPr>
-            <w:tcW w:w="2351" w:type="dxa"/>
-          </w:tcPr>
-          <w:p>
-            <w:pPr>
-              <w:spacing w:after="0" w:line="240" w:lineRule="auto"/>
-              <w:rPr>
-                <w:color w:val="auto"/>
-              </w:rPr>
-            </w:pPr>
-            <w:r>
-              <w:rPr>
-                <w:rFonts w:ascii="微软雅黑" w:hAnsi="微软雅黑" w:eastAsia="微软雅黑"/>
-                <w:color w:val="auto"/>
-                <w:sz w:val="19"/>
-              </w:rPr>
-              <w:t>新闻"原文件"与"公开文件下载区"是否需要自动同步</w:t>
-            </w:r>
-          </w:p>
-        </w:tc>
-        <w:tc>
-          <w:tcPr>
-            <w:tcW w:w="2351" w:type="dxa"/>
-          </w:tcPr>
-          <w:p>
-            <w:pPr>
-              <w:spacing w:after="0" w:line="240" w:lineRule="auto"/>
-              <w:rPr>
-                <w:color w:val="auto"/>
-              </w:rPr>
-            </w:pPr>
-            <w:r>
-              <w:rPr>
-                <w:rFonts w:ascii="微软雅黑" w:hAnsi="微软雅黑" w:eastAsia="微软雅黑"/>
-                <w:color w:val="auto"/>
-                <w:sz w:val="19"/>
-              </w:rPr>
-              <w:t>待确认</w:t>
-            </w:r>
-          </w:p>
-        </w:tc>
-        <w:tc>
-          <w:tcPr>
-            <w:tcW w:w="2351" w:type="dxa"/>
-          </w:tcPr>
-          <w:p>
-            <w:pPr>
-              <w:spacing w:after="0" w:line="240" w:lineRule="auto"/>
-              <w:rPr>
-                <w:color w:val="auto"/>
-              </w:rPr>
-            </w:pPr>
-            <w:r>
-              <w:rPr>
-                <w:rFonts w:ascii="微软雅黑" w:hAnsi="微软雅黑" w:eastAsia="微软雅黑"/>
-                <w:color w:val="auto"/>
-                <w:sz w:val="19"/>
-              </w:rPr>
-              <w:t>数据关联方案</w:t>
-            </w:r>
-          </w:p>
-        </w:tc>
-      </w:tr>
-      <w:tr>
-        <w:tblPrEx>
-          <w:tblBorders>
-            <w:top w:val="single" w:color="4F81BD" w:themeColor="accent1" w:sz="8" w:space="0"/>
-            <w:left w:val="single" w:color="4F81BD" w:themeColor="accent1" w:sz="8" w:space="0"/>
-            <w:bottom w:val="single" w:color="4F81BD" w:themeColor="accent1" w:sz="8" w:space="0"/>
-            <w:right w:val="single" w:color="4F81BD" w:themeColor="accent1" w:sz="8" w:space="0"/>
-            <w:insideH w:val="single" w:color="4F81BD" w:themeColor="accent1" w:sz="8" w:space="0"/>
-            <w:insideV w:val="single" w:color="4F81BD" w:themeColor="accent1" w:sz="8" w:space="0"/>
-          </w:tblBorders>
-          <w:tblCellMar>
-            <w:top w:w="0" w:type="dxa"/>
-            <w:left w:w="108" w:type="dxa"/>
-            <w:bottom w:w="0" w:type="dxa"/>
-            <w:right w:w="108" w:type="dxa"/>
-          </w:tblCellMar>
-        </w:tblPrEx>
-        <w:trPr>
-          <w:jc w:val="center"/>
-        </w:trPr>
-        <w:tc>
-          <w:tcPr>
-            <w:tcW w:w="2351" w:type="dxa"/>
-          </w:tcPr>
-          <w:p>
-            <w:pPr>
-              <w:spacing w:after="0" w:line="240" w:lineRule="auto"/>
-              <w:rPr>
-                <w:color w:val="auto"/>
-              </w:rPr>
-            </w:pPr>
-            <w:r>
-              <w:rPr>
-                <w:rFonts w:ascii="微软雅黑" w:hAnsi="微软雅黑" w:eastAsia="微软雅黑"/>
-                <w:color w:val="auto"/>
-                <w:sz w:val="19"/>
-              </w:rPr>
-              <w:t>4</w:t>
-            </w:r>
-          </w:p>
-        </w:tc>
-        <w:tc>
-          <w:tcPr>
-            <w:tcW w:w="2351" w:type="dxa"/>
-          </w:tcPr>
-          <w:p>
-            <w:pPr>
-              <w:spacing w:after="0" w:line="240" w:lineRule="auto"/>
-              <w:rPr>
-                <w:color w:val="auto"/>
-              </w:rPr>
-            </w:pPr>
-            <w:r>
-              <w:rPr>
-                <w:rFonts w:ascii="微软雅黑" w:hAnsi="微软雅黑" w:eastAsia="微软雅黑"/>
-                <w:color w:val="auto"/>
-                <w:sz w:val="19"/>
-              </w:rPr>
-              <w:t>总学会"禁用"操作的实际影响范围（是否影响已进行中的会议报名）</w:t>
-            </w:r>
-          </w:p>
-        </w:tc>
-        <w:tc>
-          <w:tcPr>
-            <w:tcW w:w="2351" w:type="dxa"/>
-          </w:tcPr>
-          <w:p>
-            <w:pPr>
-              <w:spacing w:after="0" w:line="240" w:lineRule="auto"/>
-              <w:rPr>
-                <w:color w:val="auto"/>
-              </w:rPr>
-            </w:pPr>
-            <w:r>
-              <w:rPr>
-                <w:rFonts w:ascii="微软雅黑" w:hAnsi="微软雅黑" w:eastAsia="微软雅黑"/>
-                <w:color w:val="auto"/>
-                <w:sz w:val="19"/>
-              </w:rPr>
-              <w:t>待确认</w:t>
-            </w:r>
-          </w:p>
-        </w:tc>
-        <w:tc>
-          <w:tcPr>
-            <w:tcW w:w="2351" w:type="dxa"/>
-          </w:tcPr>
-          <w:p>
-            <w:pPr>
-              <w:spacing w:after="0" w:line="240" w:lineRule="auto"/>
-              <w:rPr>
-                <w:color w:val="auto"/>
-              </w:rPr>
-            </w:pPr>
-            <w:r>
-              <w:rPr>
-                <w:rFonts w:ascii="微软雅黑" w:hAnsi="微软雅黑" w:eastAsia="微软雅黑"/>
-                <w:color w:val="auto"/>
-                <w:sz w:val="19"/>
-              </w:rPr>
-              <w:t>禁用逻辑设计</w:t>
-            </w:r>
-          </w:p>
-        </w:tc>
-      </w:tr>
-    </w:tbl>
-    <w:p>
-      <w:pPr>
-        <w:rPr>
-          <w:color w:val="auto"/>
-        </w:rPr>
-      </w:pPr>
-    </w:p>
-    <w:p>
-      <w:pPr>
-        <w:pStyle w:val="3"/>
-        <w:rPr>
-          <w:color w:val="auto"/>
-        </w:rPr>
-      </w:pPr>
-      <w:r>
-        <w:rPr>
-          <w:rFonts w:ascii="微软雅黑" w:hAnsi="微软雅黑" w:eastAsia="微软雅黑"/>
-          <w:color w:val="auto"/>
-        </w:rPr>
-        <w:t>六、后续生产开发计划</w:t>
-      </w:r>
-    </w:p>
-    <w:p>
-      <w:pPr>
-        <w:rPr>
-          <w:color w:val="auto"/>
-        </w:rPr>
-      </w:pPr>
-      <w:r>
-        <w:rPr>
-          <w:rFonts w:ascii="微软雅黑" w:hAnsi="微软雅黑" w:eastAsia="微软雅黑"/>
-          <w:b w:val="0"/>
-          <w:color w:val="auto"/>
-          <w:sz w:val="21"/>
-        </w:rPr>
-        <w:t>演示原型已验证以上功能的交互逻辑。生产环境落地还需完成：</w:t>
-      </w:r>
-    </w:p>
-    <w:tbl>
-      <w:tblPr>
-        <w:tblStyle w:val="49"/>
-        <w:tblW w:w="0" w:type="auto"/>
-        <w:jc w:val="center"/>
-        <w:tblBorders>
-          <w:top w:val="single" w:color="4F81BD" w:themeColor="accent1" w:sz="8" w:space="0"/>
-          <w:left w:val="single" w:color="4F81BD" w:themeColor="accent1" w:sz="8" w:space="0"/>
-          <w:bottom w:val="single" w:color="4F81BD" w:themeColor="accent1" w:sz="8" w:space="0"/>
-          <w:right w:val="single" w:color="4F81BD" w:themeColor="accent1" w:sz="8" w:space="0"/>
-          <w:insideH w:val="single" w:color="4F81BD" w:themeColor="accent1" w:sz="8" w:space="0"/>
-          <w:insideV w:val="single" w:color="4F81BD" w:themeColor="accent1" w:sz="8" w:space="0"/>
-        </w:tblBorders>
-        <w:tblLayout w:type="autofit"/>
-        <w:tblCellMar>
-          <w:top w:w="0" w:type="dxa"/>
-          <w:left w:w="108" w:type="dxa"/>
-          <w:bottom w:w="0" w:type="dxa"/>
-          <w:right w:w="108" w:type="dxa"/>
-        </w:tblCellMar>
-      </w:tblPr>
-      <w:tblGrid>
-        <w:gridCol w:w="4703"/>
-        <w:gridCol w:w="4703"/>
-      </w:tblGrid>
-      <w:tr>
-        <w:tblPrEx>
-          <w:tblBorders>
-            <w:top w:val="single" w:color="4F81BD" w:themeColor="accent1" w:sz="8" w:space="0"/>
-            <w:left w:val="single" w:color="4F81BD" w:themeColor="accent1" w:sz="8" w:space="0"/>
-            <w:bottom w:val="single" w:color="4F81BD" w:themeColor="accent1" w:sz="8" w:space="0"/>
-            <w:right w:val="single" w:color="4F81BD" w:themeColor="accent1" w:sz="8" w:space="0"/>
-            <w:insideH w:val="single" w:color="4F81BD" w:themeColor="accent1" w:sz="8" w:space="0"/>
-            <w:insideV w:val="single" w:color="4F81BD" w:themeColor="accent1" w:sz="8" w:space="0"/>
-          </w:tblBorders>
-        </w:tblPrEx>
-        <w:trPr>
-          <w:jc w:val="center"/>
-        </w:trPr>
-        <w:tc>
-          <w:tcPr>
-            <w:tcW w:w="4703" w:type="dxa"/>
-          </w:tcPr>
-          <w:p>
-            <w:pPr>
-              <w:spacing w:after="0" w:line="240" w:lineRule="auto"/>
-              <w:rPr>
-                <w:color w:val="auto"/>
-              </w:rPr>
-            </w:pPr>
-            <w:r>
-              <w:rPr>
-                <w:rFonts w:ascii="微软雅黑" w:hAnsi="微软雅黑" w:eastAsia="微软雅黑"/>
-                <w:b/>
-                <w:color w:val="auto"/>
-                <w:sz w:val="19"/>
-              </w:rPr>
-              <w:t>工作项</w:t>
-            </w:r>
-          </w:p>
-        </w:tc>
-        <w:tc>
-          <w:tcPr>
-            <w:tcW w:w="4703" w:type="dxa"/>
-          </w:tcPr>
-          <w:p>
-            <w:pPr>
-              <w:spacing w:after="0" w:line="240" w:lineRule="auto"/>
-              <w:rPr>
-                <w:color w:val="auto"/>
-              </w:rPr>
-            </w:pPr>
-            <w:r>
-              <w:rPr>
-                <w:rFonts w:ascii="微软雅黑" w:hAnsi="微软雅黑" w:eastAsia="微软雅黑"/>
-                <w:b/>
-                <w:color w:val="auto"/>
-                <w:sz w:val="19"/>
-              </w:rPr>
-              <w:t>说明</w:t>
-            </w:r>
-          </w:p>
-        </w:tc>
-      </w:tr>
-      <w:tr>
-        <w:tblPrEx>
-          <w:tblBorders>
-            <w:top w:val="single" w:color="4F81BD" w:themeColor="accent1" w:sz="8" w:space="0"/>
-            <w:left w:val="single" w:color="4F81BD" w:themeColor="accent1" w:sz="8" w:space="0"/>
-            <w:bottom w:val="single" w:color="4F81BD" w:themeColor="accent1" w:sz="8" w:space="0"/>
-            <w:right w:val="single" w:color="4F81BD" w:themeColor="accent1" w:sz="8" w:space="0"/>
-            <w:insideH w:val="single" w:color="4F81BD" w:themeColor="accent1" w:sz="8" w:space="0"/>
-            <w:insideV w:val="single" w:color="4F81BD" w:themeColor="accent1" w:sz="8" w:space="0"/>
-          </w:tblBorders>
-          <w:tblCellMar>
-            <w:top w:w="0" w:type="dxa"/>
-            <w:left w:w="108" w:type="dxa"/>
-            <w:bottom w:w="0" w:type="dxa"/>
-            <w:right w:w="108" w:type="dxa"/>
-          </w:tblCellMar>
-        </w:tblPrEx>
-        <w:trPr>
-          <w:jc w:val="center"/>
-        </w:trPr>
-        <w:tc>
-          <w:tcPr>
-            <w:tcW w:w="4703" w:type="dxa"/>
-          </w:tcPr>
-          <w:p>
-            <w:pPr>
-              <w:spacing w:after="0" w:line="240" w:lineRule="auto"/>
-              <w:rPr>
-                <w:color w:val="auto"/>
-              </w:rPr>
-            </w:pPr>
-            <w:r>
-              <w:rPr>
-                <w:rFonts w:ascii="微软雅黑" w:hAnsi="微软雅黑" w:eastAsia="微软雅黑"/>
-                <w:color w:val="auto"/>
-                <w:sz w:val="19"/>
-              </w:rPr>
-              <w:t>后端接口开发</w:t>
-            </w:r>
-          </w:p>
-        </w:tc>
-        <w:tc>
-          <w:tcPr>
-            <w:tcW w:w="4703" w:type="dxa"/>
-          </w:tcPr>
-          <w:p>
-            <w:pPr>
-              <w:spacing w:after="0" w:line="240" w:lineRule="auto"/>
-              <w:rPr>
-                <w:color w:val="auto"/>
-              </w:rPr>
-            </w:pPr>
-            <w:r>
-              <w:rPr>
-                <w:rFonts w:ascii="微软雅黑" w:hAnsi="微软雅黑" w:eastAsia="微软雅黑"/>
-                <w:color w:val="auto"/>
-                <w:sz w:val="19"/>
-              </w:rPr>
-              <w:t>数据统计学会维度、总学会管理、新闻发布 CRUD、公开文件上传下载</w:t>
-            </w:r>
-          </w:p>
-        </w:tc>
-      </w:tr>
-      <w:tr>
-        <w:tblPrEx>
-          <w:tblBorders>
-            <w:top w:val="single" w:color="4F81BD" w:themeColor="accent1" w:sz="8" w:space="0"/>
-            <w:left w:val="single" w:color="4F81BD" w:themeColor="accent1" w:sz="8" w:space="0"/>
-            <w:bottom w:val="single" w:color="4F81BD" w:themeColor="accent1" w:sz="8" w:space="0"/>
-            <w:right w:val="single" w:color="4F81BD" w:themeColor="accent1" w:sz="8" w:space="0"/>
-            <w:insideH w:val="single" w:color="4F81BD" w:themeColor="accent1" w:sz="8" w:space="0"/>
-            <w:insideV w:val="single" w:color="4F81BD" w:themeColor="accent1" w:sz="8" w:space="0"/>
-          </w:tblBorders>
-          <w:tblCellMar>
-            <w:top w:w="0" w:type="dxa"/>
-            <w:left w:w="108" w:type="dxa"/>
-            <w:bottom w:w="0" w:type="dxa"/>
-            <w:right w:w="108" w:type="dxa"/>
-          </w:tblCellMar>
-        </w:tblPrEx>
-        <w:trPr>
-          <w:jc w:val="center"/>
-        </w:trPr>
-        <w:tc>
-          <w:tcPr>
-            <w:tcW w:w="4703" w:type="dxa"/>
-          </w:tcPr>
-          <w:p>
-            <w:pPr>
-              <w:spacing w:after="0" w:line="240" w:lineRule="auto"/>
-              <w:rPr>
-                <w:color w:val="auto"/>
-              </w:rPr>
-            </w:pPr>
-            <w:r>
-              <w:rPr>
-                <w:rFonts w:ascii="微软雅黑" w:hAnsi="微软雅黑" w:eastAsia="微软雅黑"/>
-                <w:color w:val="auto"/>
-                <w:sz w:val="19"/>
-              </w:rPr>
-              <w:t>数据库迁移</w:t>
-            </w:r>
-          </w:p>
-        </w:tc>
-        <w:tc>
-          <w:tcPr>
-            <w:tcW w:w="4703" w:type="dxa"/>
-          </w:tcPr>
-          <w:p>
-            <w:pPr>
-              <w:spacing w:after="0" w:line="240" w:lineRule="auto"/>
-              <w:rPr>
-                <w:color w:val="auto"/>
-              </w:rPr>
-            </w:pPr>
-            <w:r>
-              <w:rPr>
-                <w:rFonts w:ascii="微软雅黑" w:hAnsi="微软雅黑" w:eastAsia="微软雅黑"/>
-                <w:color w:val="auto"/>
-                <w:sz w:val="19"/>
-              </w:rPr>
-              <w:t>Flyway 版本逐步执行（含字段扩展和新建表）</w:t>
-            </w:r>
-          </w:p>
-        </w:tc>
-      </w:tr>
-      <w:tr>
-        <w:tblPrEx>
-          <w:tblBorders>
-            <w:top w:val="single" w:color="4F81BD" w:themeColor="accent1" w:sz="8" w:space="0"/>
-            <w:left w:val="single" w:color="4F81BD" w:themeColor="accent1" w:sz="8" w:space="0"/>
-            <w:bottom w:val="single" w:color="4F81BD" w:themeColor="accent1" w:sz="8" w:space="0"/>
-            <w:right w:val="single" w:color="4F81BD" w:themeColor="accent1" w:sz="8" w:space="0"/>
-            <w:insideH w:val="single" w:color="4F81BD" w:themeColor="accent1" w:sz="8" w:space="0"/>
-            <w:insideV w:val="single" w:color="4F81BD" w:themeColor="accent1" w:sz="8" w:space="0"/>
-          </w:tblBorders>
-          <w:tblCellMar>
-            <w:top w:w="0" w:type="dxa"/>
-            <w:left w:w="108" w:type="dxa"/>
-            <w:bottom w:w="0" w:type="dxa"/>
-            <w:right w:w="108" w:type="dxa"/>
-          </w:tblCellMar>
-        </w:tblPrEx>
-        <w:trPr>
-          <w:jc w:val="center"/>
-        </w:trPr>
-        <w:tc>
-          <w:tcPr>
-            <w:tcW w:w="4703" w:type="dxa"/>
-          </w:tcPr>
-          <w:p>
-            <w:pPr>
-              <w:spacing w:after="0" w:line="240" w:lineRule="auto"/>
-              <w:rPr>
-                <w:color w:val="auto"/>
-              </w:rPr>
-            </w:pPr>
-            <w:r>
-              <w:rPr>
-                <w:rFonts w:ascii="微软雅黑" w:hAnsi="微软雅黑" w:eastAsia="微软雅黑"/>
-                <w:color w:val="auto"/>
-                <w:sz w:val="19"/>
-              </w:rPr>
-              <w:t>菜单权限注册</w:t>
-            </w:r>
-          </w:p>
-        </w:tc>
-        <w:tc>
-          <w:tcPr>
-            <w:tcW w:w="4703" w:type="dxa"/>
-          </w:tcPr>
-          <w:p>
-            <w:pPr>
-              <w:spacing w:after="0" w:line="240" w:lineRule="auto"/>
-              <w:rPr>
-                <w:color w:val="auto"/>
-              </w:rPr>
-            </w:pPr>
-            <w:r>
-              <w:rPr>
-                <w:rFonts w:ascii="微软雅黑" w:hAnsi="微软雅黑" w:eastAsia="微软雅黑"/>
-                <w:color w:val="auto"/>
-                <w:sz w:val="19"/>
-              </w:rPr>
-              <w:t>新增"新闻发布""公开文件管理"菜单写入系统权限表</w:t>
-            </w:r>
-          </w:p>
-        </w:tc>
-      </w:tr>
-      <w:tr>
-        <w:tblPrEx>
-          <w:tblBorders>
-            <w:top w:val="single" w:color="4F81BD" w:themeColor="accent1" w:sz="8" w:space="0"/>
-            <w:left w:val="single" w:color="4F81BD" w:themeColor="accent1" w:sz="8" w:space="0"/>
-            <w:bottom w:val="single" w:color="4F81BD" w:themeColor="accent1" w:sz="8" w:space="0"/>
-            <w:right w:val="single" w:color="4F81BD" w:themeColor="accent1" w:sz="8" w:space="0"/>
-            <w:insideH w:val="single" w:color="4F81BD" w:themeColor="accent1" w:sz="8" w:space="0"/>
-            <w:insideV w:val="single" w:color="4F81BD" w:themeColor="accent1" w:sz="8" w:space="0"/>
-          </w:tblBorders>
-          <w:tblCellMar>
-            <w:top w:w="0" w:type="dxa"/>
-            <w:left w:w="108" w:type="dxa"/>
-            <w:bottom w:w="0" w:type="dxa"/>
-            <w:right w:w="108" w:type="dxa"/>
-          </w:tblCellMar>
-        </w:tblPrEx>
-        <w:trPr>
-          <w:jc w:val="center"/>
-        </w:trPr>
-        <w:tc>
-          <w:tcPr>
-            <w:tcW w:w="4703" w:type="dxa"/>
-          </w:tcPr>
-          <w:p>
-            <w:pPr>
-              <w:spacing w:after="0" w:line="240" w:lineRule="auto"/>
-              <w:rPr>
-                <w:color w:val="auto"/>
-              </w:rPr>
-            </w:pPr>
-            <w:r>
-              <w:rPr>
-                <w:rFonts w:ascii="微软雅黑" w:hAnsi="微软雅黑" w:eastAsia="微软雅黑"/>
-                <w:color w:val="auto"/>
-                <w:sz w:val="19"/>
-              </w:rPr>
-              <w:t>文件存储方案</w:t>
-            </w:r>
-          </w:p>
-        </w:tc>
-        <w:tc>
-          <w:tcPr>
-            <w:tcW w:w="4703" w:type="dxa"/>
-          </w:tcPr>
-          <w:p>
-            <w:pPr>
-              <w:spacing w:after="0" w:line="240" w:lineRule="auto"/>
-              <w:rPr>
-                <w:color w:val="auto"/>
-              </w:rPr>
-            </w:pPr>
-            <w:r>
-              <w:rPr>
-                <w:rFonts w:ascii="微软雅黑" w:hAnsi="微软雅黑" w:eastAsia="微软雅黑"/>
-                <w:color w:val="auto"/>
-                <w:sz w:val="19"/>
-              </w:rPr>
-              <w:t>本地存储或 OSS（待确认），大文件上传进度追踪</w:t>
-            </w:r>
-          </w:p>
-        </w:tc>
-      </w:tr>
-      <w:tr>
-        <w:tblPrEx>
-          <w:tblBorders>
-            <w:top w:val="single" w:color="4F81BD" w:themeColor="accent1" w:sz="8" w:space="0"/>
-            <w:left w:val="single" w:color="4F81BD" w:themeColor="accent1" w:sz="8" w:space="0"/>
-            <w:bottom w:val="single" w:color="4F81BD" w:themeColor="accent1" w:sz="8" w:space="0"/>
-            <w:right w:val="single" w:color="4F81BD" w:themeColor="accent1" w:sz="8" w:space="0"/>
-            <w:insideH w:val="single" w:color="4F81BD" w:themeColor="accent1" w:sz="8" w:space="0"/>
-            <w:insideV w:val="single" w:color="4F81BD" w:themeColor="accent1" w:sz="8" w:space="0"/>
-          </w:tblBorders>
-        </w:tblPrEx>
-        <w:trPr>
-          <w:jc w:val="center"/>
-        </w:trPr>
-        <w:tc>
-          <w:tcPr>
-            <w:tcW w:w="4703" w:type="dxa"/>
-          </w:tcPr>
-          <w:p>
-            <w:pPr>
-              <w:spacing w:after="0" w:line="240" w:lineRule="auto"/>
-              <w:rPr>
-                <w:color w:val="auto"/>
-              </w:rPr>
-            </w:pPr>
-            <w:r>
-              <w:rPr>
-                <w:rFonts w:ascii="微软雅黑" w:hAnsi="微软雅黑" w:eastAsia="微软雅黑"/>
-                <w:color w:val="auto"/>
-                <w:sz w:val="19"/>
-              </w:rPr>
-              <w:t>生产对接联调</w:t>
-            </w:r>
-          </w:p>
-        </w:tc>
-        <w:tc>
-          <w:tcPr>
-            <w:tcW w:w="4703" w:type="dxa"/>
-          </w:tcPr>
-          <w:p>
-            <w:pPr>
-              <w:spacing w:after="0" w:line="240" w:lineRule="auto"/>
-              <w:rPr>
-                <w:color w:val="auto"/>
-              </w:rPr>
-            </w:pPr>
-            <w:r>
-              <w:rPr>
-                <w:rFonts w:ascii="微软雅黑" w:hAnsi="微软雅黑" w:eastAsia="微软雅黑"/>
-                <w:color w:val="auto"/>
-                <w:sz w:val="19"/>
-              </w:rPr>
-              <w:t>前端原型 API 调用替换为真实后端接口</w:t>
-            </w:r>
-          </w:p>
-        </w:tc>
-      </w:tr>
-    </w:tbl>
-    <w:p>
-      <w:pPr>
-        <w:rPr>
-          <w:color w:val="auto"/>
-        </w:rPr>
-      </w:pPr>
-    </w:p>
-    <w:p>
-      <w:pPr>
-        <w:rPr>
-          <w:color w:val="auto"/>
-        </w:rPr>
-      </w:pPr>
     </w:p>
     <w:p>
       <w:pPr>
         <w:jc w:val="center"/>
         <w:rPr>
+          <w:rFonts w:hint="eastAsia" w:ascii="宋体" w:hAnsi="宋体" w:eastAsia="宋体" w:cs="宋体"/>
           <w:color w:val="auto"/>
+          <w:sz w:val="24"/>
+          <w:szCs w:val="24"/>
         </w:rPr>
       </w:pPr>
-      <w:r>
-        <w:rPr>
-          <w:rFonts w:ascii="微软雅黑" w:hAnsi="微软雅黑" w:eastAsia="微软雅黑"/>
-          <w:color w:val="auto"/>
-          <w:sz w:val="18"/>
-        </w:rPr>
-        <w:t>中创海信息技术有限公司  ·  2026 年 6 月 26 日</w:t>
-      </w:r>
     </w:p>
     <w:sectPr>
       <w:pgSz w:w="12240" w:h="15840"/>
       <w:pgMar w:top="1417" w:right="1417" w:bottom="1417" w:left="1417" w:header="720" w:footer="720" w:gutter="0"/>
+      <w:pgBorders>
+        <w:top w:val="none" w:sz="0" w:space="0"/>
+        <w:left w:val="none" w:sz="0" w:space="0"/>
+        <w:bottom w:val="none" w:sz="0" w:space="0"/>
+        <w:right w:val="none" w:sz="0" w:space="0"/>
+      </w:pgBorders>
       <w:cols w:space="720" w:num="1"/>
       <w:docGrid w:linePitch="360" w:charSpace="0"/>
     </w:sectPr>
@@ -5181,8 +3443,8 @@
     <w:lsdException w:uiPriority="99" w:name="Normal Indent"/>
     <w:lsdException w:uiPriority="99" w:name="footnote text"/>
     <w:lsdException w:uiPriority="99" w:name="annotation text"/>
-    <w:lsdException w:uiPriority="99" w:semiHidden="0" w:name="header"/>
-    <w:lsdException w:uiPriority="99" w:semiHidden="0" w:name="footer"/>
+    <w:lsdException w:qFormat="1" w:uiPriority="99" w:semiHidden="0" w:name="header"/>
+    <w:lsdException w:qFormat="1" w:uiPriority="99" w:semiHidden="0" w:name="footer"/>
     <w:lsdException w:uiPriority="99" w:name="index heading"/>
     <w:lsdException w:qFormat="1" w:uiPriority="35" w:name="caption"/>
     <w:lsdException w:uiPriority="99" w:name="table of figures"/>
@@ -5195,32 +3457,32 @@
     <w:lsdException w:uiPriority="99" w:name="endnote reference"/>
     <w:lsdException w:uiPriority="99" w:name="endnote text"/>
     <w:lsdException w:uiPriority="99" w:name="table of authorities"/>
-    <w:lsdException w:uiPriority="99" w:semiHidden="0" w:name="macro"/>
+    <w:lsdException w:qFormat="1" w:uiPriority="99" w:semiHidden="0" w:name="macro"/>
     <w:lsdException w:uiPriority="99" w:name="toa heading"/>
-    <w:lsdException w:uiPriority="99" w:semiHidden="0" w:name="List"/>
-    <w:lsdException w:uiPriority="99" w:semiHidden="0" w:name="List Bullet"/>
-    <w:lsdException w:uiPriority="99" w:semiHidden="0" w:name="List Number"/>
-    <w:lsdException w:uiPriority="99" w:semiHidden="0" w:name="List 2"/>
-    <w:lsdException w:uiPriority="99" w:semiHidden="0" w:name="List 3"/>
+    <w:lsdException w:qFormat="1" w:uiPriority="99" w:semiHidden="0" w:name="List"/>
+    <w:lsdException w:qFormat="1" w:uiPriority="99" w:semiHidden="0" w:name="List Bullet"/>
+    <w:lsdException w:qFormat="1" w:uiPriority="99" w:semiHidden="0" w:name="List Number"/>
+    <w:lsdException w:qFormat="1" w:uiPriority="99" w:semiHidden="0" w:name="List 2"/>
+    <w:lsdException w:qFormat="1" w:uiPriority="99" w:semiHidden="0" w:name="List 3"/>
     <w:lsdException w:uiPriority="99" w:name="List 4"/>
     <w:lsdException w:uiPriority="99" w:name="List 5"/>
-    <w:lsdException w:uiPriority="99" w:semiHidden="0" w:name="List Bullet 2"/>
-    <w:lsdException w:uiPriority="99" w:semiHidden="0" w:name="List Bullet 3"/>
+    <w:lsdException w:qFormat="1" w:uiPriority="99" w:semiHidden="0" w:name="List Bullet 2"/>
+    <w:lsdException w:qFormat="1" w:uiPriority="99" w:semiHidden="0" w:name="List Bullet 3"/>
     <w:lsdException w:uiPriority="99" w:name="List Bullet 4"/>
     <w:lsdException w:uiPriority="99" w:name="List Bullet 5"/>
-    <w:lsdException w:uiPriority="99" w:semiHidden="0" w:name="List Number 2"/>
+    <w:lsdException w:qFormat="1" w:uiPriority="99" w:semiHidden="0" w:name="List Number 2"/>
     <w:lsdException w:uiPriority="99" w:semiHidden="0" w:name="List Number 3"/>
     <w:lsdException w:uiPriority="99" w:name="List Number 4"/>
     <w:lsdException w:uiPriority="99" w:name="List Number 5"/>
     <w:lsdException w:qFormat="1" w:unhideWhenUsed="0" w:uiPriority="10" w:semiHidden="0" w:name="Title"/>
     <w:lsdException w:uiPriority="99" w:name="Closing"/>
     <w:lsdException w:uiPriority="99" w:name="Signature"/>
-    <w:lsdException w:uiPriority="1" w:name="Default Paragraph Font"/>
-    <w:lsdException w:uiPriority="99" w:semiHidden="0" w:name="Body Text"/>
+    <w:lsdException w:qFormat="1" w:uiPriority="1" w:name="Default Paragraph Font"/>
+    <w:lsdException w:qFormat="1" w:uiPriority="99" w:semiHidden="0" w:name="Body Text"/>
     <w:lsdException w:uiPriority="99" w:name="Body Text Indent"/>
-    <w:lsdException w:uiPriority="99" w:semiHidden="0" w:name="List Continue"/>
-    <w:lsdException w:uiPriority="99" w:semiHidden="0" w:name="List Continue 2"/>
-    <w:lsdException w:uiPriority="99" w:semiHidden="0" w:name="List Continue 3"/>
+    <w:lsdException w:qFormat="1" w:uiPriority="99" w:semiHidden="0" w:name="List Continue"/>
+    <w:lsdException w:qFormat="1" w:uiPriority="99" w:semiHidden="0" w:name="List Continue 2"/>
+    <w:lsdException w:qFormat="1" w:uiPriority="99" w:semiHidden="0" w:name="List Continue 3"/>
     <w:lsdException w:uiPriority="99" w:name="List Continue 4"/>
     <w:lsdException w:uiPriority="99" w:name="List Continue 5"/>
     <w:lsdException w:uiPriority="99" w:name="Message Header"/>
@@ -5230,8 +3492,8 @@
     <w:lsdException w:uiPriority="99" w:name="Body Text First Indent"/>
     <w:lsdException w:uiPriority="99" w:name="Body Text First Indent 2"/>
     <w:lsdException w:uiPriority="99" w:name="Note Heading"/>
-    <w:lsdException w:uiPriority="99" w:semiHidden="0" w:name="Body Text 2"/>
-    <w:lsdException w:uiPriority="99" w:semiHidden="0" w:name="Body Text 3"/>
+    <w:lsdException w:qFormat="1" w:uiPriority="99" w:semiHidden="0" w:name="Body Text 2"/>
+    <w:lsdException w:qFormat="1" w:uiPriority="99" w:semiHidden="0" w:name="Body Text 3"/>
     <w:lsdException w:uiPriority="99" w:name="Body Text Indent 2"/>
     <w:lsdException w:uiPriority="99" w:name="Body Text Indent 3"/>
     <w:lsdException w:uiPriority="99" w:name="Block Text"/>
@@ -5253,7 +3515,7 @@
     <w:lsdException w:uiPriority="99" w:name="HTML Sample"/>
     <w:lsdException w:uiPriority="99" w:name="HTML Typewriter"/>
     <w:lsdException w:uiPriority="99" w:name="HTML Variable"/>
-    <w:lsdException w:uiPriority="99" w:name="Normal Table"/>
+    <w:lsdException w:qFormat="1" w:uiPriority="99" w:name="Normal Table"/>
     <w:lsdException w:uiPriority="99" w:name="annotation subject"/>
     <w:lsdException w:uiPriority="99" w:name="Table Simple 1"/>
     <w:lsdException w:uiPriority="99" w:name="Table Simple 2"/>
@@ -5298,23 +3560,23 @@
     <w:lsdException w:uiPriority="99" w:name="Table Web 2"/>
     <w:lsdException w:uiPriority="99" w:name="Table Web 3"/>
     <w:lsdException w:uiPriority="99" w:name="Balloon Text"/>
-    <w:lsdException w:unhideWhenUsed="0" w:uiPriority="59" w:semiHidden="0" w:name="Table Grid"/>
+    <w:lsdException w:qFormat="1" w:unhideWhenUsed="0" w:uiPriority="59" w:semiHidden="0" w:name="Table Grid"/>
     <w:lsdException w:uiPriority="99" w:name="Table Theme"/>
     <w:lsdException w:qFormat="1" w:unhideWhenUsed="0" w:uiPriority="1" w:semiHidden="0" w:name="No Spacing"/>
-    <w:lsdException w:unhideWhenUsed="0" w:uiPriority="60" w:semiHidden="0" w:name="Light Shading"/>
+    <w:lsdException w:qFormat="1" w:unhideWhenUsed="0" w:uiPriority="60" w:semiHidden="0" w:name="Light Shading"/>
     <w:lsdException w:qFormat="1" w:unhideWhenUsed="0" w:uiPriority="61" w:semiHidden="0" w:name="Light List"/>
     <w:lsdException w:qFormat="1" w:unhideWhenUsed="0" w:uiPriority="62" w:semiHidden="0" w:name="Light Grid"/>
     <w:lsdException w:qFormat="1" w:unhideWhenUsed="0" w:uiPriority="63" w:semiHidden="0" w:name="Medium Shading 1"/>
     <w:lsdException w:qFormat="1" w:unhideWhenUsed="0" w:uiPriority="64" w:semiHidden="0" w:name="Medium Shading 2"/>
-    <w:lsdException w:unhideWhenUsed="0" w:uiPriority="65" w:semiHidden="0" w:name="Medium List 1"/>
-    <w:lsdException w:unhideWhenUsed="0" w:uiPriority="66" w:semiHidden="0" w:name="Medium List 2"/>
+    <w:lsdException w:qFormat="1" w:unhideWhenUsed="0" w:uiPriority="65" w:semiHidden="0" w:name="Medium List 1"/>
+    <w:lsdException w:qFormat="1" w:unhideWhenUsed="0" w:uiPriority="66" w:semiHidden="0" w:name="Medium List 2"/>
     <w:lsdException w:unhideWhenUsed="0" w:uiPriority="67" w:semiHidden="0" w:name="Medium Grid 1"/>
     <w:lsdException w:unhideWhenUsed="0" w:uiPriority="68" w:semiHidden="0" w:name="Medium Grid 2"/>
-    <w:lsdException w:unhideWhenUsed="0" w:uiPriority="69" w:semiHidden="0" w:name="Medium Grid 3"/>
-    <w:lsdException w:unhideWhenUsed="0" w:uiPriority="70" w:semiHidden="0" w:name="Dark List"/>
-    <w:lsdException w:unhideWhenUsed="0" w:uiPriority="71" w:semiHidden="0" w:name="Colorful Shading"/>
-    <w:lsdException w:unhideWhenUsed="0" w:uiPriority="72" w:semiHidden="0" w:name="Colorful List"/>
-    <w:lsdException w:unhideWhenUsed="0" w:uiPriority="73" w:semiHidden="0" w:name="Colorful Grid"/>
+    <w:lsdException w:qFormat="1" w:unhideWhenUsed="0" w:uiPriority="69" w:semiHidden="0" w:name="Medium Grid 3"/>
+    <w:lsdException w:qFormat="1" w:unhideWhenUsed="0" w:uiPriority="70" w:semiHidden="0" w:name="Dark List"/>
+    <w:lsdException w:qFormat="1" w:unhideWhenUsed="0" w:uiPriority="71" w:semiHidden="0" w:name="Colorful Shading"/>
+    <w:lsdException w:qFormat="1" w:unhideWhenUsed="0" w:uiPriority="72" w:semiHidden="0" w:name="Colorful List"/>
+    <w:lsdException w:qFormat="1" w:unhideWhenUsed="0" w:uiPriority="73" w:semiHidden="0" w:name="Colorful Grid"/>
     <w:lsdException w:qFormat="1" w:unhideWhenUsed="0" w:uiPriority="60" w:semiHidden="0" w:name="Light Shading Accent 1"/>
     <w:lsdException w:qFormat="1" w:unhideWhenUsed="0" w:uiPriority="61" w:semiHidden="0" w:name="Light List Accent 1"/>
     <w:lsdException w:qFormat="1" w:unhideWhenUsed="0" w:uiPriority="62" w:semiHidden="0" w:name="Light Grid Accent 1"/>
@@ -5324,82 +3586,82 @@
     <w:lsdException w:qFormat="1" w:unhideWhenUsed="0" w:uiPriority="34" w:semiHidden="0" w:name="List Paragraph"/>
     <w:lsdException w:qFormat="1" w:unhideWhenUsed="0" w:uiPriority="29" w:semiHidden="0" w:name="Quote"/>
     <w:lsdException w:qFormat="1" w:unhideWhenUsed="0" w:uiPriority="30" w:semiHidden="0" w:name="Intense Quote"/>
-    <w:lsdException w:unhideWhenUsed="0" w:uiPriority="66" w:semiHidden="0" w:name="Medium List 2 Accent 1"/>
-    <w:lsdException w:unhideWhenUsed="0" w:uiPriority="67" w:semiHidden="0" w:name="Medium Grid 1 Accent 1"/>
-    <w:lsdException w:unhideWhenUsed="0" w:uiPriority="68" w:semiHidden="0" w:name="Medium Grid 2 Accent 1"/>
-    <w:lsdException w:unhideWhenUsed="0" w:uiPriority="69" w:semiHidden="0" w:name="Medium Grid 3 Accent 1"/>
-    <w:lsdException w:unhideWhenUsed="0" w:uiPriority="70" w:semiHidden="0" w:name="Dark List Accent 1"/>
-    <w:lsdException w:unhideWhenUsed="0" w:uiPriority="71" w:semiHidden="0" w:name="Colorful Shading Accent 1"/>
-    <w:lsdException w:unhideWhenUsed="0" w:uiPriority="72" w:semiHidden="0" w:name="Colorful List Accent 1"/>
-    <w:lsdException w:unhideWhenUsed="0" w:uiPriority="73" w:semiHidden="0" w:name="Colorful Grid Accent 1"/>
+    <w:lsdException w:qFormat="1" w:unhideWhenUsed="0" w:uiPriority="66" w:semiHidden="0" w:name="Medium List 2 Accent 1"/>
+    <w:lsdException w:qFormat="1" w:unhideWhenUsed="0" w:uiPriority="67" w:semiHidden="0" w:name="Medium Grid 1 Accent 1"/>
+    <w:lsdException w:qFormat="1" w:unhideWhenUsed="0" w:uiPriority="68" w:semiHidden="0" w:name="Medium Grid 2 Accent 1"/>
+    <w:lsdException w:qFormat="1" w:unhideWhenUsed="0" w:uiPriority="69" w:semiHidden="0" w:name="Medium Grid 3 Accent 1"/>
+    <w:lsdException w:qFormat="1" w:unhideWhenUsed="0" w:uiPriority="70" w:semiHidden="0" w:name="Dark List Accent 1"/>
+    <w:lsdException w:qFormat="1" w:unhideWhenUsed="0" w:uiPriority="71" w:semiHidden="0" w:name="Colorful Shading Accent 1"/>
+    <w:lsdException w:qFormat="1" w:unhideWhenUsed="0" w:uiPriority="72" w:semiHidden="0" w:name="Colorful List Accent 1"/>
+    <w:lsdException w:qFormat="1" w:unhideWhenUsed="0" w:uiPriority="73" w:semiHidden="0" w:name="Colorful Grid Accent 1"/>
     <w:lsdException w:qFormat="1" w:unhideWhenUsed="0" w:uiPriority="60" w:semiHidden="0" w:name="Light Shading Accent 2"/>
     <w:lsdException w:qFormat="1" w:unhideWhenUsed="0" w:uiPriority="61" w:semiHidden="0" w:name="Light List Accent 2"/>
     <w:lsdException w:qFormat="1" w:unhideWhenUsed="0" w:uiPriority="62" w:semiHidden="0" w:name="Light Grid Accent 2"/>
     <w:lsdException w:qFormat="1" w:unhideWhenUsed="0" w:uiPriority="63" w:semiHidden="0" w:name="Medium Shading 1 Accent 2"/>
     <w:lsdException w:qFormat="1" w:unhideWhenUsed="0" w:uiPriority="64" w:semiHidden="0" w:name="Medium Shading 2 Accent 2"/>
-    <w:lsdException w:unhideWhenUsed="0" w:uiPriority="65" w:semiHidden="0" w:name="Medium List 1 Accent 2"/>
-    <w:lsdException w:unhideWhenUsed="0" w:uiPriority="66" w:semiHidden="0" w:name="Medium List 2 Accent 2"/>
+    <w:lsdException w:qFormat="1" w:unhideWhenUsed="0" w:uiPriority="65" w:semiHidden="0" w:name="Medium List 1 Accent 2"/>
+    <w:lsdException w:qFormat="1" w:unhideWhenUsed="0" w:uiPriority="66" w:semiHidden="0" w:name="Medium List 2 Accent 2"/>
     <w:lsdException w:unhideWhenUsed="0" w:uiPriority="67" w:semiHidden="0" w:name="Medium Grid 1 Accent 2"/>
-    <w:lsdException w:unhideWhenUsed="0" w:uiPriority="68" w:semiHidden="0" w:name="Medium Grid 2 Accent 2"/>
-    <w:lsdException w:unhideWhenUsed="0" w:uiPriority="69" w:semiHidden="0" w:name="Medium Grid 3 Accent 2"/>
-    <w:lsdException w:unhideWhenUsed="0" w:uiPriority="70" w:semiHidden="0" w:name="Dark List Accent 2"/>
+    <w:lsdException w:qFormat="1" w:unhideWhenUsed="0" w:uiPriority="68" w:semiHidden="0" w:name="Medium Grid 2 Accent 2"/>
+    <w:lsdException w:qFormat="1" w:unhideWhenUsed="0" w:uiPriority="69" w:semiHidden="0" w:name="Medium Grid 3 Accent 2"/>
+    <w:lsdException w:qFormat="1" w:unhideWhenUsed="0" w:uiPriority="70" w:semiHidden="0" w:name="Dark List Accent 2"/>
     <w:lsdException w:unhideWhenUsed="0" w:uiPriority="71" w:semiHidden="0" w:name="Colorful Shading Accent 2"/>
     <w:lsdException w:unhideWhenUsed="0" w:uiPriority="72" w:semiHidden="0" w:name="Colorful List Accent 2"/>
-    <w:lsdException w:unhideWhenUsed="0" w:uiPriority="73" w:semiHidden="0" w:name="Colorful Grid Accent 2"/>
+    <w:lsdException w:qFormat="1" w:unhideWhenUsed="0" w:uiPriority="73" w:semiHidden="0" w:name="Colorful Grid Accent 2"/>
     <w:lsdException w:qFormat="1" w:unhideWhenUsed="0" w:uiPriority="60" w:semiHidden="0" w:name="Light Shading Accent 3"/>
     <w:lsdException w:qFormat="1" w:unhideWhenUsed="0" w:uiPriority="61" w:semiHidden="0" w:name="Light List Accent 3"/>
     <w:lsdException w:qFormat="1" w:unhideWhenUsed="0" w:uiPriority="62" w:semiHidden="0" w:name="Light Grid Accent 3"/>
     <w:lsdException w:qFormat="1" w:unhideWhenUsed="0" w:uiPriority="63" w:semiHidden="0" w:name="Medium Shading 1 Accent 3"/>
     <w:lsdException w:qFormat="1" w:unhideWhenUsed="0" w:uiPriority="64" w:semiHidden="0" w:name="Medium Shading 2 Accent 3"/>
-    <w:lsdException w:unhideWhenUsed="0" w:uiPriority="65" w:semiHidden="0" w:name="Medium List 1 Accent 3"/>
-    <w:lsdException w:unhideWhenUsed="0" w:uiPriority="66" w:semiHidden="0" w:name="Medium List 2 Accent 3"/>
+    <w:lsdException w:qFormat="1" w:unhideWhenUsed="0" w:uiPriority="65" w:semiHidden="0" w:name="Medium List 1 Accent 3"/>
+    <w:lsdException w:qFormat="1" w:unhideWhenUsed="0" w:uiPriority="66" w:semiHidden="0" w:name="Medium List 2 Accent 3"/>
     <w:lsdException w:unhideWhenUsed="0" w:uiPriority="67" w:semiHidden="0" w:name="Medium Grid 1 Accent 3"/>
-    <w:lsdException w:unhideWhenUsed="0" w:uiPriority="68" w:semiHidden="0" w:name="Medium Grid 2 Accent 3"/>
+    <w:lsdException w:qFormat="1" w:unhideWhenUsed="0" w:uiPriority="68" w:semiHidden="0" w:name="Medium Grid 2 Accent 3"/>
     <w:lsdException w:unhideWhenUsed="0" w:uiPriority="69" w:semiHidden="0" w:name="Medium Grid 3 Accent 3"/>
-    <w:lsdException w:unhideWhenUsed="0" w:uiPriority="70" w:semiHidden="0" w:name="Dark List Accent 3"/>
-    <w:lsdException w:unhideWhenUsed="0" w:uiPriority="71" w:semiHidden="0" w:name="Colorful Shading Accent 3"/>
-    <w:lsdException w:unhideWhenUsed="0" w:uiPriority="72" w:semiHidden="0" w:name="Colorful List Accent 3"/>
-    <w:lsdException w:unhideWhenUsed="0" w:uiPriority="73" w:semiHidden="0" w:name="Colorful Grid Accent 3"/>
+    <w:lsdException w:qFormat="1" w:unhideWhenUsed="0" w:uiPriority="70" w:semiHidden="0" w:name="Dark List Accent 3"/>
+    <w:lsdException w:qFormat="1" w:unhideWhenUsed="0" w:uiPriority="71" w:semiHidden="0" w:name="Colorful Shading Accent 3"/>
+    <w:lsdException w:qFormat="1" w:unhideWhenUsed="0" w:uiPriority="72" w:semiHidden="0" w:name="Colorful List Accent 3"/>
+    <w:lsdException w:qFormat="1" w:unhideWhenUsed="0" w:uiPriority="73" w:semiHidden="0" w:name="Colorful Grid Accent 3"/>
     <w:lsdException w:qFormat="1" w:unhideWhenUsed="0" w:uiPriority="60" w:semiHidden="0" w:name="Light Shading Accent 4"/>
     <w:lsdException w:qFormat="1" w:unhideWhenUsed="0" w:uiPriority="61" w:semiHidden="0" w:name="Light List Accent 4"/>
     <w:lsdException w:qFormat="1" w:unhideWhenUsed="0" w:uiPriority="62" w:semiHidden="0" w:name="Light Grid Accent 4"/>
     <w:lsdException w:qFormat="1" w:unhideWhenUsed="0" w:uiPriority="63" w:semiHidden="0" w:name="Medium Shading 1 Accent 4"/>
-    <w:lsdException w:unhideWhenUsed="0" w:uiPriority="64" w:semiHidden="0" w:name="Medium Shading 2 Accent 4"/>
-    <w:lsdException w:unhideWhenUsed="0" w:uiPriority="65" w:semiHidden="0" w:name="Medium List 1 Accent 4"/>
-    <w:lsdException w:unhideWhenUsed="0" w:uiPriority="66" w:semiHidden="0" w:name="Medium List 2 Accent 4"/>
-    <w:lsdException w:unhideWhenUsed="0" w:uiPriority="67" w:semiHidden="0" w:name="Medium Grid 1 Accent 4"/>
+    <w:lsdException w:qFormat="1" w:unhideWhenUsed="0" w:uiPriority="64" w:semiHidden="0" w:name="Medium Shading 2 Accent 4"/>
+    <w:lsdException w:qFormat="1" w:unhideWhenUsed="0" w:uiPriority="65" w:semiHidden="0" w:name="Medium List 1 Accent 4"/>
+    <w:lsdException w:qFormat="1" w:unhideWhenUsed="0" w:uiPriority="66" w:semiHidden="0" w:name="Medium List 2 Accent 4"/>
+    <w:lsdException w:qFormat="1" w:unhideWhenUsed="0" w:uiPriority="67" w:semiHidden="0" w:name="Medium Grid 1 Accent 4"/>
     <w:lsdException w:unhideWhenUsed="0" w:uiPriority="68" w:semiHidden="0" w:name="Medium Grid 2 Accent 4"/>
-    <w:lsdException w:unhideWhenUsed="0" w:uiPriority="69" w:semiHidden="0" w:name="Medium Grid 3 Accent 4"/>
+    <w:lsdException w:qFormat="1" w:unhideWhenUsed="0" w:uiPriority="69" w:semiHidden="0" w:name="Medium Grid 3 Accent 4"/>
     <w:lsdException w:unhideWhenUsed="0" w:uiPriority="70" w:semiHidden="0" w:name="Dark List Accent 4"/>
     <w:lsdException w:unhideWhenUsed="0" w:uiPriority="71" w:semiHidden="0" w:name="Colorful Shading Accent 4"/>
-    <w:lsdException w:unhideWhenUsed="0" w:uiPriority="72" w:semiHidden="0" w:name="Colorful List Accent 4"/>
+    <w:lsdException w:qFormat="1" w:unhideWhenUsed="0" w:uiPriority="72" w:semiHidden="0" w:name="Colorful List Accent 4"/>
     <w:lsdException w:unhideWhenUsed="0" w:uiPriority="73" w:semiHidden="0" w:name="Colorful Grid Accent 4"/>
     <w:lsdException w:qFormat="1" w:unhideWhenUsed="0" w:uiPriority="60" w:semiHidden="0" w:name="Light Shading Accent 5"/>
     <w:lsdException w:qFormat="1" w:unhideWhenUsed="0" w:uiPriority="61" w:semiHidden="0" w:name="Light List Accent 5"/>
     <w:lsdException w:qFormat="1" w:unhideWhenUsed="0" w:uiPriority="62" w:semiHidden="0" w:name="Light Grid Accent 5"/>
     <w:lsdException w:qFormat="1" w:unhideWhenUsed="0" w:uiPriority="63" w:semiHidden="0" w:name="Medium Shading 1 Accent 5"/>
-    <w:lsdException w:unhideWhenUsed="0" w:uiPriority="64" w:semiHidden="0" w:name="Medium Shading 2 Accent 5"/>
+    <w:lsdException w:qFormat="1" w:unhideWhenUsed="0" w:uiPriority="64" w:semiHidden="0" w:name="Medium Shading 2 Accent 5"/>
     <w:lsdException w:unhideWhenUsed="0" w:uiPriority="65" w:semiHidden="0" w:name="Medium List 1 Accent 5"/>
     <w:lsdException w:unhideWhenUsed="0" w:uiPriority="66" w:semiHidden="0" w:name="Medium List 2 Accent 5"/>
     <w:lsdException w:unhideWhenUsed="0" w:uiPriority="67" w:semiHidden="0" w:name="Medium Grid 1 Accent 5"/>
     <w:lsdException w:unhideWhenUsed="0" w:uiPriority="68" w:semiHidden="0" w:name="Medium Grid 2 Accent 5"/>
-    <w:lsdException w:unhideWhenUsed="0" w:uiPriority="69" w:semiHidden="0" w:name="Medium Grid 3 Accent 5"/>
-    <w:lsdException w:unhideWhenUsed="0" w:uiPriority="70" w:semiHidden="0" w:name="Dark List Accent 5"/>
-    <w:lsdException w:unhideWhenUsed="0" w:uiPriority="71" w:semiHidden="0" w:name="Colorful Shading Accent 5"/>
-    <w:lsdException w:unhideWhenUsed="0" w:uiPriority="72" w:semiHidden="0" w:name="Colorful List Accent 5"/>
-    <w:lsdException w:unhideWhenUsed="0" w:uiPriority="73" w:semiHidden="0" w:name="Colorful Grid Accent 5"/>
+    <w:lsdException w:qFormat="1" w:unhideWhenUsed="0" w:uiPriority="69" w:semiHidden="0" w:name="Medium Grid 3 Accent 5"/>
+    <w:lsdException w:qFormat="1" w:unhideWhenUsed="0" w:uiPriority="70" w:semiHidden="0" w:name="Dark List Accent 5"/>
+    <w:lsdException w:qFormat="1" w:unhideWhenUsed="0" w:uiPriority="71" w:semiHidden="0" w:name="Colorful Shading Accent 5"/>
+    <w:lsdException w:qFormat="1" w:unhideWhenUsed="0" w:uiPriority="72" w:semiHidden="0" w:name="Colorful List Accent 5"/>
+    <w:lsdException w:qFormat="1" w:unhideWhenUsed="0" w:uiPriority="73" w:semiHidden="0" w:name="Colorful Grid Accent 5"/>
     <w:lsdException w:qFormat="1" w:unhideWhenUsed="0" w:uiPriority="60" w:semiHidden="0" w:name="Light Shading Accent 6"/>
     <w:lsdException w:qFormat="1" w:unhideWhenUsed="0" w:uiPriority="61" w:semiHidden="0" w:name="Light List Accent 6"/>
     <w:lsdException w:qFormat="1" w:unhideWhenUsed="0" w:uiPriority="62" w:semiHidden="0" w:name="Light Grid Accent 6"/>
     <w:lsdException w:qFormat="1" w:unhideWhenUsed="0" w:uiPriority="63" w:semiHidden="0" w:name="Medium Shading 1 Accent 6"/>
     <w:lsdException w:unhideWhenUsed="0" w:uiPriority="64" w:semiHidden="0" w:name="Medium Shading 2 Accent 6"/>
-    <w:lsdException w:unhideWhenUsed="0" w:uiPriority="65" w:semiHidden="0" w:name="Medium List 1 Accent 6"/>
-    <w:lsdException w:unhideWhenUsed="0" w:uiPriority="66" w:semiHidden="0" w:name="Medium List 2 Accent 6"/>
-    <w:lsdException w:unhideWhenUsed="0" w:uiPriority="67" w:semiHidden="0" w:name="Medium Grid 1 Accent 6"/>
+    <w:lsdException w:qFormat="1" w:unhideWhenUsed="0" w:uiPriority="65" w:semiHidden="0" w:name="Medium List 1 Accent 6"/>
+    <w:lsdException w:qFormat="1" w:unhideWhenUsed="0" w:uiPriority="66" w:semiHidden="0" w:name="Medium List 2 Accent 6"/>
+    <w:lsdException w:qFormat="1" w:unhideWhenUsed="0" w:uiPriority="67" w:semiHidden="0" w:name="Medium Grid 1 Accent 6"/>
     <w:lsdException w:unhideWhenUsed="0" w:uiPriority="68" w:semiHidden="0" w:name="Medium Grid 2 Accent 6"/>
     <w:lsdException w:unhideWhenUsed="0" w:uiPriority="69" w:semiHidden="0" w:name="Medium Grid 3 Accent 6"/>
-    <w:lsdException w:unhideWhenUsed="0" w:uiPriority="70" w:semiHidden="0" w:name="Dark List Accent 6"/>
-    <w:lsdException w:unhideWhenUsed="0" w:uiPriority="71" w:semiHidden="0" w:name="Colorful Shading Accent 6"/>
+    <w:lsdException w:qFormat="1" w:unhideWhenUsed="0" w:uiPriority="70" w:semiHidden="0" w:name="Dark List Accent 6"/>
+    <w:lsdException w:qFormat="1" w:unhideWhenUsed="0" w:uiPriority="71" w:semiHidden="0" w:name="Colorful Shading Accent 6"/>
     <w:lsdException w:unhideWhenUsed="0" w:uiPriority="72" w:semiHidden="0" w:name="Colorful List Accent 6"/>
     <w:lsdException w:unhideWhenUsed="0" w:uiPriority="73" w:semiHidden="0" w:name="Colorful Grid Accent 6"/>
   </w:latentStyles>
@@ -5657,12 +3919,14 @@
     <w:name w:val="Default Paragraph Font"/>
     <w:semiHidden/>
     <w:unhideWhenUsed/>
+    <w:qFormat/>
     <w:uiPriority w:val="1"/>
   </w:style>
   <w:style w:type="table" w:default="1" w:styleId="32">
     <w:name w:val="Normal Table"/>
     <w:semiHidden/>
     <w:unhideWhenUsed/>
+    <w:qFormat/>
     <w:uiPriority w:val="99"/>
     <w:tblPr>
       <w:tblCellMar>
@@ -5677,6 +3941,7 @@
     <w:name w:val="macro"/>
     <w:link w:val="147"/>
     <w:unhideWhenUsed/>
+    <w:qFormat/>
     <w:uiPriority w:val="99"/>
     <w:pPr>
       <w:tabs>
@@ -5701,6 +3966,7 @@
     <w:name w:val="List 3"/>
     <w:basedOn w:val="1"/>
     <w:unhideWhenUsed/>
+    <w:qFormat/>
     <w:uiPriority w:val="99"/>
     <w:pPr>
       <w:ind w:left="1080" w:hanging="360"/>
@@ -5711,6 +3977,7 @@
     <w:name w:val="List Number 2"/>
     <w:basedOn w:val="1"/>
     <w:unhideWhenUsed/>
+    <w:qFormat/>
     <w:uiPriority w:val="99"/>
     <w:pPr>
       <w:numPr>
@@ -5724,6 +3991,7 @@
     <w:name w:val="List Number"/>
     <w:basedOn w:val="1"/>
     <w:unhideWhenUsed/>
+    <w:qFormat/>
     <w:uiPriority w:val="99"/>
     <w:pPr>
       <w:numPr>
@@ -5761,6 +4029,7 @@
     <w:name w:val="List Bullet"/>
     <w:basedOn w:val="1"/>
     <w:unhideWhenUsed/>
+    <w:qFormat/>
     <w:uiPriority w:val="99"/>
     <w:pPr>
       <w:numPr>
@@ -5775,6 +4044,7 @@
     <w:basedOn w:val="1"/>
     <w:link w:val="146"/>
     <w:unhideWhenUsed/>
+    <w:qFormat/>
     <w:uiPriority w:val="99"/>
     <w:pPr>
       <w:spacing w:after="120"/>
@@ -5788,6 +4058,7 @@
     <w:name w:val="List Bullet 3"/>
     <w:basedOn w:val="1"/>
     <w:unhideWhenUsed/>
+    <w:qFormat/>
     <w:uiPriority w:val="99"/>
     <w:pPr>
       <w:numPr>
@@ -5802,6 +4073,7 @@
     <w:basedOn w:val="1"/>
     <w:link w:val="144"/>
     <w:unhideWhenUsed/>
+    <w:qFormat/>
     <w:uiPriority w:val="99"/>
     <w:pPr>
       <w:spacing w:after="120"/>
@@ -5824,6 +4096,7 @@
     <w:name w:val="List 2"/>
     <w:basedOn w:val="1"/>
     <w:unhideWhenUsed/>
+    <w:qFormat/>
     <w:uiPriority w:val="99"/>
     <w:pPr>
       <w:ind w:left="720" w:hanging="360"/>
@@ -5834,6 +4107,7 @@
     <w:name w:val="List Continue"/>
     <w:basedOn w:val="1"/>
     <w:unhideWhenUsed/>
+    <w:qFormat/>
     <w:uiPriority w:val="99"/>
     <w:pPr>
       <w:spacing w:after="120"/>
@@ -5845,6 +4119,7 @@
     <w:name w:val="List Bullet 2"/>
     <w:basedOn w:val="1"/>
     <w:unhideWhenUsed/>
+    <w:qFormat/>
     <w:uiPriority w:val="99"/>
     <w:pPr>
       <w:numPr>
@@ -5859,6 +4134,7 @@
     <w:basedOn w:val="1"/>
     <w:link w:val="136"/>
     <w:unhideWhenUsed/>
+    <w:qFormat/>
     <w:uiPriority w:val="99"/>
     <w:pPr>
       <w:tabs>
@@ -5873,6 +4149,7 @@
     <w:basedOn w:val="1"/>
     <w:link w:val="135"/>
     <w:unhideWhenUsed/>
+    <w:qFormat/>
     <w:uiPriority w:val="99"/>
     <w:pPr>
       <w:tabs>
@@ -5908,6 +4185,7 @@
     <w:name w:val="List"/>
     <w:basedOn w:val="1"/>
     <w:unhideWhenUsed/>
+    <w:qFormat/>
     <w:uiPriority w:val="99"/>
     <w:pPr>
       <w:ind w:left="360" w:hanging="360"/>
@@ -5919,6 +4197,7 @@
     <w:basedOn w:val="1"/>
     <w:link w:val="145"/>
     <w:unhideWhenUsed/>
+    <w:qFormat/>
     <w:uiPriority w:val="99"/>
     <w:pPr>
       <w:spacing w:after="120" w:line="480" w:lineRule="auto"/>
@@ -5928,6 +4207,7 @@
     <w:name w:val="List Continue 2"/>
     <w:basedOn w:val="1"/>
     <w:unhideWhenUsed/>
+    <w:qFormat/>
     <w:uiPriority w:val="99"/>
     <w:pPr>
       <w:spacing w:after="120"/>
@@ -5939,6 +4219,7 @@
     <w:name w:val="List Continue 3"/>
     <w:basedOn w:val="1"/>
     <w:unhideWhenUsed/>
+    <w:qFormat/>
     <w:uiPriority w:val="99"/>
     <w:pPr>
       <w:spacing w:after="120"/>
@@ -5972,6 +4253,7 @@
   <w:style w:type="table" w:styleId="33">
     <w:name w:val="Table Grid"/>
     <w:basedOn w:val="32"/>
+    <w:qFormat/>
     <w:uiPriority w:val="59"/>
     <w:pPr>
       <w:spacing w:after="0" w:line="240" w:lineRule="auto"/>
@@ -5996,6 +4278,7 @@
   <w:style w:type="table" w:styleId="34">
     <w:name w:val="Light Shading"/>
     <w:basedOn w:val="32"/>
+    <w:qFormat/>
     <w:uiPriority w:val="60"/>
     <w:pPr>
       <w:spacing w:after="0" w:line="240" w:lineRule="auto"/>
@@ -9662,6 +7945,7 @@
   <w:style w:type="table" w:styleId="66">
     <w:name w:val="Medium Shading 2 Accent 4"/>
     <w:basedOn w:val="32"/>
+    <w:qFormat/>
     <w:uiPriority w:val="64"/>
     <w:pPr>
       <w:spacing w:after="0" w:line="240" w:lineRule="auto"/>
@@ -9827,6 +8111,7 @@
   <w:style w:type="table" w:styleId="67">
     <w:name w:val="Medium Shading 2 Accent 5"/>
     <w:basedOn w:val="32"/>
+    <w:qFormat/>
     <w:uiPriority w:val="64"/>
     <w:pPr>
       <w:spacing w:after="0" w:line="240" w:lineRule="auto"/>
@@ -10157,6 +8442,7 @@
   <w:style w:type="table" w:styleId="69">
     <w:name w:val="Medium List 1"/>
     <w:basedOn w:val="32"/>
+    <w:qFormat/>
     <w:uiPriority w:val="65"/>
     <w:pPr>
       <w:spacing w:after="0" w:line="240" w:lineRule="auto"/>
@@ -10337,6 +8623,7 @@
   <w:style w:type="table" w:styleId="71">
     <w:name w:val="Medium List 1 Accent 2"/>
     <w:basedOn w:val="32"/>
+    <w:qFormat/>
     <w:uiPriority w:val="65"/>
     <w:pPr>
       <w:spacing w:after="0" w:line="240" w:lineRule="auto"/>
@@ -10427,6 +8714,7 @@
   <w:style w:type="table" w:styleId="72">
     <w:name w:val="Medium List 1 Accent 3"/>
     <w:basedOn w:val="32"/>
+    <w:qFormat/>
     <w:uiPriority w:val="65"/>
     <w:pPr>
       <w:spacing w:after="0" w:line="240" w:lineRule="auto"/>
@@ -10517,6 +8805,7 @@
   <w:style w:type="table" w:styleId="73">
     <w:name w:val="Medium List 1 Accent 4"/>
     <w:basedOn w:val="32"/>
+    <w:qFormat/>
     <w:uiPriority w:val="65"/>
     <w:pPr>
       <w:spacing w:after="0" w:line="240" w:lineRule="auto"/>
@@ -10697,6 +8986,7 @@
   <w:style w:type="table" w:styleId="75">
     <w:name w:val="Medium List 1 Accent 6"/>
     <w:basedOn w:val="32"/>
+    <w:qFormat/>
     <w:uiPriority w:val="65"/>
     <w:pPr>
       <w:spacing w:after="0" w:line="240" w:lineRule="auto"/>
@@ -10787,6 +9077,7 @@
   <w:style w:type="table" w:styleId="76">
     <w:name w:val="Medium List 2"/>
     <w:basedOn w:val="32"/>
+    <w:qFormat/>
     <w:uiPriority w:val="66"/>
     <w:pPr>
       <w:spacing w:after="0" w:line="240" w:lineRule="auto"/>
@@ -10916,6 +9207,7 @@
   <w:style w:type="table" w:styleId="77">
     <w:name w:val="Medium List 2 Accent 1"/>
     <w:basedOn w:val="32"/>
+    <w:qFormat/>
     <w:uiPriority w:val="66"/>
     <w:pPr>
       <w:spacing w:after="0" w:line="240" w:lineRule="auto"/>
@@ -11045,6 +9337,7 @@
   <w:style w:type="table" w:styleId="78">
     <w:name w:val="Medium List 2 Accent 2"/>
     <w:basedOn w:val="32"/>
+    <w:qFormat/>
     <w:uiPriority w:val="66"/>
     <w:pPr>
       <w:spacing w:after="0" w:line="240" w:lineRule="auto"/>
@@ -11174,6 +9467,7 @@
   <w:style w:type="table" w:styleId="79">
     <w:name w:val="Medium List 2 Accent 3"/>
     <w:basedOn w:val="32"/>
+    <w:qFormat/>
     <w:uiPriority w:val="66"/>
     <w:pPr>
       <w:spacing w:after="0" w:line="240" w:lineRule="auto"/>
@@ -11303,6 +9597,7 @@
   <w:style w:type="table" w:styleId="80">
     <w:name w:val="Medium List 2 Accent 4"/>
     <w:basedOn w:val="32"/>
+    <w:qFormat/>
     <w:uiPriority w:val="66"/>
     <w:pPr>
       <w:spacing w:after="0" w:line="240" w:lineRule="auto"/>
@@ -11561,6 +9856,7 @@
   <w:style w:type="table" w:styleId="82">
     <w:name w:val="Medium List 2 Accent 6"/>
     <w:basedOn w:val="32"/>
+    <w:qFormat/>
     <w:uiPriority w:val="66"/>
     <w:pPr>
       <w:spacing w:after="0" w:line="240" w:lineRule="auto"/>
@@ -11759,6 +10055,7 @@
   <w:style w:type="table" w:styleId="84">
     <w:name w:val="Medium Grid 1 Accent 1"/>
     <w:basedOn w:val="32"/>
+    <w:qFormat/>
     <w:uiPriority w:val="67"/>
     <w:pPr>
       <w:spacing w:after="0" w:line="240" w:lineRule="auto"/>
@@ -11966,6 +10263,7 @@
   <w:style w:type="table" w:styleId="87">
     <w:name w:val="Medium Grid 1 Accent 4"/>
     <w:basedOn w:val="32"/>
+    <w:qFormat/>
     <w:uiPriority w:val="67"/>
     <w:pPr>
       <w:spacing w:after="0" w:line="240" w:lineRule="auto"/>
@@ -12104,6 +10402,7 @@
   <w:style w:type="table" w:styleId="89">
     <w:name w:val="Medium Grid 1 Accent 6"/>
     <w:basedOn w:val="32"/>
+    <w:qFormat/>
     <w:uiPriority w:val="67"/>
     <w:pPr>
       <w:spacing w:after="0" w:line="240" w:lineRule="auto"/>
@@ -12319,6 +10618,7 @@
   <w:style w:type="table" w:styleId="91">
     <w:name w:val="Medium Grid 2 Accent 1"/>
     <w:basedOn w:val="32"/>
+    <w:qFormat/>
     <w:uiPriority w:val="68"/>
     <w:pPr>
       <w:spacing w:after="0" w:line="240" w:lineRule="auto"/>
@@ -12465,6 +10765,7 @@
   <w:style w:type="table" w:styleId="92">
     <w:name w:val="Medium Grid 2 Accent 2"/>
     <w:basedOn w:val="32"/>
+    <w:qFormat/>
     <w:uiPriority w:val="68"/>
     <w:pPr>
       <w:spacing w:after="0" w:line="240" w:lineRule="auto"/>
@@ -12611,6 +10912,7 @@
   <w:style w:type="table" w:styleId="93">
     <w:name w:val="Medium Grid 2 Accent 3"/>
     <w:basedOn w:val="32"/>
+    <w:qFormat/>
     <w:uiPriority w:val="68"/>
     <w:pPr>
       <w:spacing w:after="0" w:line="240" w:lineRule="auto"/>
@@ -13195,6 +11497,7 @@
   <w:style w:type="table" w:styleId="97">
     <w:name w:val="Medium Grid 3"/>
     <w:basedOn w:val="32"/>
+    <w:qFormat/>
     <w:uiPriority w:val="69"/>
     <w:pPr>
       <w:spacing w:after="0" w:line="240" w:lineRule="auto"/>
@@ -13352,6 +11655,7 @@
   <w:style w:type="table" w:styleId="98">
     <w:name w:val="Medium Grid 3 Accent 1"/>
     <w:basedOn w:val="32"/>
+    <w:qFormat/>
     <w:uiPriority w:val="69"/>
     <w:pPr>
       <w:spacing w:after="0" w:line="240" w:lineRule="auto"/>
@@ -13509,6 +11813,7 @@
   <w:style w:type="table" w:styleId="99">
     <w:name w:val="Medium Grid 3 Accent 2"/>
     <w:basedOn w:val="32"/>
+    <w:qFormat/>
     <w:uiPriority w:val="69"/>
     <w:pPr>
       <w:spacing w:after="0" w:line="240" w:lineRule="auto"/>
@@ -13823,6 +12128,7 @@
   <w:style w:type="table" w:styleId="101">
     <w:name w:val="Medium Grid 3 Accent 4"/>
     <w:basedOn w:val="32"/>
+    <w:qFormat/>
     <w:uiPriority w:val="69"/>
     <w:pPr>
       <w:spacing w:after="0" w:line="240" w:lineRule="auto"/>
@@ -13980,6 +12286,7 @@
   <w:style w:type="table" w:styleId="102">
     <w:name w:val="Medium Grid 3 Accent 5"/>
     <w:basedOn w:val="32"/>
+    <w:qFormat/>
     <w:uiPriority w:val="69"/>
     <w:pPr>
       <w:spacing w:after="0" w:line="240" w:lineRule="auto"/>
@@ -14294,6 +12601,7 @@
   <w:style w:type="table" w:styleId="104">
     <w:name w:val="Dark List"/>
     <w:basedOn w:val="32"/>
+    <w:qFormat/>
     <w:uiPriority w:val="70"/>
     <w:pPr>
       <w:spacing w:after="0" w:line="240" w:lineRule="auto"/>
@@ -14409,6 +12717,7 @@
   <w:style w:type="table" w:styleId="105">
     <w:name w:val="Dark List Accent 1"/>
     <w:basedOn w:val="32"/>
+    <w:qFormat/>
     <w:uiPriority w:val="70"/>
     <w:pPr>
       <w:spacing w:after="0" w:line="240" w:lineRule="auto"/>
@@ -14524,6 +12833,7 @@
   <w:style w:type="table" w:styleId="106">
     <w:name w:val="Dark List Accent 2"/>
     <w:basedOn w:val="32"/>
+    <w:qFormat/>
     <w:uiPriority w:val="70"/>
     <w:pPr>
       <w:spacing w:after="0" w:line="240" w:lineRule="auto"/>
@@ -14639,6 +12949,7 @@
   <w:style w:type="table" w:styleId="107">
     <w:name w:val="Dark List Accent 3"/>
     <w:basedOn w:val="32"/>
+    <w:qFormat/>
     <w:uiPriority w:val="70"/>
     <w:pPr>
       <w:spacing w:after="0" w:line="240" w:lineRule="auto"/>
@@ -14869,6 +13180,7 @@
   <w:style w:type="table" w:styleId="109">
     <w:name w:val="Dark List Accent 5"/>
     <w:basedOn w:val="32"/>
+    <w:qFormat/>
     <w:uiPriority w:val="70"/>
     <w:pPr>
       <w:spacing w:after="0" w:line="240" w:lineRule="auto"/>
@@ -14984,6 +13296,7 @@
   <w:style w:type="table" w:styleId="110">
     <w:name w:val="Dark List Accent 6"/>
     <w:basedOn w:val="32"/>
+    <w:qFormat/>
     <w:uiPriority w:val="70"/>
     <w:pPr>
       <w:spacing w:after="0" w:line="240" w:lineRule="auto"/>
@@ -15099,6 +13412,7 @@
   <w:style w:type="table" w:styleId="111">
     <w:name w:val="Colorful Shading"/>
     <w:basedOn w:val="32"/>
+    <w:qFormat/>
     <w:uiPriority w:val="71"/>
     <w:pPr>
       <w:spacing w:after="0" w:line="240" w:lineRule="auto"/>
@@ -15247,6 +13561,7 @@
   <w:style w:type="table" w:styleId="112">
     <w:name w:val="Colorful Shading Accent 1"/>
     <w:basedOn w:val="32"/>
+    <w:qFormat/>
     <w:uiPriority w:val="71"/>
     <w:pPr>
       <w:spacing w:after="0" w:line="240" w:lineRule="auto"/>
@@ -15543,6 +13858,7 @@
   <w:style w:type="table" w:styleId="114">
     <w:name w:val="Colorful Shading Accent 3"/>
     <w:basedOn w:val="32"/>
+    <w:qFormat/>
     <w:uiPriority w:val="71"/>
     <w:pPr>
       <w:spacing w:after="0" w:line="240" w:lineRule="auto"/>
@@ -15819,6 +14135,7 @@
   <w:style w:type="table" w:styleId="116">
     <w:name w:val="Colorful Shading Accent 5"/>
     <w:basedOn w:val="32"/>
+    <w:qFormat/>
     <w:uiPriority w:val="71"/>
     <w:pPr>
       <w:spacing w:after="0" w:line="240" w:lineRule="auto"/>
@@ -15967,6 +14284,7 @@
   <w:style w:type="table" w:styleId="117">
     <w:name w:val="Colorful Shading Accent 6"/>
     <w:basedOn w:val="32"/>
+    <w:qFormat/>
     <w:uiPriority w:val="71"/>
     <w:pPr>
       <w:spacing w:after="0" w:line="240" w:lineRule="auto"/>
@@ -16115,6 +14433,7 @@
   <w:style w:type="table" w:styleId="118">
     <w:name w:val="Colorful List"/>
     <w:basedOn w:val="32"/>
+    <w:qFormat/>
     <w:uiPriority w:val="72"/>
     <w:pPr>
       <w:spacing w:after="0" w:line="240" w:lineRule="auto"/>
@@ -16207,6 +14526,7 @@
   <w:style w:type="table" w:styleId="119">
     <w:name w:val="Colorful List Accent 1"/>
     <w:basedOn w:val="32"/>
+    <w:qFormat/>
     <w:uiPriority w:val="72"/>
     <w:pPr>
       <w:spacing w:after="0" w:line="240" w:lineRule="auto"/>
@@ -16391,6 +14711,7 @@
   <w:style w:type="table" w:styleId="121">
     <w:name w:val="Colorful List Accent 3"/>
     <w:basedOn w:val="32"/>
+    <w:qFormat/>
     <w:uiPriority w:val="72"/>
     <w:pPr>
       <w:spacing w:after="0" w:line="240" w:lineRule="auto"/>
@@ -16483,6 +14804,7 @@
   <w:style w:type="table" w:styleId="122">
     <w:name w:val="Colorful List Accent 4"/>
     <w:basedOn w:val="32"/>
+    <w:qFormat/>
     <w:uiPriority w:val="72"/>
     <w:pPr>
       <w:spacing w:after="0" w:line="240" w:lineRule="auto"/>
@@ -16575,6 +14897,7 @@
   <w:style w:type="table" w:styleId="123">
     <w:name w:val="Colorful List Accent 5"/>
     <w:basedOn w:val="32"/>
+    <w:qFormat/>
     <w:uiPriority w:val="72"/>
     <w:pPr>
       <w:spacing w:after="0" w:line="240" w:lineRule="auto"/>
@@ -16759,6 +15082,7 @@
   <w:style w:type="table" w:styleId="125">
     <w:name w:val="Colorful Grid"/>
     <w:basedOn w:val="32"/>
+    <w:qFormat/>
     <w:uiPriority w:val="73"/>
     <w:pPr>
       <w:spacing w:after="0" w:line="240" w:lineRule="auto"/>
@@ -16855,6 +15179,7 @@
   <w:style w:type="table" w:styleId="126">
     <w:name w:val="Colorful Grid Accent 1"/>
     <w:basedOn w:val="32"/>
+    <w:qFormat/>
     <w:uiPriority w:val="73"/>
     <w:pPr>
       <w:spacing w:after="0" w:line="240" w:lineRule="auto"/>
@@ -16951,6 +15276,7 @@
   <w:style w:type="table" w:styleId="127">
     <w:name w:val="Colorful Grid Accent 2"/>
     <w:basedOn w:val="32"/>
+    <w:qFormat/>
     <w:uiPriority w:val="73"/>
     <w:pPr>
       <w:spacing w:after="0" w:line="240" w:lineRule="auto"/>
@@ -17047,6 +15373,7 @@
   <w:style w:type="table" w:styleId="128">
     <w:name w:val="Colorful Grid Accent 3"/>
     <w:basedOn w:val="32"/>
+    <w:qFormat/>
     <w:uiPriority w:val="73"/>
     <w:pPr>
       <w:spacing w:after="0" w:line="240" w:lineRule="auto"/>
@@ -17239,6 +15566,7 @@
   <w:style w:type="table" w:styleId="130">
     <w:name w:val="Colorful Grid Accent 5"/>
     <w:basedOn w:val="32"/>
+    <w:qFormat/>
     <w:uiPriority w:val="73"/>
     <w:pPr>
       <w:spacing w:after="0" w:line="240" w:lineRule="auto"/>
@@ -17452,6 +15780,7 @@
     <w:name w:val="Header Char"/>
     <w:basedOn w:val="132"/>
     <w:link w:val="25"/>
+    <w:qFormat/>
     <w:uiPriority w:val="99"/>
   </w:style>
   <w:style w:type="character" w:customStyle="1" w:styleId="136">
@@ -17478,6 +15807,7 @@
     <w:name w:val="Heading 1 Char"/>
     <w:basedOn w:val="132"/>
     <w:link w:val="3"/>
+    <w:qFormat/>
     <w:uiPriority w:val="9"/>
     <w:rPr>
       <w:rFonts w:asciiTheme="majorHAnsi" w:hAnsiTheme="majorHAnsi" w:eastAsiaTheme="majorEastAsia" w:cstheme="majorBidi"/>
@@ -17511,6 +15841,7 @@
     <w:name w:val="Heading 3 Char"/>
     <w:basedOn w:val="132"/>
     <w:link w:val="5"/>
+    <w:qFormat/>
     <w:uiPriority w:val="9"/>
     <w:rPr>
       <w:rFonts w:asciiTheme="majorHAnsi" w:hAnsiTheme="majorHAnsi" w:eastAsiaTheme="majorEastAsia" w:cstheme="majorBidi"/>
@@ -17542,6 +15873,7 @@
     <w:name w:val="Subtitle Char"/>
     <w:basedOn w:val="132"/>
     <w:link w:val="26"/>
+    <w:qFormat/>
     <w:uiPriority w:val="11"/>
     <w:rPr>
       <w:rFonts w:asciiTheme="majorHAnsi" w:hAnsiTheme="majorHAnsi" w:eastAsiaTheme="majorEastAsia" w:cstheme="majorBidi"/>
@@ -17572,12 +15904,14 @@
     <w:name w:val="Body Text Char"/>
     <w:basedOn w:val="132"/>
     <w:link w:val="19"/>
+    <w:qFormat/>
     <w:uiPriority w:val="99"/>
   </w:style>
   <w:style w:type="character" w:customStyle="1" w:styleId="145">
     <w:name w:val="Body Text 2 Char"/>
     <w:basedOn w:val="132"/>
     <w:link w:val="28"/>
+    <w:qFormat/>
     <w:uiPriority w:val="99"/>
   </w:style>
   <w:style w:type="character" w:customStyle="1" w:styleId="146">
@@ -17623,6 +15957,7 @@
     <w:name w:val="Quote Char"/>
     <w:basedOn w:val="132"/>
     <w:link w:val="148"/>
+    <w:qFormat/>
     <w:uiPriority w:val="29"/>
     <w:rPr>
       <w:i/>
@@ -17640,6 +15975,7 @@
     <w:basedOn w:val="132"/>
     <w:link w:val="6"/>
     <w:semiHidden/>
+    <w:qFormat/>
     <w:uiPriority w:val="9"/>
     <w:rPr>
       <w:rFonts w:asciiTheme="majorHAnsi" w:hAnsiTheme="majorHAnsi" w:eastAsiaTheme="majorEastAsia" w:cstheme="majorBidi"/>
@@ -17684,6 +16020,7 @@
     <w:basedOn w:val="132"/>
     <w:link w:val="9"/>
     <w:semiHidden/>
+    <w:qFormat/>
     <w:uiPriority w:val="9"/>
     <w:rPr>
       <w:rFonts w:asciiTheme="majorHAnsi" w:hAnsiTheme="majorHAnsi" w:eastAsiaTheme="majorEastAsia" w:cstheme="majorBidi"/>
@@ -17705,6 +16042,7 @@
     <w:basedOn w:val="132"/>
     <w:link w:val="10"/>
     <w:semiHidden/>
+    <w:qFormat/>
     <w:uiPriority w:val="9"/>
     <w:rPr>
       <w:rFonts w:asciiTheme="majorHAnsi" w:hAnsiTheme="majorHAnsi" w:eastAsiaTheme="majorEastAsia" w:cstheme="majorBidi"/>
@@ -17772,6 +16110,7 @@
     <w:name w:val="Intense Quote Char"/>
     <w:basedOn w:val="132"/>
     <w:link w:val="156"/>
+    <w:qFormat/>
     <w:uiPriority w:val="30"/>
     <w:rPr>
       <w:b/>
